--- a/docs/PingFin_Eindverslag.docx
+++ b/docs/PingFin_Eindverslag.docx
@@ -348,12 +348,6 @@
         <w:gridCol w:w="4560"/>
       </w:tblGrid>
       <w:tr>
-        <w:tblPrEx>
-          <w:tblCellMar>
-            <w:top w:w="0" w:type="dxa"/>
-            <w:bottom w:w="0" w:type="dxa"/>
-          </w:tblCellMar>
-        </w:tblPrEx>
         <w:trPr>
           <w:tblHeader/>
         </w:trPr>
@@ -449,12 +443,6 @@
         </w:tc>
       </w:tr>
       <w:tr>
-        <w:tblPrEx>
-          <w:tblCellMar>
-            <w:top w:w="0" w:type="dxa"/>
-            <w:bottom w:w="0" w:type="dxa"/>
-          </w:tblCellMar>
-        </w:tblPrEx>
         <w:tc>
           <w:tcPr>
             <w:tcW w:w="2400" w:type="dxa"/>
@@ -535,12 +523,6 @@
         </w:tc>
       </w:tr>
       <w:tr>
-        <w:tblPrEx>
-          <w:tblCellMar>
-            <w:top w:w="0" w:type="dxa"/>
-            <w:bottom w:w="0" w:type="dxa"/>
-          </w:tblCellMar>
-        </w:tblPrEx>
         <w:tc>
           <w:tcPr>
             <w:tcW w:w="2400" w:type="dxa"/>
@@ -673,12 +655,6 @@
         </w:tc>
       </w:tr>
       <w:tr>
-        <w:tblPrEx>
-          <w:tblCellMar>
-            <w:top w:w="0" w:type="dxa"/>
-            <w:bottom w:w="0" w:type="dxa"/>
-          </w:tblCellMar>
-        </w:tblPrEx>
         <w:tc>
           <w:tcPr>
             <w:tcW w:w="2400" w:type="dxa"/>
@@ -910,12 +886,6 @@
         <w:gridCol w:w="2560"/>
       </w:tblGrid>
       <w:tr>
-        <w:tblPrEx>
-          <w:tblCellMar>
-            <w:top w:w="0" w:type="dxa"/>
-            <w:bottom w:w="0" w:type="dxa"/>
-          </w:tblCellMar>
-        </w:tblPrEx>
         <w:trPr>
           <w:tblHeader/>
         </w:trPr>
@@ -1023,12 +993,6 @@
         </w:tc>
       </w:tr>
       <w:tr>
-        <w:tblPrEx>
-          <w:tblCellMar>
-            <w:top w:w="0" w:type="dxa"/>
-            <w:bottom w:w="0" w:type="dxa"/>
-          </w:tblCellMar>
-        </w:tblPrEx>
         <w:tc>
           <w:tcPr>
             <w:tcW w:w="1400" w:type="dxa"/>
@@ -1109,12 +1073,6 @@
         </w:tc>
       </w:tr>
       <w:tr>
-        <w:tblPrEx>
-          <w:tblCellMar>
-            <w:top w:w="0" w:type="dxa"/>
-            <w:bottom w:w="0" w:type="dxa"/>
-          </w:tblCellMar>
-        </w:tblPrEx>
         <w:tc>
           <w:tcPr>
             <w:tcW w:w="1400" w:type="dxa"/>
@@ -1220,12 +1178,6 @@
         </w:tc>
       </w:tr>
       <w:tr>
-        <w:tblPrEx>
-          <w:tblCellMar>
-            <w:top w:w="0" w:type="dxa"/>
-            <w:bottom w:w="0" w:type="dxa"/>
-          </w:tblCellMar>
-        </w:tblPrEx>
         <w:tc>
           <w:tcPr>
             <w:tcW w:w="1400" w:type="dxa"/>
@@ -1306,12 +1258,6 @@
         </w:tc>
       </w:tr>
       <w:tr>
-        <w:tblPrEx>
-          <w:tblCellMar>
-            <w:top w:w="0" w:type="dxa"/>
-            <w:bottom w:w="0" w:type="dxa"/>
-          </w:tblCellMar>
-        </w:tblPrEx>
         <w:tc>
           <w:tcPr>
             <w:tcW w:w="1400" w:type="dxa"/>
@@ -1392,12 +1338,6 @@
         </w:tc>
       </w:tr>
       <w:tr>
-        <w:tblPrEx>
-          <w:tblCellMar>
-            <w:top w:w="0" w:type="dxa"/>
-            <w:bottom w:w="0" w:type="dxa"/>
-          </w:tblCellMar>
-        </w:tblPrEx>
         <w:tc>
           <w:tcPr>
             <w:tcW w:w="1400" w:type="dxa"/>
@@ -1558,8 +1498,13 @@
         </w:numPr>
         <w:spacing w:after="80"/>
       </w:pPr>
-      <w:r>
-        <w:t xml:space="preserve">Exception 2 — </w:t>
+      <w:proofErr w:type="spellStart"/>
+      <w:r>
+        <w:t>Exception</w:t>
+      </w:r>
+      <w:proofErr w:type="spellEnd"/>
+      <w:r>
+        <w:t xml:space="preserve"> 2 — </w:t>
       </w:r>
       <w:proofErr w:type="spellStart"/>
       <w:r>
@@ -1760,12 +1705,6 @@
         <w:gridCol w:w="4760"/>
       </w:tblGrid>
       <w:tr>
-        <w:tblPrEx>
-          <w:tblCellMar>
-            <w:top w:w="0" w:type="dxa"/>
-            <w:bottom w:w="0" w:type="dxa"/>
-          </w:tblCellMar>
-        </w:tblPrEx>
         <w:trPr>
           <w:tblHeader/>
         </w:trPr>
@@ -1861,12 +1800,6 @@
         </w:tc>
       </w:tr>
       <w:tr>
-        <w:tblPrEx>
-          <w:tblCellMar>
-            <w:top w:w="0" w:type="dxa"/>
-            <w:bottom w:w="0" w:type="dxa"/>
-          </w:tblCellMar>
-        </w:tblPrEx>
         <w:tc>
           <w:tcPr>
             <w:tcW w:w="1800" w:type="dxa"/>
@@ -1947,12 +1880,6 @@
         </w:tc>
       </w:tr>
       <w:tr>
-        <w:tblPrEx>
-          <w:tblCellMar>
-            <w:top w:w="0" w:type="dxa"/>
-            <w:bottom w:w="0" w:type="dxa"/>
-          </w:tblCellMar>
-        </w:tblPrEx>
         <w:tc>
           <w:tcPr>
             <w:tcW w:w="1800" w:type="dxa"/>
@@ -2043,12 +1970,6 @@
         </w:tc>
       </w:tr>
       <w:tr>
-        <w:tblPrEx>
-          <w:tblCellMar>
-            <w:top w:w="0" w:type="dxa"/>
-            <w:bottom w:w="0" w:type="dxa"/>
-          </w:tblCellMar>
-        </w:tblPrEx>
         <w:tc>
           <w:tcPr>
             <w:tcW w:w="1800" w:type="dxa"/>
@@ -2163,12 +2084,6 @@
         </w:tc>
       </w:tr>
       <w:tr>
-        <w:tblPrEx>
-          <w:tblCellMar>
-            <w:top w:w="0" w:type="dxa"/>
-            <w:bottom w:w="0" w:type="dxa"/>
-          </w:tblCellMar>
-        </w:tblPrEx>
         <w:tc>
           <w:tcPr>
             <w:tcW w:w="1800" w:type="dxa"/>
@@ -2260,12 +2175,6 @@
         </w:tc>
       </w:tr>
       <w:tr>
-        <w:tblPrEx>
-          <w:tblCellMar>
-            <w:top w:w="0" w:type="dxa"/>
-            <w:bottom w:w="0" w:type="dxa"/>
-          </w:tblCellMar>
-        </w:tblPrEx>
         <w:tc>
           <w:tcPr>
             <w:tcW w:w="1800" w:type="dxa"/>
@@ -2346,12 +2255,6 @@
         </w:tc>
       </w:tr>
       <w:tr>
-        <w:tblPrEx>
-          <w:tblCellMar>
-            <w:top w:w="0" w:type="dxa"/>
-            <w:bottom w:w="0" w:type="dxa"/>
-          </w:tblCellMar>
-        </w:tblPrEx>
         <w:tc>
           <w:tcPr>
             <w:tcW w:w="1800" w:type="dxa"/>
@@ -2438,12 +2341,6 @@
         </w:tc>
       </w:tr>
       <w:tr>
-        <w:tblPrEx>
-          <w:tblCellMar>
-            <w:top w:w="0" w:type="dxa"/>
-            <w:bottom w:w="0" w:type="dxa"/>
-          </w:tblCellMar>
-        </w:tblPrEx>
         <w:tc>
           <w:tcPr>
             <w:tcW w:w="1800" w:type="dxa"/>
@@ -2758,12 +2655,6 @@
         <w:gridCol w:w="6960"/>
       </w:tblGrid>
       <w:tr>
-        <w:tblPrEx>
-          <w:tblCellMar>
-            <w:top w:w="0" w:type="dxa"/>
-            <w:bottom w:w="0" w:type="dxa"/>
-          </w:tblCellMar>
-        </w:tblPrEx>
         <w:trPr>
           <w:tblHeader/>
         </w:trPr>
@@ -2829,12 +2720,6 @@
         </w:tc>
       </w:tr>
       <w:tr>
-        <w:tblPrEx>
-          <w:tblCellMar>
-            <w:top w:w="0" w:type="dxa"/>
-            <w:bottom w:w="0" w:type="dxa"/>
-          </w:tblCellMar>
-        </w:tblPrEx>
         <w:tc>
           <w:tcPr>
             <w:tcW w:w="2400" w:type="dxa"/>
@@ -2948,12 +2833,6 @@
         </w:tc>
       </w:tr>
       <w:tr>
-        <w:tblPrEx>
-          <w:tblCellMar>
-            <w:top w:w="0" w:type="dxa"/>
-            <w:bottom w:w="0" w:type="dxa"/>
-          </w:tblCellMar>
-        </w:tblPrEx>
         <w:tc>
           <w:tcPr>
             <w:tcW w:w="2400" w:type="dxa"/>
@@ -3044,12 +2923,6 @@
         </w:tc>
       </w:tr>
       <w:tr>
-        <w:tblPrEx>
-          <w:tblCellMar>
-            <w:top w:w="0" w:type="dxa"/>
-            <w:bottom w:w="0" w:type="dxa"/>
-          </w:tblCellMar>
-        </w:tblPrEx>
         <w:tc>
           <w:tcPr>
             <w:tcW w:w="2400" w:type="dxa"/>
@@ -3131,12 +3004,6 @@
         </w:tc>
       </w:tr>
       <w:tr>
-        <w:tblPrEx>
-          <w:tblCellMar>
-            <w:top w:w="0" w:type="dxa"/>
-            <w:bottom w:w="0" w:type="dxa"/>
-          </w:tblCellMar>
-        </w:tblPrEx>
         <w:tc>
           <w:tcPr>
             <w:tcW w:w="2400" w:type="dxa"/>
@@ -3218,12 +3085,6 @@
         </w:tc>
       </w:tr>
       <w:tr>
-        <w:tblPrEx>
-          <w:tblCellMar>
-            <w:top w:w="0" w:type="dxa"/>
-            <w:bottom w:w="0" w:type="dxa"/>
-          </w:tblCellMar>
-        </w:tblPrEx>
         <w:tc>
           <w:tcPr>
             <w:tcW w:w="2400" w:type="dxa"/>
@@ -3298,12 +3159,6 @@
         </w:tc>
       </w:tr>
       <w:tr>
-        <w:tblPrEx>
-          <w:tblCellMar>
-            <w:top w:w="0" w:type="dxa"/>
-            <w:bottom w:w="0" w:type="dxa"/>
-          </w:tblCellMar>
-        </w:tblPrEx>
         <w:tc>
           <w:tcPr>
             <w:tcW w:w="2400" w:type="dxa"/>
@@ -3378,12 +3233,6 @@
         </w:tc>
       </w:tr>
       <w:tr>
-        <w:tblPrEx>
-          <w:tblCellMar>
-            <w:top w:w="0" w:type="dxa"/>
-            <w:bottom w:w="0" w:type="dxa"/>
-          </w:tblCellMar>
-        </w:tblPrEx>
         <w:tc>
           <w:tcPr>
             <w:tcW w:w="2400" w:type="dxa"/>
@@ -3456,12 +3305,6 @@
         </w:tc>
       </w:tr>
       <w:tr>
-        <w:tblPrEx>
-          <w:tblCellMar>
-            <w:top w:w="0" w:type="dxa"/>
-            <w:bottom w:w="0" w:type="dxa"/>
-          </w:tblCellMar>
-        </w:tblPrEx>
         <w:tc>
           <w:tcPr>
             <w:tcW w:w="2400" w:type="dxa"/>
@@ -3633,12 +3476,6 @@
         <w:gridCol w:w="5360"/>
       </w:tblGrid>
       <w:tr>
-        <w:tblPrEx>
-          <w:tblCellMar>
-            <w:top w:w="0" w:type="dxa"/>
-            <w:bottom w:w="0" w:type="dxa"/>
-          </w:tblCellMar>
-        </w:tblPrEx>
         <w:trPr>
           <w:tblHeader/>
         </w:trPr>
@@ -3734,12 +3571,6 @@
         </w:tc>
       </w:tr>
       <w:tr>
-        <w:tblPrEx>
-          <w:tblCellMar>
-            <w:top w:w="0" w:type="dxa"/>
-            <w:bottom w:w="0" w:type="dxa"/>
-          </w:tblCellMar>
-        </w:tblPrEx>
         <w:tc>
           <w:tcPr>
             <w:tcW w:w="1200" w:type="dxa"/>
@@ -3820,12 +3651,6 @@
         </w:tc>
       </w:tr>
       <w:tr>
-        <w:tblPrEx>
-          <w:tblCellMar>
-            <w:top w:w="0" w:type="dxa"/>
-            <w:bottom w:w="0" w:type="dxa"/>
-          </w:tblCellMar>
-        </w:tblPrEx>
         <w:tc>
           <w:tcPr>
             <w:tcW w:w="1200" w:type="dxa"/>
@@ -3922,12 +3747,6 @@
         </w:tc>
       </w:tr>
       <w:tr>
-        <w:tblPrEx>
-          <w:tblCellMar>
-            <w:top w:w="0" w:type="dxa"/>
-            <w:bottom w:w="0" w:type="dxa"/>
-          </w:tblCellMar>
-        </w:tblPrEx>
         <w:tc>
           <w:tcPr>
             <w:tcW w:w="1200" w:type="dxa"/>
@@ -4008,12 +3827,6 @@
         </w:tc>
       </w:tr>
       <w:tr>
-        <w:tblPrEx>
-          <w:tblCellMar>
-            <w:top w:w="0" w:type="dxa"/>
-            <w:bottom w:w="0" w:type="dxa"/>
-          </w:tblCellMar>
-        </w:tblPrEx>
         <w:tc>
           <w:tcPr>
             <w:tcW w:w="1200" w:type="dxa"/>
@@ -4112,12 +3925,6 @@
         </w:tc>
       </w:tr>
       <w:tr>
-        <w:tblPrEx>
-          <w:tblCellMar>
-            <w:top w:w="0" w:type="dxa"/>
-            <w:bottom w:w="0" w:type="dxa"/>
-          </w:tblCellMar>
-        </w:tblPrEx>
         <w:tc>
           <w:tcPr>
             <w:tcW w:w="1200" w:type="dxa"/>
@@ -4223,12 +4030,6 @@
         </w:tc>
       </w:tr>
       <w:tr>
-        <w:tblPrEx>
-          <w:tblCellMar>
-            <w:top w:w="0" w:type="dxa"/>
-            <w:bottom w:w="0" w:type="dxa"/>
-          </w:tblCellMar>
-        </w:tblPrEx>
         <w:tc>
           <w:tcPr>
             <w:tcW w:w="1200" w:type="dxa"/>
@@ -4334,12 +4135,6 @@
         </w:tc>
       </w:tr>
       <w:tr>
-        <w:tblPrEx>
-          <w:tblCellMar>
-            <w:top w:w="0" w:type="dxa"/>
-            <w:bottom w:w="0" w:type="dxa"/>
-          </w:tblCellMar>
-        </w:tblPrEx>
         <w:tc>
           <w:tcPr>
             <w:tcW w:w="1200" w:type="dxa"/>
@@ -4429,12 +4224,6 @@
         </w:tc>
       </w:tr>
       <w:tr>
-        <w:tblPrEx>
-          <w:tblCellMar>
-            <w:top w:w="0" w:type="dxa"/>
-            <w:bottom w:w="0" w:type="dxa"/>
-          </w:tblCellMar>
-        </w:tblPrEx>
         <w:tc>
           <w:tcPr>
             <w:tcW w:w="1200" w:type="dxa"/>
@@ -4524,12 +4313,6 @@
         </w:tc>
       </w:tr>
       <w:tr>
-        <w:tblPrEx>
-          <w:tblCellMar>
-            <w:top w:w="0" w:type="dxa"/>
-            <w:bottom w:w="0" w:type="dxa"/>
-          </w:tblCellMar>
-        </w:tblPrEx>
         <w:tc>
           <w:tcPr>
             <w:tcW w:w="1200" w:type="dxa"/>
@@ -4626,12 +4409,6 @@
         </w:tc>
       </w:tr>
       <w:tr>
-        <w:tblPrEx>
-          <w:tblCellMar>
-            <w:top w:w="0" w:type="dxa"/>
-            <w:bottom w:w="0" w:type="dxa"/>
-          </w:tblCellMar>
-        </w:tblPrEx>
         <w:tc>
           <w:tcPr>
             <w:tcW w:w="1200" w:type="dxa"/>
@@ -4712,12 +4489,6 @@
         </w:tc>
       </w:tr>
       <w:tr>
-        <w:tblPrEx>
-          <w:tblCellMar>
-            <w:top w:w="0" w:type="dxa"/>
-            <w:bottom w:w="0" w:type="dxa"/>
-          </w:tblCellMar>
-        </w:tblPrEx>
         <w:tc>
           <w:tcPr>
             <w:tcW w:w="1200" w:type="dxa"/>
@@ -4807,12 +4578,6 @@
         </w:tc>
       </w:tr>
       <w:tr>
-        <w:tblPrEx>
-          <w:tblCellMar>
-            <w:top w:w="0" w:type="dxa"/>
-            <w:bottom w:w="0" w:type="dxa"/>
-          </w:tblCellMar>
-        </w:tblPrEx>
         <w:tc>
           <w:tcPr>
             <w:tcW w:w="1200" w:type="dxa"/>
@@ -4902,12 +4667,6 @@
         </w:tc>
       </w:tr>
       <w:tr>
-        <w:tblPrEx>
-          <w:tblCellMar>
-            <w:top w:w="0" w:type="dxa"/>
-            <w:bottom w:w="0" w:type="dxa"/>
-          </w:tblCellMar>
-        </w:tblPrEx>
         <w:tc>
           <w:tcPr>
             <w:tcW w:w="1200" w:type="dxa"/>
@@ -5038,12 +4797,6 @@
         </w:tc>
       </w:tr>
       <w:tr>
-        <w:tblPrEx>
-          <w:tblCellMar>
-            <w:top w:w="0" w:type="dxa"/>
-            <w:bottom w:w="0" w:type="dxa"/>
-          </w:tblCellMar>
-        </w:tblPrEx>
         <w:tc>
           <w:tcPr>
             <w:tcW w:w="1200" w:type="dxa"/>
@@ -5140,12 +4893,6 @@
         </w:tc>
       </w:tr>
       <w:tr>
-        <w:tblPrEx>
-          <w:tblCellMar>
-            <w:top w:w="0" w:type="dxa"/>
-            <w:bottom w:w="0" w:type="dxa"/>
-          </w:tblCellMar>
-        </w:tblPrEx>
         <w:tc>
           <w:tcPr>
             <w:tcW w:w="1200" w:type="dxa"/>
@@ -6274,12 +6021,6 @@
         <w:gridCol w:w="2760"/>
       </w:tblGrid>
       <w:tr>
-        <w:tblPrEx>
-          <w:tblCellMar>
-            <w:top w:w="0" w:type="dxa"/>
-            <w:bottom w:w="0" w:type="dxa"/>
-          </w:tblCellMar>
-        </w:tblPrEx>
         <w:trPr>
           <w:tblHeader/>
         </w:trPr>
@@ -6375,12 +6116,6 @@
         </w:tc>
       </w:tr>
       <w:tr>
-        <w:tblPrEx>
-          <w:tblCellMar>
-            <w:top w:w="0" w:type="dxa"/>
-            <w:bottom w:w="0" w:type="dxa"/>
-          </w:tblCellMar>
-        </w:tblPrEx>
         <w:tc>
           <w:tcPr>
             <w:tcW w:w="4200" w:type="dxa"/>
@@ -6467,12 +6202,6 @@
         </w:tc>
       </w:tr>
       <w:tr>
-        <w:tblPrEx>
-          <w:tblCellMar>
-            <w:top w:w="0" w:type="dxa"/>
-            <w:bottom w:w="0" w:type="dxa"/>
-          </w:tblCellMar>
-        </w:tblPrEx>
         <w:tc>
           <w:tcPr>
             <w:tcW w:w="4200" w:type="dxa"/>
@@ -6553,12 +6282,6 @@
         </w:tc>
       </w:tr>
       <w:tr>
-        <w:tblPrEx>
-          <w:tblCellMar>
-            <w:top w:w="0" w:type="dxa"/>
-            <w:bottom w:w="0" w:type="dxa"/>
-          </w:tblCellMar>
-        </w:tblPrEx>
         <w:tc>
           <w:tcPr>
             <w:tcW w:w="4200" w:type="dxa"/>
@@ -6645,12 +6368,6 @@
         </w:tc>
       </w:tr>
       <w:tr>
-        <w:tblPrEx>
-          <w:tblCellMar>
-            <w:top w:w="0" w:type="dxa"/>
-            <w:bottom w:w="0" w:type="dxa"/>
-          </w:tblCellMar>
-        </w:tblPrEx>
         <w:tc>
           <w:tcPr>
             <w:tcW w:w="4200" w:type="dxa"/>
@@ -8439,12 +8156,6 @@
         <w:gridCol w:w="2400"/>
       </w:tblGrid>
       <w:tr>
-        <w:tblPrEx>
-          <w:tblCellMar>
-            <w:top w:w="0" w:type="dxa"/>
-            <w:bottom w:w="0" w:type="dxa"/>
-          </w:tblCellMar>
-        </w:tblPrEx>
         <w:trPr>
           <w:tblHeader/>
         </w:trPr>
@@ -8511,12 +8222,6 @@
         </w:tc>
       </w:tr>
       <w:tr>
-        <w:tblPrEx>
-          <w:tblCellMar>
-            <w:top w:w="0" w:type="dxa"/>
-            <w:bottom w:w="0" w:type="dxa"/>
-          </w:tblCellMar>
-        </w:tblPrEx>
         <w:tc>
           <w:tcPr>
             <w:tcW w:w="6960" w:type="dxa"/>
@@ -8577,12 +8282,6 @@
         </w:tc>
       </w:tr>
       <w:tr>
-        <w:tblPrEx>
-          <w:tblCellMar>
-            <w:top w:w="0" w:type="dxa"/>
-            <w:bottom w:w="0" w:type="dxa"/>
-          </w:tblCellMar>
-        </w:tblPrEx>
         <w:tc>
           <w:tcPr>
             <w:tcW w:w="6960" w:type="dxa"/>
@@ -8637,12 +8336,6 @@
         </w:tc>
       </w:tr>
       <w:tr>
-        <w:tblPrEx>
-          <w:tblCellMar>
-            <w:top w:w="0" w:type="dxa"/>
-            <w:bottom w:w="0" w:type="dxa"/>
-          </w:tblCellMar>
-        </w:tblPrEx>
         <w:tc>
           <w:tcPr>
             <w:tcW w:w="6960" w:type="dxa"/>
@@ -8697,12 +8390,6 @@
         </w:tc>
       </w:tr>
       <w:tr>
-        <w:tblPrEx>
-          <w:tblCellMar>
-            <w:top w:w="0" w:type="dxa"/>
-            <w:bottom w:w="0" w:type="dxa"/>
-          </w:tblCellMar>
-        </w:tblPrEx>
         <w:tc>
           <w:tcPr>
             <w:tcW w:w="6960" w:type="dxa"/>
@@ -8763,12 +8450,6 @@
         </w:tc>
       </w:tr>
       <w:tr>
-        <w:tblPrEx>
-          <w:tblCellMar>
-            <w:top w:w="0" w:type="dxa"/>
-            <w:bottom w:w="0" w:type="dxa"/>
-          </w:tblCellMar>
-        </w:tblPrEx>
         <w:tc>
           <w:tcPr>
             <w:tcW w:w="6960" w:type="dxa"/>
@@ -8829,12 +8510,6 @@
         </w:tc>
       </w:tr>
       <w:tr>
-        <w:tblPrEx>
-          <w:tblCellMar>
-            <w:top w:w="0" w:type="dxa"/>
-            <w:bottom w:w="0" w:type="dxa"/>
-          </w:tblCellMar>
-        </w:tblPrEx>
         <w:tc>
           <w:tcPr>
             <w:tcW w:w="6960" w:type="dxa"/>
@@ -8889,12 +8564,6 @@
         </w:tc>
       </w:tr>
       <w:tr>
-        <w:tblPrEx>
-          <w:tblCellMar>
-            <w:top w:w="0" w:type="dxa"/>
-            <w:bottom w:w="0" w:type="dxa"/>
-          </w:tblCellMar>
-        </w:tblPrEx>
         <w:tc>
           <w:tcPr>
             <w:tcW w:w="6960" w:type="dxa"/>
@@ -8955,12 +8624,6 @@
         </w:tc>
       </w:tr>
       <w:tr>
-        <w:tblPrEx>
-          <w:tblCellMar>
-            <w:top w:w="0" w:type="dxa"/>
-            <w:bottom w:w="0" w:type="dxa"/>
-          </w:tblCellMar>
-        </w:tblPrEx>
         <w:tc>
           <w:tcPr>
             <w:tcW w:w="6960" w:type="dxa"/>
@@ -9031,12 +8694,6 @@
         </w:tc>
       </w:tr>
       <w:tr>
-        <w:tblPrEx>
-          <w:tblCellMar>
-            <w:top w:w="0" w:type="dxa"/>
-            <w:bottom w:w="0" w:type="dxa"/>
-          </w:tblCellMar>
-        </w:tblPrEx>
         <w:tc>
           <w:tcPr>
             <w:tcW w:w="6960" w:type="dxa"/>

--- a/docs/PingFin_Eindverslag.docx
+++ b/docs/PingFin_Eindverslag.docx
@@ -7,7 +7,6 @@
         <w:spacing w:before="2400" w:after="200"/>
         <w:jc w:val="center"/>
       </w:pPr>
-      <w:proofErr w:type="spellStart"/>
       <w:r>
         <w:rPr>
           <w:b/>
@@ -18,7 +17,6 @@
         </w:rPr>
         <w:t>PingFin</w:t>
       </w:r>
-      <w:proofErr w:type="spellEnd"/>
     </w:p>
     <w:p>
       <w:pPr>
@@ -189,21 +187,8 @@
         <w:jc w:val="center"/>
       </w:pPr>
       <w:r>
-        <w:t xml:space="preserve">Rogier van der Linde &amp; </w:t>
-      </w:r>
-      <w:proofErr w:type="spellStart"/>
-      <w:r>
-        <w:t>Polina</w:t>
-      </w:r>
-      <w:proofErr w:type="spellEnd"/>
-      <w:r>
-        <w:t xml:space="preserve"> </w:t>
-      </w:r>
-      <w:proofErr w:type="spellStart"/>
-      <w:r>
-        <w:t>Kozlova</w:t>
-      </w:r>
-      <w:proofErr w:type="spellEnd"/>
+        <w:t>Rogier van der Linde &amp; Polina Kozlova</w:t>
+      </w:r>
     </w:p>
     <w:p>
       <w:pPr>
@@ -232,7 +217,7 @@
     </w:p>
     <w:p>
       <w:pPr>
-        <w:pStyle w:val="Titre1"/>
+        <w:pStyle w:val="Kop1"/>
       </w:pPr>
       <w:r>
         <w:lastRenderedPageBreak/>
@@ -245,23 +230,7 @@
         <w:jc w:val="both"/>
       </w:pPr>
       <w:r>
-        <w:t xml:space="preserve">Dit verslag beschrijft het volledige eindresultaat van het </w:t>
-      </w:r>
-      <w:proofErr w:type="spellStart"/>
-      <w:r>
-        <w:t>PingFin</w:t>
-      </w:r>
-      <w:proofErr w:type="spellEnd"/>
-      <w:r>
-        <w:t xml:space="preserve">-project, ontwikkeld door Team 20 tijdens de International Week (27 — 30 april 2026). </w:t>
-      </w:r>
-      <w:proofErr w:type="spellStart"/>
-      <w:r>
-        <w:t>PingFin</w:t>
-      </w:r>
-      <w:proofErr w:type="spellEnd"/>
-      <w:r>
-        <w:t xml:space="preserve"> is een simulatie van een SEPA-betaalsysteem waarin verschillende teams elk één of meer banken bouwen die via een gedeelde Clearing Bank (CB) onderling betalingen uitwisselen.</w:t>
+        <w:t>Dit verslag beschrijft het volledige eindresultaat van het PingFin-project, ontwikkeld door Team 20 tijdens de International Week (27 — 30 april 2026). PingFin is een simulatie van een SEPA-betaalsysteem waarin verschillende teams elk één of meer banken bouwen die via een gedeelde Clearing Bank (CB) onderling betalingen uitwisselen.</w:t>
       </w:r>
     </w:p>
     <w:p>
@@ -270,23 +239,7 @@
         <w:jc w:val="both"/>
       </w:pPr>
       <w:r>
-        <w:t xml:space="preserve">Ons team werd verantwoordelijk voor twee banken — CEKVBE88 (Bank 1) en HOMNBEB1 (Bank 2) — die als zelfstandige services draaien, elk met een eigen Express-applicatie, een eigen </w:t>
-      </w:r>
-      <w:proofErr w:type="spellStart"/>
-      <w:r>
-        <w:t>MySQL</w:t>
-      </w:r>
-      <w:proofErr w:type="spellEnd"/>
-      <w:r>
-        <w:t>-database en een eigen container. Beide banken zijn live ontplooid op Railway en hebben in totaal meer dan duizend bevestigingen (</w:t>
-      </w:r>
-      <w:proofErr w:type="spellStart"/>
-      <w:r>
-        <w:t>ACK’s</w:t>
-      </w:r>
-      <w:proofErr w:type="spellEnd"/>
-      <w:r>
-        <w:t>) verwerkt tijdens de cross-team integratietesten.</w:t>
+        <w:t>Ons team werd verantwoordelijk voor twee banken — CEKVBE88 (Bank 1) en HOMNBEB1 (Bank 2) — die als zelfstandige services draaien, elk met een eigen Express-applicatie, een eigen MySQL-database en een eigen container. Beide banken zijn live ontplooid op Railway en hebben in totaal meer dan duizend bevestigingen (ACK’s) verwerkt tijdens de cross-team integratietesten.</w:t>
       </w:r>
     </w:p>
     <w:p>
@@ -305,7 +258,7 @@
     </w:p>
     <w:p>
       <w:pPr>
-        <w:pStyle w:val="Titre1"/>
+        <w:pStyle w:val="Kop1"/>
       </w:pPr>
       <w:r>
         <w:t>2. Team &amp; Rolverdeling</w:t>
@@ -348,12 +301,6 @@
         <w:gridCol w:w="4560"/>
       </w:tblGrid>
       <w:tr>
-        <w:tblPrEx>
-          <w:tblCellMar>
-            <w:top w:w="0" w:type="dxa"/>
-            <w:bottom w:w="0" w:type="dxa"/>
-          </w:tblCellMar>
-        </w:tblPrEx>
         <w:trPr>
           <w:tblHeader/>
         </w:trPr>
@@ -449,12 +396,6 @@
         </w:tc>
       </w:tr>
       <w:tr>
-        <w:tblPrEx>
-          <w:tblCellMar>
-            <w:top w:w="0" w:type="dxa"/>
-            <w:bottom w:w="0" w:type="dxa"/>
-          </w:tblCellMar>
-        </w:tblPrEx>
         <w:tc>
           <w:tcPr>
             <w:tcW w:w="2400" w:type="dxa"/>
@@ -535,12 +476,6 @@
         </w:tc>
       </w:tr>
       <w:tr>
-        <w:tblPrEx>
-          <w:tblCellMar>
-            <w:top w:w="0" w:type="dxa"/>
-            <w:bottom w:w="0" w:type="dxa"/>
-          </w:tblCellMar>
-        </w:tblPrEx>
         <w:tc>
           <w:tcPr>
             <w:tcW w:w="2400" w:type="dxa"/>
@@ -558,31 +493,13 @@
             </w:tcMar>
           </w:tcPr>
           <w:p>
-            <w:proofErr w:type="spellStart"/>
-            <w:r>
-              <w:rPr>
-                <w:sz w:val="20"/>
-                <w:szCs w:val="20"/>
-              </w:rPr>
-              <w:t>Ayoub</w:t>
-            </w:r>
-            <w:proofErr w:type="spellEnd"/>
-            <w:r>
-              <w:rPr>
-                <w:sz w:val="20"/>
-                <w:szCs w:val="20"/>
-              </w:rPr>
-              <w:t xml:space="preserve"> </w:t>
-            </w:r>
-            <w:proofErr w:type="spellStart"/>
-            <w:r>
-              <w:rPr>
-                <w:sz w:val="20"/>
-                <w:szCs w:val="20"/>
-              </w:rPr>
-              <w:t>Abdeddoun</w:t>
-            </w:r>
-            <w:proofErr w:type="spellEnd"/>
+            <w:r>
+              <w:rPr>
+                <w:sz w:val="20"/>
+                <w:szCs w:val="20"/>
+              </w:rPr>
+              <w:t>Ayoub Abdeddoun</w:t>
+            </w:r>
           </w:p>
         </w:tc>
         <w:tc>
@@ -602,7 +519,6 @@
             </w:tcMar>
           </w:tcPr>
           <w:p>
-            <w:proofErr w:type="spellStart"/>
             <w:r>
               <w:rPr>
                 <w:sz w:val="20"/>
@@ -610,7 +526,6 @@
               </w:rPr>
               <w:t>Analyst</w:t>
             </w:r>
-            <w:proofErr w:type="spellEnd"/>
           </w:p>
         </w:tc>
         <w:tc>
@@ -635,50 +550,12 @@
                 <w:sz w:val="20"/>
                 <w:szCs w:val="20"/>
               </w:rPr>
-              <w:t>Databaseontwerp, schriftelijke rapportering, finale UI-</w:t>
-            </w:r>
-            <w:proofErr w:type="spellStart"/>
-            <w:r>
-              <w:rPr>
-                <w:sz w:val="20"/>
-                <w:szCs w:val="20"/>
-              </w:rPr>
-              <w:t>polish</w:t>
-            </w:r>
-            <w:proofErr w:type="spellEnd"/>
-            <w:r>
-              <w:rPr>
-                <w:sz w:val="20"/>
-                <w:szCs w:val="20"/>
-              </w:rPr>
-              <w:t xml:space="preserve">, </w:t>
-            </w:r>
-            <w:proofErr w:type="spellStart"/>
-            <w:r>
-              <w:rPr>
-                <w:sz w:val="20"/>
-                <w:szCs w:val="20"/>
-              </w:rPr>
-              <w:t>MySQL</w:t>
-            </w:r>
-            <w:proofErr w:type="spellEnd"/>
-            <w:r>
-              <w:rPr>
-                <w:sz w:val="20"/>
-                <w:szCs w:val="20"/>
-              </w:rPr>
-              <w:t>-integratie</w:t>
+              <w:t>Databaseontwerp, schriftelijke rapportering, finale UI-polish, MySQL-integratie</w:t>
             </w:r>
           </w:p>
         </w:tc>
       </w:tr>
       <w:tr>
-        <w:tblPrEx>
-          <w:tblCellMar>
-            <w:top w:w="0" w:type="dxa"/>
-            <w:bottom w:w="0" w:type="dxa"/>
-          </w:tblCellMar>
-        </w:tblPrEx>
         <w:tc>
           <w:tcPr>
             <w:tcW w:w="2400" w:type="dxa"/>
@@ -696,31 +573,13 @@
             </w:tcMar>
           </w:tcPr>
           <w:p>
-            <w:proofErr w:type="spellStart"/>
-            <w:r>
-              <w:rPr>
-                <w:sz w:val="20"/>
-                <w:szCs w:val="20"/>
-              </w:rPr>
-              <w:t>Salaheddine</w:t>
-            </w:r>
-            <w:proofErr w:type="spellEnd"/>
-            <w:r>
-              <w:rPr>
-                <w:sz w:val="20"/>
-                <w:szCs w:val="20"/>
-              </w:rPr>
-              <w:t xml:space="preserve"> </w:t>
-            </w:r>
-            <w:proofErr w:type="spellStart"/>
-            <w:r>
-              <w:rPr>
-                <w:sz w:val="20"/>
-                <w:szCs w:val="20"/>
-              </w:rPr>
-              <w:t>Sennouni</w:t>
-            </w:r>
-            <w:proofErr w:type="spellEnd"/>
+            <w:r>
+              <w:rPr>
+                <w:sz w:val="20"/>
+                <w:szCs w:val="20"/>
+              </w:rPr>
+              <w:t>Salaheddine Sennouni</w:t>
+            </w:r>
           </w:p>
         </w:tc>
         <w:tc>
@@ -797,23 +656,7 @@
         <w:jc w:val="both"/>
       </w:pPr>
       <w:r>
-        <w:t xml:space="preserve">Naast de individuele rollen heeft iedereen bijgedragen aan </w:t>
-      </w:r>
-      <w:proofErr w:type="spellStart"/>
-      <w:r>
-        <w:t>testing</w:t>
-      </w:r>
-      <w:proofErr w:type="spellEnd"/>
-      <w:r>
-        <w:t xml:space="preserve"> en </w:t>
-      </w:r>
-      <w:proofErr w:type="spellStart"/>
-      <w:r>
-        <w:t>debugging</w:t>
-      </w:r>
-      <w:proofErr w:type="spellEnd"/>
-      <w:r>
-        <w:t xml:space="preserve"> — vooral op dag 3 toen de cross-team integratietests aan het licht kwamen.</w:t>
+        <w:t>Naast de individuele rollen heeft iedereen bijgedragen aan testing en debugging — vooral op dag 3 toen de cross-team integratietests aan het licht kwamen.</w:t>
       </w:r>
     </w:p>
     <w:p>
@@ -823,10 +666,62 @@
     </w:p>
     <w:p>
       <w:pPr>
-        <w:pStyle w:val="Titre1"/>
+        <w:pStyle w:val="Kop1"/>
       </w:pPr>
       <w:r>
         <w:t>3. Algemeen Messaging Schema</w:t>
+      </w:r>
+    </w:p>
+    <w:p>
+      <w:pPr>
+        <w:jc w:val="center"/>
+      </w:pPr>
+      <w:r>
+        <w:drawing>
+          <wp:inline xmlns:a="http://schemas.openxmlformats.org/drawingml/2006/main" xmlns:pic="http://schemas.openxmlformats.org/drawingml/2006/picture">
+            <wp:extent cx="5486400" cy="2595667"/>
+            <wp:docPr id="1" name="Picture 1"/>
+            <wp:cNvGraphicFramePr>
+              <a:graphicFrameLocks noChangeAspect="1"/>
+            </wp:cNvGraphicFramePr>
+            <a:graphic>
+              <a:graphicData uri="http://schemas.openxmlformats.org/drawingml/2006/picture">
+                <pic:pic>
+                  <pic:nvPicPr>
+                    <pic:cNvPr id="0" name="Schermafbeelding 2026-04-29 094917.png"/>
+                    <pic:cNvPicPr/>
+                  </pic:nvPicPr>
+                  <pic:blipFill>
+                    <a:blip r:embed="rId11"/>
+                    <a:stretch>
+                      <a:fillRect/>
+                    </a:stretch>
+                  </pic:blipFill>
+                  <pic:spPr>
+                    <a:xfrm>
+                      <a:off x="0" y="0"/>
+                      <a:ext cx="5486400" cy="2595667"/>
+                    </a:xfrm>
+                    <a:prstGeom prst="rect"/>
+                  </pic:spPr>
+                </pic:pic>
+              </a:graphicData>
+            </a:graphic>
+          </wp:inline>
+        </w:drawing>
+      </w:r>
+    </w:p>
+    <w:p>
+      <w:pPr>
+        <w:jc w:val="center"/>
+      </w:pPr>
+      <w:r>
+        <w:rPr>
+          <w:i/>
+          <w:color w:val="555555"/>
+          <w:sz w:val="20"/>
+        </w:rPr>
+        <w:t>Figuur 1 — Algemeen messaging schema (manual): PO_NEW → OB → CB → BB → ACK terug.</w:t>
       </w:r>
     </w:p>
     <w:p>
@@ -835,56 +730,68 @@
         <w:jc w:val="both"/>
       </w:pPr>
       <w:r>
-        <w:t xml:space="preserve">Een betaling in het </w:t>
-      </w:r>
-      <w:proofErr w:type="spellStart"/>
-      <w:r>
-        <w:t>PingFin</w:t>
-      </w:r>
-      <w:proofErr w:type="spellEnd"/>
-      <w:r>
-        <w:t xml:space="preserve">-systeem doorloopt drie banken: de </w:t>
-      </w:r>
-      <w:proofErr w:type="spellStart"/>
-      <w:r>
-        <w:t>Originator</w:t>
-      </w:r>
-      <w:proofErr w:type="spellEnd"/>
-      <w:r>
-        <w:t xml:space="preserve"> Bank (OB), de Clearing Bank (CB) en de </w:t>
-      </w:r>
-      <w:proofErr w:type="spellStart"/>
-      <w:r>
-        <w:t>Beneficiary</w:t>
-      </w:r>
-      <w:proofErr w:type="spellEnd"/>
-      <w:r>
-        <w:t xml:space="preserve"> Bank (BB). De </w:t>
-      </w:r>
-      <w:proofErr w:type="spellStart"/>
-      <w:r>
-        <w:t>Payment</w:t>
-      </w:r>
-      <w:proofErr w:type="spellEnd"/>
-      <w:r>
-        <w:t xml:space="preserve"> Order (PO) wordt aangemaakt door de OB, gevalideerd en doorgestuurd door de CB, en uiteindelijk verwerkt door de BB. Bij elke stap kan de PO succesvol passeren of geweigerd worden.</w:t>
-      </w:r>
-    </w:p>
-    <w:p>
-      <w:pPr>
-        <w:pStyle w:val="Titre2"/>
+        <w:t>Een betaling in het PingFin-systeem doorloopt drie banken: de Originator Bank (OB), de Clearing Bank (CB) en de Beneficiary Bank (BB). De Payment Order (PO) wordt aangemaakt door de OB, gevalideerd en doorgestuurd door de CB, en uiteindelijk verwerkt door de BB. Bij elke stap kan de PO succesvol passeren of geweigerd worden.</w:t>
+      </w:r>
+    </w:p>
+    <w:p>
+      <w:pPr>
+        <w:pStyle w:val="Kop2"/>
       </w:pPr>
       <w:r>
         <w:lastRenderedPageBreak/>
-        <w:t xml:space="preserve">3.1 </w:t>
-      </w:r>
-      <w:proofErr w:type="spellStart"/>
-      <w:r>
-        <w:t>Use</w:t>
-      </w:r>
-      <w:proofErr w:type="spellEnd"/>
-      <w:r>
-        <w:t xml:space="preserve"> Cases</w:t>
+        <w:t>3.1 Use Cases</w:t>
+      </w:r>
+    </w:p>
+    <w:p>
+      <w:pPr>
+        <w:jc w:val="center"/>
+      </w:pPr>
+      <w:r>
+        <w:drawing>
+          <wp:inline xmlns:a="http://schemas.openxmlformats.org/drawingml/2006/main" xmlns:pic="http://schemas.openxmlformats.org/drawingml/2006/picture">
+            <wp:extent cx="5943600" cy="2730419"/>
+            <wp:docPr id="2" name="Picture 2"/>
+            <wp:cNvGraphicFramePr>
+              <a:graphicFrameLocks noChangeAspect="1"/>
+            </wp:cNvGraphicFramePr>
+            <a:graphic>
+              <a:graphicData uri="http://schemas.openxmlformats.org/drawingml/2006/picture">
+                <pic:pic>
+                  <pic:nvPicPr>
+                    <pic:cNvPr id="0" name="Schermafbeelding 2026-04-27 120001.png"/>
+                    <pic:cNvPicPr/>
+                  </pic:nvPicPr>
+                  <pic:blipFill>
+                    <a:blip r:embed="rId12"/>
+                    <a:stretch>
+                      <a:fillRect/>
+                    </a:stretch>
+                  </pic:blipFill>
+                  <pic:spPr>
+                    <a:xfrm>
+                      <a:off x="0" y="0"/>
+                      <a:ext cx="5943600" cy="2730419"/>
+                    </a:xfrm>
+                    <a:prstGeom prst="rect"/>
+                  </pic:spPr>
+                </pic:pic>
+              </a:graphicData>
+            </a:graphic>
+          </wp:inline>
+        </w:drawing>
+      </w:r>
+    </w:p>
+    <w:p>
+      <w:pPr>
+        <w:jc w:val="center"/>
+      </w:pPr>
+      <w:r>
+        <w:rPr>
+          <w:i/>
+          <w:color w:val="555555"/>
+          <w:sz w:val="20"/>
+        </w:rPr>
+        <w:t>Figuur 2 — Use cases UC1-UC5 met legende. Groen = validation passed, rood = validation failed, blauw = message, oranje = account processing.</w:t>
       </w:r>
     </w:p>
     <w:tbl>
@@ -910,12 +817,6 @@
         <w:gridCol w:w="2560"/>
       </w:tblGrid>
       <w:tr>
-        <w:tblPrEx>
-          <w:tblCellMar>
-            <w:top w:w="0" w:type="dxa"/>
-            <w:bottom w:w="0" w:type="dxa"/>
-          </w:tblCellMar>
-        </w:tblPrEx>
         <w:trPr>
           <w:tblHeader/>
         </w:trPr>
@@ -937,7 +838,6 @@
             </w:tcMar>
           </w:tcPr>
           <w:p>
-            <w:proofErr w:type="spellStart"/>
             <w:r>
               <w:rPr>
                 <w:b/>
@@ -946,9 +846,28 @@
                 <w:sz w:val="20"/>
                 <w:szCs w:val="20"/>
               </w:rPr>
-              <w:t>Use</w:t>
-            </w:r>
-            <w:proofErr w:type="spellEnd"/>
+              <w:t>Use case</w:t>
+            </w:r>
+          </w:p>
+        </w:tc>
+        <w:tc>
+          <w:tcPr>
+            <w:tcW w:w="5400" w:type="dxa"/>
+            <w:tcBorders>
+              <w:top w:val="single" w:sz="4" w:space="0" w:color="CCCCCC"/>
+              <w:left w:val="single" w:sz="4" w:space="0" w:color="CCCCCC"/>
+              <w:bottom w:val="single" w:sz="4" w:space="0" w:color="CCCCCC"/>
+              <w:right w:val="single" w:sz="4" w:space="0" w:color="CCCCCC"/>
+            </w:tcBorders>
+            <w:shd w:val="clear" w:color="auto" w:fill="1F3A6B"/>
+            <w:tcMar>
+              <w:top w:w="100" w:type="dxa"/>
+              <w:left w:w="140" w:type="dxa"/>
+              <w:bottom w:w="100" w:type="dxa"/>
+              <w:right w:w="140" w:type="dxa"/>
+            </w:tcMar>
+          </w:tcPr>
+          <w:p>
             <w:r>
               <w:rPr>
                 <w:b/>
@@ -957,13 +876,13 @@
                 <w:sz w:val="20"/>
                 <w:szCs w:val="20"/>
               </w:rPr>
-              <w:t xml:space="preserve"> case</w:t>
-            </w:r>
-          </w:p>
-        </w:tc>
-        <w:tc>
-          <w:tcPr>
-            <w:tcW w:w="5400" w:type="dxa"/>
+              <w:t>Beschrijving</w:t>
+            </w:r>
+          </w:p>
+        </w:tc>
+        <w:tc>
+          <w:tcPr>
+            <w:tcW w:w="2560" w:type="dxa"/>
             <w:tcBorders>
               <w:top w:val="single" w:sz="4" w:space="0" w:color="CCCCCC"/>
               <w:left w:val="single" w:sz="4" w:space="0" w:color="CCCCCC"/>
@@ -987,48 +906,12 @@
                 <w:sz w:val="20"/>
                 <w:szCs w:val="20"/>
               </w:rPr>
-              <w:t>Beschrijving</w:t>
-            </w:r>
-          </w:p>
-        </w:tc>
-        <w:tc>
-          <w:tcPr>
-            <w:tcW w:w="2560" w:type="dxa"/>
-            <w:tcBorders>
-              <w:top w:val="single" w:sz="4" w:space="0" w:color="CCCCCC"/>
-              <w:left w:val="single" w:sz="4" w:space="0" w:color="CCCCCC"/>
-              <w:bottom w:val="single" w:sz="4" w:space="0" w:color="CCCCCC"/>
-              <w:right w:val="single" w:sz="4" w:space="0" w:color="CCCCCC"/>
-            </w:tcBorders>
-            <w:shd w:val="clear" w:color="auto" w:fill="1F3A6B"/>
-            <w:tcMar>
-              <w:top w:w="100" w:type="dxa"/>
-              <w:left w:w="140" w:type="dxa"/>
-              <w:bottom w:w="100" w:type="dxa"/>
-              <w:right w:w="140" w:type="dxa"/>
-            </w:tcMar>
-          </w:tcPr>
-          <w:p>
-            <w:r>
-              <w:rPr>
-                <w:b/>
-                <w:bCs/>
-                <w:color w:val="FFFFFF"/>
-                <w:sz w:val="20"/>
-                <w:szCs w:val="20"/>
-              </w:rPr>
               <w:t>Resultaat</w:t>
             </w:r>
           </w:p>
         </w:tc>
       </w:tr>
       <w:tr>
-        <w:tblPrEx>
-          <w:tblCellMar>
-            <w:top w:w="0" w:type="dxa"/>
-            <w:bottom w:w="0" w:type="dxa"/>
-          </w:tblCellMar>
-        </w:tblPrEx>
         <w:tc>
           <w:tcPr>
             <w:tcW w:w="1400" w:type="dxa"/>
@@ -1109,12 +992,6 @@
         </w:tc>
       </w:tr>
       <w:tr>
-        <w:tblPrEx>
-          <w:tblCellMar>
-            <w:top w:w="0" w:type="dxa"/>
-            <w:bottom w:w="0" w:type="dxa"/>
-          </w:tblCellMar>
-        </w:tblPrEx>
         <w:tc>
           <w:tcPr>
             <w:tcW w:w="1400" w:type="dxa"/>
@@ -1163,33 +1040,8 @@
                 <w:sz w:val="20"/>
                 <w:szCs w:val="20"/>
               </w:rPr>
-              <w:t xml:space="preserve">Interne betaling — OB-validatie slaagt, </w:t>
-            </w:r>
-            <w:proofErr w:type="spellStart"/>
-            <w:r>
-              <w:rPr>
-                <w:sz w:val="20"/>
-                <w:szCs w:val="20"/>
-              </w:rPr>
-              <w:t>ob_id</w:t>
-            </w:r>
-            <w:proofErr w:type="spellEnd"/>
-            <w:r>
-              <w:rPr>
-                <w:sz w:val="20"/>
-                <w:szCs w:val="20"/>
-              </w:rPr>
-              <w:t xml:space="preserve"> == </w:t>
-            </w:r>
-            <w:proofErr w:type="spellStart"/>
-            <w:r>
-              <w:rPr>
-                <w:sz w:val="20"/>
-                <w:szCs w:val="20"/>
-              </w:rPr>
-              <w:t>bb_id</w:t>
-            </w:r>
-            <w:proofErr w:type="spellEnd"/>
+              <w:t>Interne betaling — OB-validatie slaagt, ob_id == bb_id</w:t>
+            </w:r>
           </w:p>
         </w:tc>
         <w:tc>
@@ -1220,12 +1072,6 @@
         </w:tc>
       </w:tr>
       <w:tr>
-        <w:tblPrEx>
-          <w:tblCellMar>
-            <w:top w:w="0" w:type="dxa"/>
-            <w:bottom w:w="0" w:type="dxa"/>
-          </w:tblCellMar>
-        </w:tblPrEx>
         <w:tc>
           <w:tcPr>
             <w:tcW w:w="1400" w:type="dxa"/>
@@ -1306,12 +1152,6 @@
         </w:tc>
       </w:tr>
       <w:tr>
-        <w:tblPrEx>
-          <w:tblCellMar>
-            <w:top w:w="0" w:type="dxa"/>
-            <w:bottom w:w="0" w:type="dxa"/>
-          </w:tblCellMar>
-        </w:tblPrEx>
         <w:tc>
           <w:tcPr>
             <w:tcW w:w="1400" w:type="dxa"/>
@@ -1392,12 +1232,6 @@
         </w:tc>
       </w:tr>
       <w:tr>
-        <w:tblPrEx>
-          <w:tblCellMar>
-            <w:top w:w="0" w:type="dxa"/>
-            <w:bottom w:w="0" w:type="dxa"/>
-          </w:tblCellMar>
-        </w:tblPrEx>
         <w:tc>
           <w:tcPr>
             <w:tcW w:w="1400" w:type="dxa"/>
@@ -1446,23 +1280,7 @@
                 <w:sz w:val="20"/>
                 <w:szCs w:val="20"/>
               </w:rPr>
-              <w:t xml:space="preserve">OB, CB en </w:t>
-            </w:r>
-            <w:proofErr w:type="gramStart"/>
-            <w:r>
-              <w:rPr>
-                <w:sz w:val="20"/>
-                <w:szCs w:val="20"/>
-              </w:rPr>
-              <w:t>BB validatie</w:t>
-            </w:r>
-            <w:proofErr w:type="gramEnd"/>
-            <w:r>
-              <w:rPr>
-                <w:sz w:val="20"/>
-                <w:szCs w:val="20"/>
-              </w:rPr>
-              <w:t xml:space="preserve"> slagen allemaal</w:t>
+              <w:t>OB, CB en BB validatie slagen allemaal</w:t>
             </w:r>
           </w:p>
         </w:tc>
@@ -1488,23 +1306,7 @@
                 <w:sz w:val="20"/>
                 <w:szCs w:val="20"/>
               </w:rPr>
-              <w:t xml:space="preserve">Geld verplaatst, beide banken loggen TX, </w:t>
-            </w:r>
-            <w:proofErr w:type="spellStart"/>
-            <w:r>
-              <w:rPr>
-                <w:sz w:val="20"/>
-                <w:szCs w:val="20"/>
-              </w:rPr>
-              <w:t>ACK’s</w:t>
-            </w:r>
-            <w:proofErr w:type="spellEnd"/>
-            <w:r>
-              <w:rPr>
-                <w:sz w:val="20"/>
-                <w:szCs w:val="20"/>
-              </w:rPr>
-              <w:t xml:space="preserve"> uitgewisseld</w:t>
+              <w:t>Geld verplaatst, beide banken loggen TX, ACK’s uitgewisseld</w:t>
             </w:r>
           </w:p>
         </w:tc>
@@ -1517,20 +1319,15 @@
     </w:p>
     <w:p>
       <w:pPr>
-        <w:pStyle w:val="Titre2"/>
-      </w:pPr>
-      <w:r>
-        <w:t xml:space="preserve">3.2 </w:t>
-      </w:r>
-      <w:proofErr w:type="spellStart"/>
-      <w:r>
-        <w:t>Exceptions</w:t>
-      </w:r>
-      <w:proofErr w:type="spellEnd"/>
-    </w:p>
-    <w:p>
-      <w:pPr>
-        <w:pStyle w:val="Paragraphedeliste"/>
+        <w:pStyle w:val="Kop2"/>
+      </w:pPr>
+      <w:r>
+        <w:t>3.2 Exceptions</w:t>
+      </w:r>
+    </w:p>
+    <w:p>
+      <w:pPr>
+        <w:pStyle w:val="Lijstalinea"/>
         <w:numPr>
           <w:ilvl w:val="0"/>
           <w:numId w:val="2"/>
@@ -1538,20 +1335,12 @@
         <w:spacing w:after="80"/>
       </w:pPr>
       <w:r>
-        <w:t xml:space="preserve">Exception 1 — CB API onbereikbaar: de OB houdt de PO in PENDING-status, </w:t>
-      </w:r>
-      <w:proofErr w:type="spellStart"/>
-      <w:r>
-        <w:t>retry</w:t>
-      </w:r>
-      <w:proofErr w:type="spellEnd"/>
-      <w:r>
-        <w:t>-job probeert om de 60s opnieuw, na 1 uur wordt ze gemarkeerd als ERR_TIMEOUT.</w:t>
-      </w:r>
-    </w:p>
-    <w:p>
-      <w:pPr>
-        <w:pStyle w:val="Paragraphedeliste"/>
+        <w:t>Exception 1 — CB API onbereikbaar: de OB houdt de PO in PENDING-status, retry-job probeert om de 60s opnieuw, na 1 uur wordt ze gemarkeerd als ERR_TIMEOUT.</w:t>
+      </w:r>
+    </w:p>
+    <w:p>
+      <w:pPr>
+        <w:pStyle w:val="Lijstalinea"/>
         <w:numPr>
           <w:ilvl w:val="0"/>
           <w:numId w:val="2"/>
@@ -1559,31 +1348,7 @@
         <w:spacing w:after="80"/>
       </w:pPr>
       <w:r>
-        <w:t xml:space="preserve">Exception 2 — </w:t>
-      </w:r>
-      <w:proofErr w:type="spellStart"/>
-      <w:r>
-        <w:t>Stale</w:t>
-      </w:r>
-      <w:proofErr w:type="spellEnd"/>
-      <w:r>
-        <w:t xml:space="preserve"> </w:t>
-      </w:r>
-      <w:proofErr w:type="spellStart"/>
-      <w:r>
-        <w:t>PO’s</w:t>
-      </w:r>
-      <w:proofErr w:type="spellEnd"/>
-      <w:r>
-        <w:t xml:space="preserve"> in CB.PO_OUT of CB.ACK_OUT: een </w:t>
-      </w:r>
-      <w:proofErr w:type="spellStart"/>
-      <w:r>
-        <w:t>poller</w:t>
-      </w:r>
-      <w:proofErr w:type="spellEnd"/>
-      <w:r>
-        <w:t>-job leest om de 30 seconden de CB-queues leeg, zelfs als er tijdelijk geen verkeer is. Onverwerkte items komen terecht in een dead-letter tabel.</w:t>
+        <w:t>Exception 2 — Stale PO’s in CB.PO_OUT of CB.ACK_OUT: een poller-job leest om de 30 seconden de CB-queues leeg, zelfs als er tijdelijk geen verkeer is. Onverwerkte items komen terecht in een dead-letter tabel.</w:t>
       </w:r>
     </w:p>
     <w:p>
@@ -1593,7 +1358,7 @@
     </w:p>
     <w:p>
       <w:pPr>
-        <w:pStyle w:val="Titre1"/>
+        <w:pStyle w:val="Kop1"/>
       </w:pPr>
       <w:r>
         <w:t>4. Architectuur &amp; Tech Stack</w:t>
@@ -1601,10 +1366,62 @@
     </w:p>
     <w:p>
       <w:pPr>
-        <w:pStyle w:val="Titre2"/>
+        <w:pStyle w:val="Kop2"/>
       </w:pPr>
       <w:r>
         <w:t>4.1 Globale Structuur</w:t>
+      </w:r>
+    </w:p>
+    <w:p>
+      <w:pPr>
+        <w:jc w:val="center"/>
+      </w:pPr>
+      <w:r>
+        <w:drawing>
+          <wp:inline xmlns:a="http://schemas.openxmlformats.org/drawingml/2006/main" xmlns:pic="http://schemas.openxmlformats.org/drawingml/2006/picture">
+            <wp:extent cx="5486400" cy="5724692"/>
+            <wp:docPr id="3" name="Picture 3"/>
+            <wp:cNvGraphicFramePr>
+              <a:graphicFrameLocks noChangeAspect="1"/>
+            </wp:cNvGraphicFramePr>
+            <a:graphic>
+              <a:graphicData uri="http://schemas.openxmlformats.org/drawingml/2006/picture">
+                <pic:pic>
+                  <pic:nvPicPr>
+                    <pic:cNvPr id="0" name="Schermafbeelding 2026-04-29 084805.png"/>
+                    <pic:cNvPicPr/>
+                  </pic:nvPicPr>
+                  <pic:blipFill>
+                    <a:blip r:embed="rId13"/>
+                    <a:stretch>
+                      <a:fillRect/>
+                    </a:stretch>
+                  </pic:blipFill>
+                  <pic:spPr>
+                    <a:xfrm>
+                      <a:off x="0" y="0"/>
+                      <a:ext cx="5486400" cy="5724692"/>
+                    </a:xfrm>
+                    <a:prstGeom prst="rect"/>
+                  </pic:spPr>
+                </pic:pic>
+              </a:graphicData>
+            </a:graphic>
+          </wp:inline>
+        </w:drawing>
+      </w:r>
+    </w:p>
+    <w:p>
+      <w:pPr>
+        <w:jc w:val="center"/>
+      </w:pPr>
+      <w:r>
+        <w:rPr>
+          <w:i/>
+          <w:color w:val="555555"/>
+          <w:sz w:val="20"/>
+        </w:rPr>
+        <w:t>Figuur 3 — Docker Compose opstart van beide bank-services + gedeelde MySQL.</w:t>
       </w:r>
     </w:p>
     <w:p>
@@ -1613,20 +1430,12 @@
         <w:jc w:val="both"/>
       </w:pPr>
       <w:r>
-        <w:t xml:space="preserve">De applicatie is opgebouwd uit vier services die samen draaien via Docker </w:t>
-      </w:r>
-      <w:proofErr w:type="spellStart"/>
-      <w:r>
-        <w:t>Compose</w:t>
-      </w:r>
-      <w:proofErr w:type="spellEnd"/>
-      <w:r>
-        <w:t>:</w:t>
-      </w:r>
-    </w:p>
-    <w:p>
-      <w:pPr>
-        <w:pStyle w:val="Paragraphedeliste"/>
+        <w:t>De applicatie is opgebouwd uit vier services die samen draaien via Docker Compose:</w:t>
+      </w:r>
+    </w:p>
+    <w:p>
+      <w:pPr>
+        <w:pStyle w:val="Lijstalinea"/>
         <w:numPr>
           <w:ilvl w:val="0"/>
           <w:numId w:val="2"/>
@@ -1639,7 +1448,7 @@
     </w:p>
     <w:p>
       <w:pPr>
-        <w:pStyle w:val="Paragraphedeliste"/>
+        <w:pStyle w:val="Lijstalinea"/>
         <w:numPr>
           <w:ilvl w:val="0"/>
           <w:numId w:val="2"/>
@@ -1652,25 +1461,20 @@
     </w:p>
     <w:p>
       <w:pPr>
-        <w:pStyle w:val="Paragraphedeliste"/>
+        <w:pStyle w:val="Lijstalinea"/>
         <w:numPr>
           <w:ilvl w:val="0"/>
           <w:numId w:val="2"/>
         </w:numPr>
         <w:spacing w:after="80"/>
       </w:pPr>
-      <w:proofErr w:type="spellStart"/>
-      <w:r>
-        <w:t>MySQL</w:t>
-      </w:r>
-      <w:proofErr w:type="spellEnd"/>
-      <w:r>
-        <w:t xml:space="preserve"> 8 — gedeelde instantie met twee aparte databases (pingfin_b1 en pingfin_b2)</w:t>
-      </w:r>
-    </w:p>
-    <w:p>
-      <w:pPr>
-        <w:pStyle w:val="Paragraphedeliste"/>
+      <w:r>
+        <w:t>MySQL 8 — gedeelde instantie met twee aparte databases (pingfin_b1 en pingfin_b2)</w:t>
+      </w:r>
+    </w:p>
+    <w:p>
+      <w:pPr>
+        <w:pStyle w:val="Lijstalinea"/>
         <w:numPr>
           <w:ilvl w:val="0"/>
           <w:numId w:val="2"/>
@@ -1678,13 +1482,8 @@
         <w:spacing w:after="80"/>
       </w:pPr>
       <w:r>
-        <w:t xml:space="preserve">GUI — statische HTML/CSS/JS, geserveerd door </w:t>
-      </w:r>
-      <w:proofErr w:type="spellStart"/>
-      <w:r>
-        <w:t>nginx</w:t>
-      </w:r>
-      <w:proofErr w:type="spellEnd"/>
+        <w:t>GUI — statische HTML/CSS/JS, geserveerd door nginx</w:t>
+      </w:r>
     </w:p>
     <w:p>
       <w:pPr>
@@ -1697,41 +1496,12 @@
         <w:jc w:val="both"/>
       </w:pPr>
       <w:r>
-        <w:t xml:space="preserve">Iedere bank heeft een eigen folder met eigen </w:t>
-      </w:r>
-      <w:proofErr w:type="spellStart"/>
-      <w:r>
-        <w:t>Dockerfile</w:t>
-      </w:r>
-      <w:proofErr w:type="spellEnd"/>
-      <w:r>
-        <w:t xml:space="preserve">, </w:t>
-      </w:r>
-      <w:proofErr w:type="gramStart"/>
-      <w:r>
-        <w:t>eigen .</w:t>
-      </w:r>
-      <w:proofErr w:type="spellStart"/>
-      <w:r>
-        <w:t>env</w:t>
-      </w:r>
-      <w:proofErr w:type="spellEnd"/>
-      <w:proofErr w:type="gramEnd"/>
-      <w:r>
-        <w:t xml:space="preserve">, eigen routes en eigen achtergrondjobs. Door deze isolatie kunnen beide banken onafhankelijk gebouwd, getest en </w:t>
-      </w:r>
-      <w:proofErr w:type="spellStart"/>
-      <w:r>
-        <w:t>gedeployd</w:t>
-      </w:r>
-      <w:proofErr w:type="spellEnd"/>
-      <w:r>
-        <w:t xml:space="preserve"> worden.</w:t>
-      </w:r>
-    </w:p>
-    <w:p>
-      <w:pPr>
-        <w:pStyle w:val="Titre2"/>
+        <w:t>Iedere bank heeft een eigen folder met eigen Dockerfile, eigen .env, eigen routes en eigen achtergrondjobs. Door deze isolatie kunnen beide banken onafhankelijk gebouwd, getest en gedeployd worden.</w:t>
+      </w:r>
+    </w:p>
+    <w:p>
+      <w:pPr>
+        <w:pStyle w:val="Kop2"/>
       </w:pPr>
       <w:r>
         <w:t>4.2 Tech Stack</w:t>
@@ -1760,12 +1530,6 @@
         <w:gridCol w:w="4760"/>
       </w:tblGrid>
       <w:tr>
-        <w:tblPrEx>
-          <w:tblCellMar>
-            <w:top w:w="0" w:type="dxa"/>
-            <w:bottom w:w="0" w:type="dxa"/>
-          </w:tblCellMar>
-        </w:tblPrEx>
         <w:trPr>
           <w:tblHeader/>
         </w:trPr>
@@ -1861,12 +1625,6 @@
         </w:tc>
       </w:tr>
       <w:tr>
-        <w:tblPrEx>
-          <w:tblCellMar>
-            <w:top w:w="0" w:type="dxa"/>
-            <w:bottom w:w="0" w:type="dxa"/>
-          </w:tblCellMar>
-        </w:tblPrEx>
         <w:tc>
           <w:tcPr>
             <w:tcW w:w="1800" w:type="dxa"/>
@@ -1947,12 +1705,6 @@
         </w:tc>
       </w:tr>
       <w:tr>
-        <w:tblPrEx>
-          <w:tblCellMar>
-            <w:top w:w="0" w:type="dxa"/>
-            <w:bottom w:w="0" w:type="dxa"/>
-          </w:tblCellMar>
-        </w:tblPrEx>
         <w:tc>
           <w:tcPr>
             <w:tcW w:w="1800" w:type="dxa"/>
@@ -1997,21 +1749,12 @@
             </w:tcMar>
           </w:tcPr>
           <w:p>
-            <w:proofErr w:type="spellStart"/>
-            <w:r>
-              <w:rPr>
-                <w:sz w:val="20"/>
-                <w:szCs w:val="20"/>
-              </w:rPr>
-              <w:t>MySQL</w:t>
-            </w:r>
-            <w:proofErr w:type="spellEnd"/>
-            <w:r>
-              <w:rPr>
-                <w:sz w:val="20"/>
-                <w:szCs w:val="20"/>
-              </w:rPr>
-              <w:t xml:space="preserve"> 8</w:t>
+            <w:r>
+              <w:rPr>
+                <w:sz w:val="20"/>
+                <w:szCs w:val="20"/>
+              </w:rPr>
+              <w:t>MySQL 8</w:t>
             </w:r>
           </w:p>
         </w:tc>
@@ -2043,12 +1786,6 @@
         </w:tc>
       </w:tr>
       <w:tr>
-        <w:tblPrEx>
-          <w:tblCellMar>
-            <w:top w:w="0" w:type="dxa"/>
-            <w:bottom w:w="0" w:type="dxa"/>
-          </w:tblCellMar>
-        </w:tblPrEx>
         <w:tc>
           <w:tcPr>
             <w:tcW w:w="1800" w:type="dxa"/>
@@ -2066,7 +1803,6 @@
             </w:tcMar>
           </w:tcPr>
           <w:p>
-            <w:proofErr w:type="spellStart"/>
             <w:r>
               <w:rPr>
                 <w:sz w:val="20"/>
@@ -2074,7 +1810,6 @@
               </w:rPr>
               <w:t>Frontend</w:t>
             </w:r>
-            <w:proofErr w:type="spellEnd"/>
           </w:p>
         </w:tc>
         <w:tc>
@@ -2099,23 +1834,7 @@
                 <w:sz w:val="20"/>
                 <w:szCs w:val="20"/>
               </w:rPr>
-              <w:t xml:space="preserve">HTML5 + CSS3 + </w:t>
-            </w:r>
-            <w:proofErr w:type="spellStart"/>
-            <w:r>
-              <w:rPr>
-                <w:sz w:val="20"/>
-                <w:szCs w:val="20"/>
-              </w:rPr>
-              <w:t>vanilla</w:t>
-            </w:r>
-            <w:proofErr w:type="spellEnd"/>
-            <w:r>
-              <w:rPr>
-                <w:sz w:val="20"/>
-                <w:szCs w:val="20"/>
-              </w:rPr>
-              <w:t xml:space="preserve"> Javascript</w:t>
+              <w:t>HTML5 + CSS3 + vanilla Javascript</w:t>
             </w:r>
           </w:p>
         </w:tc>
@@ -2141,34 +1860,12 @@
                 <w:sz w:val="20"/>
                 <w:szCs w:val="20"/>
               </w:rPr>
-              <w:t xml:space="preserve">Geen </w:t>
-            </w:r>
-            <w:proofErr w:type="spellStart"/>
-            <w:r>
-              <w:rPr>
-                <w:sz w:val="20"/>
-                <w:szCs w:val="20"/>
-              </w:rPr>
-              <w:t>frameworkoverhead</w:t>
-            </w:r>
-            <w:proofErr w:type="spellEnd"/>
-            <w:r>
-              <w:rPr>
-                <w:sz w:val="20"/>
-                <w:szCs w:val="20"/>
-              </w:rPr>
-              <w:t>, in overeenstemming met de cursusrichtlijnen</w:t>
+              <w:t>Geen frameworkoverhead, in overeenstemming met de cursusrichtlijnen</w:t>
             </w:r>
           </w:p>
         </w:tc>
       </w:tr>
       <w:tr>
-        <w:tblPrEx>
-          <w:tblCellMar>
-            <w:top w:w="0" w:type="dxa"/>
-            <w:bottom w:w="0" w:type="dxa"/>
-          </w:tblCellMar>
-        </w:tblPrEx>
         <w:tc>
           <w:tcPr>
             <w:tcW w:w="1800" w:type="dxa"/>
@@ -2186,7 +1883,6 @@
             </w:tcMar>
           </w:tcPr>
           <w:p>
-            <w:proofErr w:type="spellStart"/>
             <w:r>
               <w:rPr>
                 <w:sz w:val="20"/>
@@ -2194,7 +1890,6 @@
               </w:rPr>
               <w:t>Containerisatie</w:t>
             </w:r>
-            <w:proofErr w:type="spellEnd"/>
           </w:p>
         </w:tc>
         <w:tc>
@@ -2219,17 +1914,8 @@
                 <w:sz w:val="20"/>
                 <w:szCs w:val="20"/>
               </w:rPr>
-              <w:t xml:space="preserve">Docker + Docker </w:t>
-            </w:r>
-            <w:proofErr w:type="spellStart"/>
-            <w:r>
-              <w:rPr>
-                <w:sz w:val="20"/>
-                <w:szCs w:val="20"/>
-              </w:rPr>
-              <w:t>Compose</w:t>
-            </w:r>
-            <w:proofErr w:type="spellEnd"/>
+              <w:t>Docker + Docker Compose</w:t>
+            </w:r>
           </w:p>
         </w:tc>
         <w:tc>
@@ -2260,12 +1946,6 @@
         </w:tc>
       </w:tr>
       <w:tr>
-        <w:tblPrEx>
-          <w:tblCellMar>
-            <w:top w:w="0" w:type="dxa"/>
-            <w:bottom w:w="0" w:type="dxa"/>
-          </w:tblCellMar>
-        </w:tblPrEx>
         <w:tc>
           <w:tcPr>
             <w:tcW w:w="1800" w:type="dxa"/>
@@ -2346,12 +2026,6 @@
         </w:tc>
       </w:tr>
       <w:tr>
-        <w:tblPrEx>
-          <w:tblCellMar>
-            <w:top w:w="0" w:type="dxa"/>
-            <w:bottom w:w="0" w:type="dxa"/>
-          </w:tblCellMar>
-        </w:tblPrEx>
         <w:tc>
           <w:tcPr>
             <w:tcW w:w="1800" w:type="dxa"/>
@@ -2438,12 +2112,6 @@
         </w:tc>
       </w:tr>
       <w:tr>
-        <w:tblPrEx>
-          <w:tblCellMar>
-            <w:top w:w="0" w:type="dxa"/>
-            <w:bottom w:w="0" w:type="dxa"/>
-          </w:tblCellMar>
-        </w:tblPrEx>
         <w:tc>
           <w:tcPr>
             <w:tcW w:w="1800" w:type="dxa"/>
@@ -2461,7 +2129,6 @@
             </w:tcMar>
           </w:tcPr>
           <w:p>
-            <w:proofErr w:type="spellStart"/>
             <w:r>
               <w:rPr>
                 <w:sz w:val="20"/>
@@ -2469,7 +2136,6 @@
               </w:rPr>
               <w:t>Testing</w:t>
             </w:r>
-            <w:proofErr w:type="spellEnd"/>
           </w:p>
         </w:tc>
         <w:tc>
@@ -2494,23 +2160,7 @@
                 <w:sz w:val="20"/>
                 <w:szCs w:val="20"/>
               </w:rPr>
-              <w:t xml:space="preserve">Postman + </w:t>
-            </w:r>
-            <w:proofErr w:type="spellStart"/>
-            <w:r>
-              <w:rPr>
-                <w:sz w:val="20"/>
-                <w:szCs w:val="20"/>
-              </w:rPr>
-              <w:t>custom</w:t>
-            </w:r>
-            <w:proofErr w:type="spellEnd"/>
-            <w:r>
-              <w:rPr>
-                <w:sz w:val="20"/>
-                <w:szCs w:val="20"/>
-              </w:rPr>
-              <w:t xml:space="preserve"> test suite</w:t>
+              <w:t>Postman + custom test suite</w:t>
             </w:r>
           </w:p>
         </w:tc>
@@ -2549,7 +2199,7 @@
     </w:p>
     <w:p>
       <w:pPr>
-        <w:pStyle w:val="Titre2"/>
+        <w:pStyle w:val="Kop2"/>
       </w:pPr>
       <w:r>
         <w:t>4.3 Achtergrondjobs</w:t>
@@ -2566,7 +2216,7 @@
     </w:p>
     <w:p>
       <w:pPr>
-        <w:pStyle w:val="Paragraphedeliste"/>
+        <w:pStyle w:val="Lijstalinea"/>
         <w:numPr>
           <w:ilvl w:val="0"/>
           <w:numId w:val="3"/>
@@ -2574,20 +2224,12 @@
         <w:spacing w:after="80"/>
       </w:pPr>
       <w:r>
-        <w:t>CB-token auto-</w:t>
-      </w:r>
-      <w:proofErr w:type="spellStart"/>
-      <w:r>
-        <w:t>refresh</w:t>
-      </w:r>
-      <w:proofErr w:type="spellEnd"/>
-      <w:r>
-        <w:t xml:space="preserve"> — om de 3,5 uur (token TTL is 4 uur)</w:t>
-      </w:r>
-    </w:p>
-    <w:p>
-      <w:pPr>
-        <w:pStyle w:val="Paragraphedeliste"/>
+        <w:t>CB-token auto-refresh — om de 3,5 uur (token TTL is 4 uur)</w:t>
+      </w:r>
+    </w:p>
+    <w:p>
+      <w:pPr>
+        <w:pStyle w:val="Lijstalinea"/>
         <w:numPr>
           <w:ilvl w:val="0"/>
           <w:numId w:val="3"/>
@@ -2595,28 +2237,12 @@
         <w:spacing w:after="80"/>
       </w:pPr>
       <w:r>
-        <w:t>BB-</w:t>
-      </w:r>
-      <w:proofErr w:type="spellStart"/>
-      <w:r>
-        <w:t>poller</w:t>
-      </w:r>
-      <w:proofErr w:type="spellEnd"/>
-      <w:r>
-        <w:t xml:space="preserve"> — leest om de 30 seconden inkomende </w:t>
-      </w:r>
-      <w:proofErr w:type="spellStart"/>
-      <w:r>
-        <w:t>PO’s</w:t>
-      </w:r>
-      <w:proofErr w:type="spellEnd"/>
-      <w:r>
-        <w:t xml:space="preserve"> uit de CB-queue</w:t>
-      </w:r>
-    </w:p>
-    <w:p>
-      <w:pPr>
-        <w:pStyle w:val="Paragraphedeliste"/>
+        <w:t>BB-poller — leest om de 30 seconden inkomende PO’s uit de CB-queue</w:t>
+      </w:r>
+    </w:p>
+    <w:p>
+      <w:pPr>
+        <w:pStyle w:val="Lijstalinea"/>
         <w:numPr>
           <w:ilvl w:val="0"/>
           <w:numId w:val="3"/>
@@ -2624,54 +2250,25 @@
         <w:spacing w:after="80"/>
       </w:pPr>
       <w:r>
-        <w:t>OB-</w:t>
-      </w:r>
-      <w:proofErr w:type="spellStart"/>
-      <w:r>
-        <w:t>poller</w:t>
-      </w:r>
-      <w:proofErr w:type="spellEnd"/>
-      <w:r>
-        <w:t xml:space="preserve"> — leest om de 30 seconden inkomende </w:t>
-      </w:r>
-      <w:proofErr w:type="spellStart"/>
-      <w:r>
-        <w:t>ACK’s</w:t>
-      </w:r>
-      <w:proofErr w:type="spellEnd"/>
-      <w:r>
-        <w:t xml:space="preserve"> uit de CB-queue</w:t>
-      </w:r>
-    </w:p>
-    <w:p>
-      <w:pPr>
-        <w:pStyle w:val="Paragraphedeliste"/>
+        <w:t>OB-poller — leest om de 30 seconden inkomende ACK’s uit de CB-queue</w:t>
+      </w:r>
+    </w:p>
+    <w:p>
+      <w:pPr>
+        <w:pStyle w:val="Lijstalinea"/>
         <w:numPr>
           <w:ilvl w:val="0"/>
           <w:numId w:val="3"/>
         </w:numPr>
         <w:spacing w:after="80"/>
       </w:pPr>
-      <w:proofErr w:type="spellStart"/>
-      <w:r>
-        <w:t>Timeout</w:t>
-      </w:r>
-      <w:proofErr w:type="spellEnd"/>
-      <w:r>
-        <w:t xml:space="preserve">-monitor — markeert </w:t>
-      </w:r>
-      <w:proofErr w:type="spellStart"/>
-      <w:r>
-        <w:t>PO’s</w:t>
-      </w:r>
-      <w:proofErr w:type="spellEnd"/>
-      <w:r>
-        <w:t xml:space="preserve"> ouder dan 1 uur als ERR_TIMEOUT</w:t>
-      </w:r>
-    </w:p>
-    <w:p>
-      <w:pPr>
-        <w:pStyle w:val="Paragraphedeliste"/>
+      <w:r>
+        <w:t>Timeout-monitor — markeert PO’s ouder dan 1 uur als ERR_TIMEOUT</w:t>
+      </w:r>
+    </w:p>
+    <w:p>
+      <w:pPr>
+        <w:pStyle w:val="Lijstalinea"/>
         <w:numPr>
           <w:ilvl w:val="0"/>
           <w:numId w:val="3"/>
@@ -2679,15 +2276,7 @@
         <w:spacing w:after="80"/>
       </w:pPr>
       <w:r>
-        <w:t>ACK-</w:t>
-      </w:r>
-      <w:proofErr w:type="spellStart"/>
-      <w:r>
-        <w:t>retry</w:t>
-      </w:r>
-      <w:proofErr w:type="spellEnd"/>
-      <w:r>
-        <w:t xml:space="preserve"> — probeert mislukte ACK-pushes om de 60 seconden opnieuw</w:t>
+        <w:t>ACK-retry — probeert mislukte ACK-pushes om de 60 seconden opnieuw</w:t>
       </w:r>
     </w:p>
     <w:p>
@@ -2697,10 +2286,62 @@
     </w:p>
     <w:p>
       <w:pPr>
-        <w:pStyle w:val="Titre1"/>
+        <w:pStyle w:val="Kop1"/>
       </w:pPr>
       <w:r>
         <w:t>5. Database</w:t>
+      </w:r>
+    </w:p>
+    <w:p>
+      <w:pPr>
+        <w:jc w:val="center"/>
+      </w:pPr>
+      <w:r>
+        <w:drawing>
+          <wp:inline xmlns:a="http://schemas.openxmlformats.org/drawingml/2006/main" xmlns:pic="http://schemas.openxmlformats.org/drawingml/2006/picture">
+            <wp:extent cx="5029200" cy="3021746"/>
+            <wp:docPr id="4" name="Picture 4"/>
+            <wp:cNvGraphicFramePr>
+              <a:graphicFrameLocks noChangeAspect="1"/>
+            </wp:cNvGraphicFramePr>
+            <a:graphic>
+              <a:graphicData uri="http://schemas.openxmlformats.org/drawingml/2006/picture">
+                <pic:pic>
+                  <pic:nvPicPr>
+                    <pic:cNvPr id="0" name="Schermafbeelding 2026-04-27 230533.png"/>
+                    <pic:cNvPicPr/>
+                  </pic:nvPicPr>
+                  <pic:blipFill>
+                    <a:blip r:embed="rId14"/>
+                    <a:stretch>
+                      <a:fillRect/>
+                    </a:stretch>
+                  </pic:blipFill>
+                  <pic:spPr>
+                    <a:xfrm>
+                      <a:off x="0" y="0"/>
+                      <a:ext cx="5029200" cy="3021746"/>
+                    </a:xfrm>
+                    <a:prstGeom prst="rect"/>
+                  </pic:spPr>
+                </pic:pic>
+              </a:graphicData>
+            </a:graphic>
+          </wp:inline>
+        </w:drawing>
+      </w:r>
+    </w:p>
+    <w:p>
+      <w:pPr>
+        <w:jc w:val="center"/>
+      </w:pPr>
+      <w:r>
+        <w:rPr>
+          <w:i/>
+          <w:color w:val="555555"/>
+          <w:sz w:val="20"/>
+        </w:rPr>
+        <w:t>Figuur 4 — MySQL Workbench met alle tabellen van pingfin_b1 en pingfin_b2.</w:t>
       </w:r>
     </w:p>
     <w:p>
@@ -2709,28 +2350,12 @@
         <w:jc w:val="both"/>
       </w:pPr>
       <w:r>
-        <w:t xml:space="preserve">Beide banken delen één </w:t>
-      </w:r>
-      <w:proofErr w:type="spellStart"/>
-      <w:r>
-        <w:t>MySQL</w:t>
-      </w:r>
-      <w:proofErr w:type="spellEnd"/>
-      <w:r>
-        <w:t xml:space="preserve"> 8-instantie maar gebruiken aparte databases (pingfin_b1 en pingfin_b2) zodat de saldo’s strikt geïsoleerd blijven. De schema’s zijn identiek; het verschil zit enkel in de </w:t>
-      </w:r>
-      <w:proofErr w:type="spellStart"/>
-      <w:r>
-        <w:t>geseed</w:t>
-      </w:r>
-      <w:proofErr w:type="spellEnd"/>
-      <w:r>
-        <w:t xml:space="preserve"> data en de BIC.</w:t>
-      </w:r>
-    </w:p>
-    <w:p>
-      <w:pPr>
-        <w:pStyle w:val="Titre2"/>
+        <w:t>Beide banken delen één MySQL 8-instantie maar gebruiken aparte databases (pingfin_b1 en pingfin_b2) zodat de saldo’s strikt geïsoleerd blijven. De schema’s zijn identiek; het verschil zit enkel in de geseed data en de BIC.</w:t>
+      </w:r>
+    </w:p>
+    <w:p>
+      <w:pPr>
+        <w:pStyle w:val="Kop2"/>
       </w:pPr>
       <w:r>
         <w:t>5.1 Tabellen</w:t>
@@ -2758,12 +2383,6 @@
         <w:gridCol w:w="6960"/>
       </w:tblGrid>
       <w:tr>
-        <w:tblPrEx>
-          <w:tblCellMar>
-            <w:top w:w="0" w:type="dxa"/>
-            <w:bottom w:w="0" w:type="dxa"/>
-          </w:tblCellMar>
-        </w:tblPrEx>
         <w:trPr>
           <w:tblHeader/>
         </w:trPr>
@@ -2829,12 +2448,6 @@
         </w:tc>
       </w:tr>
       <w:tr>
-        <w:tblPrEx>
-          <w:tblCellMar>
-            <w:top w:w="0" w:type="dxa"/>
-            <w:bottom w:w="0" w:type="dxa"/>
-          </w:tblCellMar>
-        </w:tblPrEx>
         <w:tc>
           <w:tcPr>
             <w:tcW w:w="2400" w:type="dxa"/>
@@ -2852,7 +2465,6 @@
             </w:tcMar>
           </w:tcPr>
           <w:p>
-            <w:proofErr w:type="gramStart"/>
             <w:r>
               <w:rPr>
                 <w:sz w:val="20"/>
@@ -2860,7 +2472,6 @@
               </w:rPr>
               <w:t>accounts</w:t>
             </w:r>
-            <w:proofErr w:type="gramEnd"/>
           </w:p>
         </w:tc>
         <w:tc>
@@ -2885,75 +2496,12 @@
                 <w:sz w:val="20"/>
                 <w:szCs w:val="20"/>
               </w:rPr>
-              <w:t xml:space="preserve">Klantrekeningen — IBAN als </w:t>
-            </w:r>
-            <w:proofErr w:type="spellStart"/>
-            <w:r>
-              <w:rPr>
-                <w:sz w:val="20"/>
-                <w:szCs w:val="20"/>
-              </w:rPr>
-              <w:t>primary</w:t>
-            </w:r>
-            <w:proofErr w:type="spellEnd"/>
-            <w:r>
-              <w:rPr>
-                <w:sz w:val="20"/>
-                <w:szCs w:val="20"/>
-              </w:rPr>
-              <w:t xml:space="preserve"> </w:t>
-            </w:r>
-            <w:proofErr w:type="spellStart"/>
-            <w:r>
-              <w:rPr>
-                <w:sz w:val="20"/>
-                <w:szCs w:val="20"/>
-              </w:rPr>
-              <w:t>key</w:t>
-            </w:r>
-            <w:proofErr w:type="spellEnd"/>
-            <w:r>
-              <w:rPr>
-                <w:sz w:val="20"/>
-                <w:szCs w:val="20"/>
-              </w:rPr>
-              <w:t xml:space="preserve">, met </w:t>
-            </w:r>
-            <w:proofErr w:type="spellStart"/>
-            <w:r>
-              <w:rPr>
-                <w:sz w:val="20"/>
-                <w:szCs w:val="20"/>
-              </w:rPr>
-              <w:t>balance</w:t>
-            </w:r>
-            <w:proofErr w:type="spellEnd"/>
-            <w:r>
-              <w:rPr>
-                <w:sz w:val="20"/>
-                <w:szCs w:val="20"/>
-              </w:rPr>
-              <w:t xml:space="preserve"> en </w:t>
-            </w:r>
-            <w:proofErr w:type="spellStart"/>
-            <w:r>
-              <w:rPr>
-                <w:sz w:val="20"/>
-                <w:szCs w:val="20"/>
-              </w:rPr>
-              <w:t>owner_name</w:t>
-            </w:r>
-            <w:proofErr w:type="spellEnd"/>
+              <w:t>Klantrekeningen — IBAN als primary key, met balance en owner_name</w:t>
+            </w:r>
           </w:p>
         </w:tc>
       </w:tr>
       <w:tr>
-        <w:tblPrEx>
-          <w:tblCellMar>
-            <w:top w:w="0" w:type="dxa"/>
-            <w:bottom w:w="0" w:type="dxa"/>
-          </w:tblCellMar>
-        </w:tblPrEx>
         <w:tc>
           <w:tcPr>
             <w:tcW w:w="2400" w:type="dxa"/>
@@ -2971,24 +2519,13 @@
             </w:tcMar>
           </w:tcPr>
           <w:p>
-            <w:proofErr w:type="spellStart"/>
-            <w:proofErr w:type="gramStart"/>
-            <w:r>
-              <w:rPr>
-                <w:sz w:val="20"/>
-                <w:szCs w:val="20"/>
-              </w:rPr>
-              <w:t>po</w:t>
-            </w:r>
-            <w:proofErr w:type="gramEnd"/>
-            <w:r>
-              <w:rPr>
-                <w:sz w:val="20"/>
-                <w:szCs w:val="20"/>
-              </w:rPr>
-              <w:t>_new</w:t>
-            </w:r>
-            <w:proofErr w:type="spellEnd"/>
+            <w:r>
+              <w:rPr>
+                <w:sz w:val="20"/>
+                <w:szCs w:val="20"/>
+              </w:rPr>
+              <w:t>po_new</w:t>
+            </w:r>
           </w:p>
         </w:tc>
         <w:tc>
@@ -3008,48 +2545,17 @@
             </w:tcMar>
           </w:tcPr>
           <w:p>
-            <w:proofErr w:type="spellStart"/>
-            <w:r>
-              <w:rPr>
-                <w:sz w:val="20"/>
-                <w:szCs w:val="20"/>
-              </w:rPr>
-              <w:t>Staging</w:t>
-            </w:r>
-            <w:proofErr w:type="spellEnd"/>
-            <w:r>
-              <w:rPr>
-                <w:sz w:val="20"/>
-                <w:szCs w:val="20"/>
-              </w:rPr>
-              <w:t xml:space="preserve">-tabel voor net aangemaakte </w:t>
-            </w:r>
-            <w:proofErr w:type="spellStart"/>
-            <w:r>
-              <w:rPr>
-                <w:sz w:val="20"/>
-                <w:szCs w:val="20"/>
-              </w:rPr>
-              <w:t>payment</w:t>
-            </w:r>
-            <w:proofErr w:type="spellEnd"/>
-            <w:r>
-              <w:rPr>
-                <w:sz w:val="20"/>
-                <w:szCs w:val="20"/>
-              </w:rPr>
-              <w:t xml:space="preserve"> orders, vóór verwerking</w:t>
+            <w:r>
+              <w:rPr>
+                <w:sz w:val="20"/>
+                <w:szCs w:val="20"/>
+              </w:rPr>
+              <w:t>Staging-tabel voor net aangemaakte payment orders, vóór verwerking</w:t>
             </w:r>
           </w:p>
         </w:tc>
       </w:tr>
       <w:tr>
-        <w:tblPrEx>
-          <w:tblCellMar>
-            <w:top w:w="0" w:type="dxa"/>
-            <w:bottom w:w="0" w:type="dxa"/>
-          </w:tblCellMar>
-        </w:tblPrEx>
         <w:tc>
           <w:tcPr>
             <w:tcW w:w="2400" w:type="dxa"/>
@@ -3067,24 +2573,13 @@
             </w:tcMar>
           </w:tcPr>
           <w:p>
-            <w:proofErr w:type="spellStart"/>
-            <w:proofErr w:type="gramStart"/>
-            <w:r>
-              <w:rPr>
-                <w:sz w:val="20"/>
-                <w:szCs w:val="20"/>
-              </w:rPr>
-              <w:t>po</w:t>
-            </w:r>
-            <w:proofErr w:type="gramEnd"/>
-            <w:r>
-              <w:rPr>
-                <w:sz w:val="20"/>
-                <w:szCs w:val="20"/>
-              </w:rPr>
-              <w:t>_in</w:t>
-            </w:r>
-            <w:proofErr w:type="spellEnd"/>
+            <w:r>
+              <w:rPr>
+                <w:sz w:val="20"/>
+                <w:szCs w:val="20"/>
+              </w:rPr>
+              <w:t>po_in</w:t>
+            </w:r>
           </w:p>
         </w:tc>
         <w:tc>
@@ -3109,34 +2604,12 @@
                 <w:sz w:val="20"/>
                 <w:szCs w:val="20"/>
               </w:rPr>
-              <w:t xml:space="preserve">Inkomende </w:t>
-            </w:r>
-            <w:proofErr w:type="spellStart"/>
-            <w:r>
-              <w:rPr>
-                <w:sz w:val="20"/>
-                <w:szCs w:val="20"/>
-              </w:rPr>
-              <w:t>PO’s</w:t>
-            </w:r>
-            <w:proofErr w:type="spellEnd"/>
-            <w:r>
-              <w:rPr>
-                <w:sz w:val="20"/>
-                <w:szCs w:val="20"/>
-              </w:rPr>
-              <w:t xml:space="preserve"> waar deze bank de BB is</w:t>
+              <w:t>Inkomende PO’s waar deze bank de BB is</w:t>
             </w:r>
           </w:p>
         </w:tc>
       </w:tr>
       <w:tr>
-        <w:tblPrEx>
-          <w:tblCellMar>
-            <w:top w:w="0" w:type="dxa"/>
-            <w:bottom w:w="0" w:type="dxa"/>
-          </w:tblCellMar>
-        </w:tblPrEx>
         <w:tc>
           <w:tcPr>
             <w:tcW w:w="2400" w:type="dxa"/>
@@ -3154,24 +2627,13 @@
             </w:tcMar>
           </w:tcPr>
           <w:p>
-            <w:proofErr w:type="spellStart"/>
-            <w:proofErr w:type="gramStart"/>
-            <w:r>
-              <w:rPr>
-                <w:sz w:val="20"/>
-                <w:szCs w:val="20"/>
-              </w:rPr>
-              <w:t>po</w:t>
-            </w:r>
-            <w:proofErr w:type="gramEnd"/>
-            <w:r>
-              <w:rPr>
-                <w:sz w:val="20"/>
-                <w:szCs w:val="20"/>
-              </w:rPr>
-              <w:t>_out</w:t>
-            </w:r>
-            <w:proofErr w:type="spellEnd"/>
+            <w:r>
+              <w:rPr>
+                <w:sz w:val="20"/>
+                <w:szCs w:val="20"/>
+              </w:rPr>
+              <w:t>po_out</w:t>
+            </w:r>
           </w:p>
         </w:tc>
         <w:tc>
@@ -3196,34 +2658,12 @@
                 <w:sz w:val="20"/>
                 <w:szCs w:val="20"/>
               </w:rPr>
-              <w:t xml:space="preserve">Uitgaande </w:t>
-            </w:r>
-            <w:proofErr w:type="spellStart"/>
-            <w:r>
-              <w:rPr>
-                <w:sz w:val="20"/>
-                <w:szCs w:val="20"/>
-              </w:rPr>
-              <w:t>PO’s</w:t>
-            </w:r>
-            <w:proofErr w:type="spellEnd"/>
-            <w:r>
-              <w:rPr>
-                <w:sz w:val="20"/>
-                <w:szCs w:val="20"/>
-              </w:rPr>
-              <w:t xml:space="preserve"> waar deze bank de OB is</w:t>
+              <w:t>Uitgaande PO’s waar deze bank de OB is</w:t>
             </w:r>
           </w:p>
         </w:tc>
       </w:tr>
       <w:tr>
-        <w:tblPrEx>
-          <w:tblCellMar>
-            <w:top w:w="0" w:type="dxa"/>
-            <w:bottom w:w="0" w:type="dxa"/>
-          </w:tblCellMar>
-        </w:tblPrEx>
         <w:tc>
           <w:tcPr>
             <w:tcW w:w="2400" w:type="dxa"/>
@@ -3241,24 +2681,13 @@
             </w:tcMar>
           </w:tcPr>
           <w:p>
-            <w:proofErr w:type="spellStart"/>
-            <w:proofErr w:type="gramStart"/>
-            <w:r>
-              <w:rPr>
-                <w:sz w:val="20"/>
-                <w:szCs w:val="20"/>
-              </w:rPr>
-              <w:t>ack</w:t>
-            </w:r>
-            <w:proofErr w:type="gramEnd"/>
-            <w:r>
-              <w:rPr>
-                <w:sz w:val="20"/>
-                <w:szCs w:val="20"/>
-              </w:rPr>
-              <w:t>_in</w:t>
-            </w:r>
-            <w:proofErr w:type="spellEnd"/>
+            <w:r>
+              <w:rPr>
+                <w:sz w:val="20"/>
+                <w:szCs w:val="20"/>
+              </w:rPr>
+              <w:t>ack_in</w:t>
+            </w:r>
           </w:p>
         </w:tc>
         <w:tc>
@@ -3283,27 +2712,12 @@
                 <w:sz w:val="20"/>
                 <w:szCs w:val="20"/>
               </w:rPr>
-              <w:t xml:space="preserve">Bevestigingen die wij ontvangen van de CB voor onze uitgaande </w:t>
-            </w:r>
-            <w:proofErr w:type="spellStart"/>
-            <w:r>
-              <w:rPr>
-                <w:sz w:val="20"/>
-                <w:szCs w:val="20"/>
-              </w:rPr>
-              <w:t>PO’s</w:t>
-            </w:r>
-            <w:proofErr w:type="spellEnd"/>
+              <w:t>Bevestigingen die wij ontvangen van de CB voor onze uitgaande PO’s</w:t>
+            </w:r>
           </w:p>
         </w:tc>
       </w:tr>
       <w:tr>
-        <w:tblPrEx>
-          <w:tblCellMar>
-            <w:top w:w="0" w:type="dxa"/>
-            <w:bottom w:w="0" w:type="dxa"/>
-          </w:tblCellMar>
-        </w:tblPrEx>
         <w:tc>
           <w:tcPr>
             <w:tcW w:w="2400" w:type="dxa"/>
@@ -3321,24 +2735,13 @@
             </w:tcMar>
           </w:tcPr>
           <w:p>
-            <w:proofErr w:type="spellStart"/>
-            <w:proofErr w:type="gramStart"/>
-            <w:r>
-              <w:rPr>
-                <w:sz w:val="20"/>
-                <w:szCs w:val="20"/>
-              </w:rPr>
-              <w:t>ack</w:t>
-            </w:r>
-            <w:proofErr w:type="gramEnd"/>
-            <w:r>
-              <w:rPr>
-                <w:sz w:val="20"/>
-                <w:szCs w:val="20"/>
-              </w:rPr>
-              <w:t>_out</w:t>
-            </w:r>
-            <w:proofErr w:type="spellEnd"/>
+            <w:r>
+              <w:rPr>
+                <w:sz w:val="20"/>
+                <w:szCs w:val="20"/>
+              </w:rPr>
+              <w:t>ack_out</w:t>
+            </w:r>
           </w:p>
         </w:tc>
         <w:tc>
@@ -3363,27 +2766,12 @@
                 <w:sz w:val="20"/>
                 <w:szCs w:val="20"/>
               </w:rPr>
-              <w:t xml:space="preserve">Bevestigingen die wij sturen naar de CB voor inkomende </w:t>
-            </w:r>
-            <w:proofErr w:type="spellStart"/>
-            <w:r>
-              <w:rPr>
-                <w:sz w:val="20"/>
-                <w:szCs w:val="20"/>
-              </w:rPr>
-              <w:t>PO’s</w:t>
-            </w:r>
-            <w:proofErr w:type="spellEnd"/>
+              <w:t>Bevestigingen die wij sturen naar de CB voor inkomende PO’s</w:t>
+            </w:r>
           </w:p>
         </w:tc>
       </w:tr>
       <w:tr>
-        <w:tblPrEx>
-          <w:tblCellMar>
-            <w:top w:w="0" w:type="dxa"/>
-            <w:bottom w:w="0" w:type="dxa"/>
-          </w:tblCellMar>
-        </w:tblPrEx>
         <w:tc>
           <w:tcPr>
             <w:tcW w:w="2400" w:type="dxa"/>
@@ -3401,7 +2789,6 @@
             </w:tcMar>
           </w:tcPr>
           <w:p>
-            <w:proofErr w:type="gramStart"/>
             <w:r>
               <w:rPr>
                 <w:sz w:val="20"/>
@@ -3409,7 +2796,6 @@
               </w:rPr>
               <w:t>transactions</w:t>
             </w:r>
-            <w:proofErr w:type="gramEnd"/>
           </w:p>
         </w:tc>
         <w:tc>
@@ -3434,34 +2820,12 @@
                 <w:sz w:val="20"/>
                 <w:szCs w:val="20"/>
               </w:rPr>
-              <w:t>Audit-</w:t>
-            </w:r>
-            <w:proofErr w:type="spellStart"/>
-            <w:r>
-              <w:rPr>
-                <w:sz w:val="20"/>
-                <w:szCs w:val="20"/>
-              </w:rPr>
-              <w:t>trail</w:t>
-            </w:r>
-            <w:proofErr w:type="spellEnd"/>
-            <w:r>
-              <w:rPr>
-                <w:sz w:val="20"/>
-                <w:szCs w:val="20"/>
-              </w:rPr>
-              <w:t xml:space="preserve"> van alle saldowijzigingen</w:t>
+              <w:t>Audit-trail van alle saldowijzigingen</w:t>
             </w:r>
           </w:p>
         </w:tc>
       </w:tr>
       <w:tr>
-        <w:tblPrEx>
-          <w:tblCellMar>
-            <w:top w:w="0" w:type="dxa"/>
-            <w:bottom w:w="0" w:type="dxa"/>
-          </w:tblCellMar>
-        </w:tblPrEx>
         <w:tc>
           <w:tcPr>
             <w:tcW w:w="2400" w:type="dxa"/>
@@ -3479,7 +2843,6 @@
             </w:tcMar>
           </w:tcPr>
           <w:p>
-            <w:proofErr w:type="gramStart"/>
             <w:r>
               <w:rPr>
                 <w:sz w:val="20"/>
@@ -3487,7 +2850,6 @@
               </w:rPr>
               <w:t>logs</w:t>
             </w:r>
-            <w:proofErr w:type="gramEnd"/>
           </w:p>
         </w:tc>
         <w:tc>
@@ -3525,18 +2887,10 @@
     </w:p>
     <w:p>
       <w:pPr>
-        <w:pStyle w:val="Titre2"/>
-      </w:pPr>
-      <w:r>
-        <w:t xml:space="preserve">5.2 </w:t>
-      </w:r>
-      <w:proofErr w:type="spellStart"/>
-      <w:r>
-        <w:t>Seed</w:t>
-      </w:r>
-      <w:proofErr w:type="spellEnd"/>
-      <w:r>
-        <w:t xml:space="preserve"> Data</w:t>
+        <w:pStyle w:val="Kop2"/>
+      </w:pPr>
+      <w:r>
+        <w:t>5.2 Seed Data</w:t>
       </w:r>
     </w:p>
     <w:p>
@@ -3555,7 +2909,7 @@
     </w:p>
     <w:p>
       <w:pPr>
-        <w:pStyle w:val="Titre1"/>
+        <w:pStyle w:val="Kop1"/>
       </w:pPr>
       <w:r>
         <w:t>6. API Design</w:t>
@@ -3567,47 +2921,15 @@
         <w:jc w:val="both"/>
       </w:pPr>
       <w:r>
-        <w:t xml:space="preserve">Beide banken implementeren een consistente REST API met één gestandaardiseerd antwoordformaat: </w:t>
-      </w:r>
-      <w:proofErr w:type="gramStart"/>
-      <w:r>
-        <w:t>{ ok</w:t>
-      </w:r>
-      <w:proofErr w:type="gramEnd"/>
-      <w:r>
-        <w:t xml:space="preserve">, status, code, </w:t>
-      </w:r>
-      <w:proofErr w:type="spellStart"/>
-      <w:r>
-        <w:t>message</w:t>
-      </w:r>
-      <w:proofErr w:type="spellEnd"/>
-      <w:r>
-        <w:t xml:space="preserve">, </w:t>
-      </w:r>
-      <w:proofErr w:type="gramStart"/>
-      <w:r>
-        <w:t>data }</w:t>
-      </w:r>
-      <w:proofErr w:type="gramEnd"/>
-      <w:r>
-        <w:t>. Hierdoor kan de GUI generiek omgaan met succes- en foutreacties van beide banken.</w:t>
-      </w:r>
-    </w:p>
-    <w:p>
-      <w:pPr>
-        <w:pStyle w:val="Titre2"/>
-      </w:pPr>
-      <w:r>
-        <w:t xml:space="preserve">6.1 Publieke </w:t>
-      </w:r>
-      <w:proofErr w:type="spellStart"/>
-      <w:r>
-        <w:t>endpoints</w:t>
-      </w:r>
-      <w:proofErr w:type="spellEnd"/>
-      <w:r>
-        <w:t xml:space="preserve"> (per bank)</w:t>
+        <w:t>Beide banken implementeren een consistente REST API met één gestandaardiseerd antwoordformaat: { ok, status, code, message, data }. Hierdoor kan de GUI generiek omgaan met succes- en foutreacties van beide banken.</w:t>
+      </w:r>
+    </w:p>
+    <w:p>
+      <w:pPr>
+        <w:pStyle w:val="Kop2"/>
+      </w:pPr>
+      <w:r>
+        <w:t>6.1 Publieke endpoints (per bank)</w:t>
       </w:r>
     </w:p>
     <w:tbl>
@@ -3633,12 +2955,6 @@
         <w:gridCol w:w="5360"/>
       </w:tblGrid>
       <w:tr>
-        <w:tblPrEx>
-          <w:tblCellMar>
-            <w:top w:w="0" w:type="dxa"/>
-            <w:bottom w:w="0" w:type="dxa"/>
-          </w:tblCellMar>
-        </w:tblPrEx>
         <w:trPr>
           <w:tblHeader/>
         </w:trPr>
@@ -3734,12 +3050,6 @@
         </w:tc>
       </w:tr>
       <w:tr>
-        <w:tblPrEx>
-          <w:tblCellMar>
-            <w:top w:w="0" w:type="dxa"/>
-            <w:bottom w:w="0" w:type="dxa"/>
-          </w:tblCellMar>
-        </w:tblPrEx>
         <w:tc>
           <w:tcPr>
             <w:tcW w:w="1200" w:type="dxa"/>
@@ -3820,12 +3130,6 @@
         </w:tc>
       </w:tr>
       <w:tr>
-        <w:tblPrEx>
-          <w:tblCellMar>
-            <w:top w:w="0" w:type="dxa"/>
-            <w:bottom w:w="0" w:type="dxa"/>
-          </w:tblCellMar>
-        </w:tblPrEx>
         <w:tc>
           <w:tcPr>
             <w:tcW w:w="1200" w:type="dxa"/>
@@ -3900,34 +3204,12 @@
                 <w:sz w:val="20"/>
                 <w:szCs w:val="20"/>
               </w:rPr>
-              <w:t xml:space="preserve">API-documentatie (overzicht van alle </w:t>
-            </w:r>
-            <w:proofErr w:type="spellStart"/>
-            <w:r>
-              <w:rPr>
-                <w:sz w:val="20"/>
-                <w:szCs w:val="20"/>
-              </w:rPr>
-              <w:t>endpoints</w:t>
-            </w:r>
-            <w:proofErr w:type="spellEnd"/>
-            <w:r>
-              <w:rPr>
-                <w:sz w:val="20"/>
-                <w:szCs w:val="20"/>
-              </w:rPr>
-              <w:t>)</w:t>
+              <w:t>API-documentatie (overzicht van alle endpoints)</w:t>
             </w:r>
           </w:p>
         </w:tc>
       </w:tr>
       <w:tr>
-        <w:tblPrEx>
-          <w:tblCellMar>
-            <w:top w:w="0" w:type="dxa"/>
-            <w:bottom w:w="0" w:type="dxa"/>
-          </w:tblCellMar>
-        </w:tblPrEx>
         <w:tc>
           <w:tcPr>
             <w:tcW w:w="1200" w:type="dxa"/>
@@ -4008,12 +3290,6 @@
         </w:tc>
       </w:tr>
       <w:tr>
-        <w:tblPrEx>
-          <w:tblCellMar>
-            <w:top w:w="0" w:type="dxa"/>
-            <w:bottom w:w="0" w:type="dxa"/>
-          </w:tblCellMar>
-        </w:tblPrEx>
         <w:tc>
           <w:tcPr>
             <w:tcW w:w="1200" w:type="dxa"/>
@@ -4062,26 +3338,8 @@
                 <w:sz w:val="20"/>
                 <w:szCs w:val="20"/>
               </w:rPr>
-              <w:t>/accounts</w:t>
-            </w:r>
-            <w:proofErr w:type="gramStart"/>
-            <w:r>
-              <w:rPr>
-                <w:sz w:val="20"/>
-                <w:szCs w:val="20"/>
-              </w:rPr>
-              <w:t>/:</w:t>
-            </w:r>
-            <w:proofErr w:type="spellStart"/>
-            <w:r>
-              <w:rPr>
-                <w:sz w:val="20"/>
-                <w:szCs w:val="20"/>
-              </w:rPr>
-              <w:t>iban</w:t>
-            </w:r>
-            <w:proofErr w:type="spellEnd"/>
-            <w:proofErr w:type="gramEnd"/>
+              <w:t>/accounts/:iban</w:t>
+            </w:r>
           </w:p>
         </w:tc>
         <w:tc>
@@ -4112,12 +3370,6 @@
         </w:tc>
       </w:tr>
       <w:tr>
-        <w:tblPrEx>
-          <w:tblCellMar>
-            <w:top w:w="0" w:type="dxa"/>
-            <w:bottom w:w="0" w:type="dxa"/>
-          </w:tblCellMar>
-        </w:tblPrEx>
         <w:tc>
           <w:tcPr>
             <w:tcW w:w="1200" w:type="dxa"/>
@@ -4166,17 +3418,8 @@
                 <w:sz w:val="20"/>
                 <w:szCs w:val="20"/>
               </w:rPr>
-              <w:t>/</w:t>
-            </w:r>
-            <w:proofErr w:type="spellStart"/>
-            <w:r>
-              <w:rPr>
-                <w:sz w:val="20"/>
-                <w:szCs w:val="20"/>
-              </w:rPr>
-              <w:t>po_in</w:t>
-            </w:r>
-            <w:proofErr w:type="spellEnd"/>
+              <w:t>/po_in</w:t>
+            </w:r>
           </w:p>
         </w:tc>
         <w:tc>
@@ -4201,34 +3444,12 @@
                 <w:sz w:val="20"/>
                 <w:szCs w:val="20"/>
               </w:rPr>
-              <w:t xml:space="preserve">Inkomende </w:t>
-            </w:r>
-            <w:proofErr w:type="spellStart"/>
-            <w:r>
-              <w:rPr>
-                <w:sz w:val="20"/>
-                <w:szCs w:val="20"/>
-              </w:rPr>
-              <w:t>payment</w:t>
-            </w:r>
-            <w:proofErr w:type="spellEnd"/>
-            <w:r>
-              <w:rPr>
-                <w:sz w:val="20"/>
-                <w:szCs w:val="20"/>
-              </w:rPr>
-              <w:t xml:space="preserve"> orders</w:t>
+              <w:t>Inkomende payment orders</w:t>
             </w:r>
           </w:p>
         </w:tc>
       </w:tr>
       <w:tr>
-        <w:tblPrEx>
-          <w:tblCellMar>
-            <w:top w:w="0" w:type="dxa"/>
-            <w:bottom w:w="0" w:type="dxa"/>
-          </w:tblCellMar>
-        </w:tblPrEx>
         <w:tc>
           <w:tcPr>
             <w:tcW w:w="1200" w:type="dxa"/>
@@ -4277,17 +3498,8 @@
                 <w:sz w:val="20"/>
                 <w:szCs w:val="20"/>
               </w:rPr>
-              <w:t>/</w:t>
-            </w:r>
-            <w:proofErr w:type="spellStart"/>
-            <w:r>
-              <w:rPr>
-                <w:sz w:val="20"/>
-                <w:szCs w:val="20"/>
-              </w:rPr>
-              <w:t>po_out</w:t>
-            </w:r>
-            <w:proofErr w:type="spellEnd"/>
+              <w:t>/po_out</w:t>
+            </w:r>
           </w:p>
         </w:tc>
         <w:tc>
@@ -4312,34 +3524,12 @@
                 <w:sz w:val="20"/>
                 <w:szCs w:val="20"/>
               </w:rPr>
-              <w:t xml:space="preserve">Uitgaande </w:t>
-            </w:r>
-            <w:proofErr w:type="spellStart"/>
-            <w:r>
-              <w:rPr>
-                <w:sz w:val="20"/>
-                <w:szCs w:val="20"/>
-              </w:rPr>
-              <w:t>payment</w:t>
-            </w:r>
-            <w:proofErr w:type="spellEnd"/>
-            <w:r>
-              <w:rPr>
-                <w:sz w:val="20"/>
-                <w:szCs w:val="20"/>
-              </w:rPr>
-              <w:t xml:space="preserve"> orders</w:t>
+              <w:t>Uitgaande payment orders</w:t>
             </w:r>
           </w:p>
         </w:tc>
       </w:tr>
       <w:tr>
-        <w:tblPrEx>
-          <w:tblCellMar>
-            <w:top w:w="0" w:type="dxa"/>
-            <w:bottom w:w="0" w:type="dxa"/>
-          </w:tblCellMar>
-        </w:tblPrEx>
         <w:tc>
           <w:tcPr>
             <w:tcW w:w="1200" w:type="dxa"/>
@@ -4388,17 +3578,8 @@
                 <w:sz w:val="20"/>
                 <w:szCs w:val="20"/>
               </w:rPr>
-              <w:t>/</w:t>
-            </w:r>
-            <w:proofErr w:type="spellStart"/>
-            <w:r>
-              <w:rPr>
-                <w:sz w:val="20"/>
-                <w:szCs w:val="20"/>
-              </w:rPr>
-              <w:t>ack_in</w:t>
-            </w:r>
-            <w:proofErr w:type="spellEnd"/>
+              <w:t>/ack_in</w:t>
+            </w:r>
           </w:p>
         </w:tc>
         <w:tc>
@@ -4429,12 +3610,6 @@
         </w:tc>
       </w:tr>
       <w:tr>
-        <w:tblPrEx>
-          <w:tblCellMar>
-            <w:top w:w="0" w:type="dxa"/>
-            <w:bottom w:w="0" w:type="dxa"/>
-          </w:tblCellMar>
-        </w:tblPrEx>
         <w:tc>
           <w:tcPr>
             <w:tcW w:w="1200" w:type="dxa"/>
@@ -4483,17 +3658,8 @@
                 <w:sz w:val="20"/>
                 <w:szCs w:val="20"/>
               </w:rPr>
-              <w:t>/</w:t>
-            </w:r>
-            <w:proofErr w:type="spellStart"/>
-            <w:r>
-              <w:rPr>
-                <w:sz w:val="20"/>
-                <w:szCs w:val="20"/>
-              </w:rPr>
-              <w:t>ack_out</w:t>
-            </w:r>
-            <w:proofErr w:type="spellEnd"/>
+              <w:t>/ack_out</w:t>
+            </w:r>
           </w:p>
         </w:tc>
         <w:tc>
@@ -4524,12 +3690,6 @@
         </w:tc>
       </w:tr>
       <w:tr>
-        <w:tblPrEx>
-          <w:tblCellMar>
-            <w:top w:w="0" w:type="dxa"/>
-            <w:bottom w:w="0" w:type="dxa"/>
-          </w:tblCellMar>
-        </w:tblPrEx>
         <w:tc>
           <w:tcPr>
             <w:tcW w:w="1200" w:type="dxa"/>
@@ -4604,34 +3764,12 @@
                 <w:sz w:val="20"/>
                 <w:szCs w:val="20"/>
               </w:rPr>
-              <w:t>Audit-</w:t>
-            </w:r>
-            <w:proofErr w:type="spellStart"/>
-            <w:r>
-              <w:rPr>
-                <w:sz w:val="20"/>
-                <w:szCs w:val="20"/>
-              </w:rPr>
-              <w:t>trail</w:t>
-            </w:r>
-            <w:proofErr w:type="spellEnd"/>
-            <w:r>
-              <w:rPr>
-                <w:sz w:val="20"/>
-                <w:szCs w:val="20"/>
-              </w:rPr>
-              <w:t xml:space="preserve"> van saldowijzigingen</w:t>
+              <w:t>Audit-trail van saldowijzigingen</w:t>
             </w:r>
           </w:p>
         </w:tc>
       </w:tr>
       <w:tr>
-        <w:tblPrEx>
-          <w:tblCellMar>
-            <w:top w:w="0" w:type="dxa"/>
-            <w:bottom w:w="0" w:type="dxa"/>
-          </w:tblCellMar>
-        </w:tblPrEx>
         <w:tc>
           <w:tcPr>
             <w:tcW w:w="1200" w:type="dxa"/>
@@ -4712,12 +3850,6 @@
         </w:tc>
       </w:tr>
       <w:tr>
-        <w:tblPrEx>
-          <w:tblCellMar>
-            <w:top w:w="0" w:type="dxa"/>
-            <w:bottom w:w="0" w:type="dxa"/>
-          </w:tblCellMar>
-        </w:tblPrEx>
         <w:tc>
           <w:tcPr>
             <w:tcW w:w="1200" w:type="dxa"/>
@@ -4766,17 +3898,8 @@
                 <w:sz w:val="20"/>
                 <w:szCs w:val="20"/>
               </w:rPr>
-              <w:t>/</w:t>
-            </w:r>
-            <w:proofErr w:type="spellStart"/>
-            <w:r>
-              <w:rPr>
-                <w:sz w:val="20"/>
-                <w:szCs w:val="20"/>
-              </w:rPr>
-              <w:t>po_in</w:t>
-            </w:r>
-            <w:proofErr w:type="spellEnd"/>
+              <w:t>/po_in</w:t>
+            </w:r>
           </w:p>
         </w:tc>
         <w:tc>
@@ -4807,12 +3930,6 @@
         </w:tc>
       </w:tr>
       <w:tr>
-        <w:tblPrEx>
-          <w:tblCellMar>
-            <w:top w:w="0" w:type="dxa"/>
-            <w:bottom w:w="0" w:type="dxa"/>
-          </w:tblCellMar>
-        </w:tblPrEx>
         <w:tc>
           <w:tcPr>
             <w:tcW w:w="1200" w:type="dxa"/>
@@ -4861,17 +3978,8 @@
                 <w:sz w:val="20"/>
                 <w:szCs w:val="20"/>
               </w:rPr>
-              <w:t>/</w:t>
-            </w:r>
-            <w:proofErr w:type="spellStart"/>
-            <w:r>
-              <w:rPr>
-                <w:sz w:val="20"/>
-                <w:szCs w:val="20"/>
-              </w:rPr>
-              <w:t>ack_in</w:t>
-            </w:r>
-            <w:proofErr w:type="spellEnd"/>
+              <w:t>/ack_in</w:t>
+            </w:r>
           </w:p>
         </w:tc>
         <w:tc>
@@ -4902,12 +4010,6 @@
         </w:tc>
       </w:tr>
       <w:tr>
-        <w:tblPrEx>
-          <w:tblCellMar>
-            <w:top w:w="0" w:type="dxa"/>
-            <w:bottom w:w="0" w:type="dxa"/>
-          </w:tblCellMar>
-        </w:tblPrEx>
         <w:tc>
           <w:tcPr>
             <w:tcW w:w="1200" w:type="dxa"/>
@@ -4956,33 +4058,8 @@
                 <w:sz w:val="20"/>
                 <w:szCs w:val="20"/>
               </w:rPr>
-              <w:t>/</w:t>
-            </w:r>
-            <w:proofErr w:type="spellStart"/>
-            <w:r>
-              <w:rPr>
-                <w:sz w:val="20"/>
-                <w:szCs w:val="20"/>
-              </w:rPr>
-              <w:t>po_new</w:t>
-            </w:r>
-            <w:proofErr w:type="spellEnd"/>
-            <w:r>
-              <w:rPr>
-                <w:sz w:val="20"/>
-                <w:szCs w:val="20"/>
-              </w:rPr>
-              <w:t>/</w:t>
-            </w:r>
-            <w:proofErr w:type="spellStart"/>
-            <w:r>
-              <w:rPr>
-                <w:sz w:val="20"/>
-                <w:szCs w:val="20"/>
-              </w:rPr>
-              <w:t>generate</w:t>
-            </w:r>
-            <w:proofErr w:type="spellEnd"/>
+              <w:t>/po_new/generate</w:t>
+            </w:r>
           </w:p>
         </w:tc>
         <w:tc>
@@ -5007,43 +4084,12 @@
                 <w:sz w:val="20"/>
                 <w:szCs w:val="20"/>
               </w:rPr>
-              <w:t xml:space="preserve">Random </w:t>
-            </w:r>
-            <w:proofErr w:type="spellStart"/>
-            <w:r>
-              <w:rPr>
-                <w:sz w:val="20"/>
-                <w:szCs w:val="20"/>
-              </w:rPr>
-              <w:t>PO’s</w:t>
-            </w:r>
-            <w:proofErr w:type="spellEnd"/>
-            <w:r>
-              <w:rPr>
-                <w:sz w:val="20"/>
-                <w:szCs w:val="20"/>
-              </w:rPr>
-              <w:t xml:space="preserve"> genereren voor </w:t>
-            </w:r>
-            <w:proofErr w:type="spellStart"/>
-            <w:r>
-              <w:rPr>
-                <w:sz w:val="20"/>
-                <w:szCs w:val="20"/>
-              </w:rPr>
-              <w:t>testing</w:t>
-            </w:r>
-            <w:proofErr w:type="spellEnd"/>
+              <w:t>Random PO’s genereren voor testing</w:t>
+            </w:r>
           </w:p>
         </w:tc>
       </w:tr>
       <w:tr>
-        <w:tblPrEx>
-          <w:tblCellMar>
-            <w:top w:w="0" w:type="dxa"/>
-            <w:bottom w:w="0" w:type="dxa"/>
-          </w:tblCellMar>
-        </w:tblPrEx>
         <w:tc>
           <w:tcPr>
             <w:tcW w:w="1200" w:type="dxa"/>
@@ -5092,23 +4138,7 @@
                 <w:sz w:val="20"/>
                 <w:szCs w:val="20"/>
               </w:rPr>
-              <w:t>/</w:t>
-            </w:r>
-            <w:proofErr w:type="spellStart"/>
-            <w:r>
-              <w:rPr>
-                <w:sz w:val="20"/>
-                <w:szCs w:val="20"/>
-              </w:rPr>
-              <w:t>po_new</w:t>
-            </w:r>
-            <w:proofErr w:type="spellEnd"/>
-            <w:r>
-              <w:rPr>
-                <w:sz w:val="20"/>
-                <w:szCs w:val="20"/>
-              </w:rPr>
-              <w:t>/manual</w:t>
+              <w:t>/po_new/manual</w:t>
             </w:r>
           </w:p>
         </w:tc>
@@ -5140,12 +4170,6 @@
         </w:tc>
       </w:tr>
       <w:tr>
-        <w:tblPrEx>
-          <w:tblCellMar>
-            <w:top w:w="0" w:type="dxa"/>
-            <w:bottom w:w="0" w:type="dxa"/>
-          </w:tblCellMar>
-        </w:tblPrEx>
         <w:tc>
           <w:tcPr>
             <w:tcW w:w="1200" w:type="dxa"/>
@@ -5194,33 +4218,8 @@
                 <w:sz w:val="20"/>
                 <w:szCs w:val="20"/>
               </w:rPr>
-              <w:t>/</w:t>
-            </w:r>
-            <w:proofErr w:type="spellStart"/>
-            <w:r>
-              <w:rPr>
-                <w:sz w:val="20"/>
-                <w:szCs w:val="20"/>
-              </w:rPr>
-              <w:t>po_new</w:t>
-            </w:r>
-            <w:proofErr w:type="spellEnd"/>
-            <w:r>
-              <w:rPr>
-                <w:sz w:val="20"/>
-                <w:szCs w:val="20"/>
-              </w:rPr>
-              <w:t>/</w:t>
-            </w:r>
-            <w:proofErr w:type="spellStart"/>
-            <w:r>
-              <w:rPr>
-                <w:sz w:val="20"/>
-                <w:szCs w:val="20"/>
-              </w:rPr>
-              <w:t>process</w:t>
-            </w:r>
-            <w:proofErr w:type="spellEnd"/>
+              <w:t>/po_new/process</w:t>
+            </w:r>
           </w:p>
         </w:tc>
         <w:tc>
@@ -5240,47 +4239,13 @@
             </w:tcMar>
           </w:tcPr>
           <w:p>
-            <w:proofErr w:type="spellStart"/>
-            <w:r>
-              <w:rPr>
-                <w:sz w:val="20"/>
-                <w:szCs w:val="20"/>
-              </w:rPr>
-              <w:t>Staging</w:t>
-            </w:r>
-            <w:proofErr w:type="spellEnd"/>
-            <w:r>
-              <w:rPr>
-                <w:sz w:val="20"/>
-                <w:szCs w:val="20"/>
-              </w:rPr>
-              <w:t xml:space="preserve"> </w:t>
-            </w:r>
-            <w:proofErr w:type="spellStart"/>
-            <w:r>
-              <w:rPr>
-                <w:sz w:val="20"/>
-                <w:szCs w:val="20"/>
-              </w:rPr>
-              <w:t>PO’s</w:t>
-            </w:r>
-            <w:proofErr w:type="spellEnd"/>
-            <w:r>
-              <w:rPr>
-                <w:sz w:val="20"/>
-                <w:szCs w:val="20"/>
-              </w:rPr>
-              <w:t xml:space="preserve"> verwerken naar </w:t>
-            </w:r>
-            <w:proofErr w:type="spellStart"/>
-            <w:r>
-              <w:rPr>
-                <w:sz w:val="20"/>
-                <w:szCs w:val="20"/>
-              </w:rPr>
-              <w:t>po_out</w:t>
-            </w:r>
-            <w:proofErr w:type="spellEnd"/>
+            <w:r>
+              <w:rPr>
+                <w:sz w:val="20"/>
+                <w:szCs w:val="20"/>
+              </w:rPr>
+              <w:t>Staging PO’s verwerken naar po_out</w:t>
+            </w:r>
           </w:p>
         </w:tc>
       </w:tr>
@@ -5292,7 +4257,7 @@
     </w:p>
     <w:p>
       <w:pPr>
-        <w:pStyle w:val="Titre2"/>
+        <w:pStyle w:val="Kop2"/>
       </w:pPr>
       <w:r>
         <w:t>6.2 Authenticatie</w:t>
@@ -5305,31 +4270,7 @@
       </w:pPr>
       <w:r>
         <w:lastRenderedPageBreak/>
-        <w:t>Inkomende POST-</w:t>
-      </w:r>
-      <w:proofErr w:type="spellStart"/>
-      <w:r>
-        <w:t>endpoints</w:t>
-      </w:r>
-      <w:proofErr w:type="spellEnd"/>
-      <w:r>
-        <w:t xml:space="preserve"> worden beschermd door </w:t>
-      </w:r>
-      <w:proofErr w:type="spellStart"/>
-      <w:r>
-        <w:t>Bearer</w:t>
-      </w:r>
-      <w:proofErr w:type="spellEnd"/>
-      <w:r>
-        <w:t xml:space="preserve">-token authenticatie. De tokens voor onze twee banken zijn opgehaald via een POST-call naar de Central Bank met onze BIC + </w:t>
-      </w:r>
-      <w:proofErr w:type="spellStart"/>
-      <w:r>
-        <w:t>secret_key</w:t>
-      </w:r>
-      <w:proofErr w:type="spellEnd"/>
-      <w:r>
-        <w:t>, en worden om de 3,5 uur automatisch ververst.</w:t>
+        <w:t>Inkomende POST-endpoints worden beschermd door Bearer-token authenticatie. De tokens voor onze twee banken zijn opgehaald via een POST-call naar de Central Bank met onze BIC + secret_key, en worden om de 3,5 uur automatisch ververst.</w:t>
       </w:r>
     </w:p>
     <w:p>
@@ -5339,10 +4280,62 @@
     </w:p>
     <w:p>
       <w:pPr>
-        <w:pStyle w:val="Titre1"/>
+        <w:pStyle w:val="Kop1"/>
       </w:pPr>
       <w:r>
         <w:t>7. GUI</w:t>
+      </w:r>
+    </w:p>
+    <w:p>
+      <w:pPr>
+        <w:jc w:val="center"/>
+      </w:pPr>
+      <w:r>
+        <w:drawing>
+          <wp:inline xmlns:a="http://schemas.openxmlformats.org/drawingml/2006/main" xmlns:pic="http://schemas.openxmlformats.org/drawingml/2006/picture">
+            <wp:extent cx="5943600" cy="2697694"/>
+            <wp:docPr id="5" name="Picture 5"/>
+            <wp:cNvGraphicFramePr>
+              <a:graphicFrameLocks noChangeAspect="1"/>
+            </wp:cNvGraphicFramePr>
+            <a:graphic>
+              <a:graphicData uri="http://schemas.openxmlformats.org/drawingml/2006/picture">
+                <pic:pic>
+                  <pic:nvPicPr>
+                    <pic:cNvPr id="0" name="Schermafbeelding 2026-04-29 135105.png"/>
+                    <pic:cNvPicPr/>
+                  </pic:nvPicPr>
+                  <pic:blipFill>
+                    <a:blip r:embed="rId15"/>
+                    <a:stretch>
+                      <a:fillRect/>
+                    </a:stretch>
+                  </pic:blipFill>
+                  <pic:spPr>
+                    <a:xfrm>
+                      <a:off x="0" y="0"/>
+                      <a:ext cx="5943600" cy="2697694"/>
+                    </a:xfrm>
+                    <a:prstGeom prst="rect"/>
+                  </pic:spPr>
+                </pic:pic>
+              </a:graphicData>
+            </a:graphic>
+          </wp:inline>
+        </w:drawing>
+      </w:r>
+    </w:p>
+    <w:p>
+      <w:pPr>
+        <w:jc w:val="center"/>
+      </w:pPr>
+      <w:r>
+        <w:rPr>
+          <w:i/>
+          <w:color w:val="555555"/>
+          <w:sz w:val="20"/>
+        </w:rPr>
+        <w:t>Figuur 5 — PingFin Bank Dashboard (Bank 1, CEKVBE88) — tab "PO Aanmaken" met manuele PO formulier en succesvolle PENDING-status (code 2000).</w:t>
       </w:r>
     </w:p>
     <w:p>
@@ -5351,36 +4344,12 @@
         <w:jc w:val="both"/>
       </w:pPr>
       <w:r>
-        <w:t xml:space="preserve">De GUI is een single-page applicatie geschreven in </w:t>
-      </w:r>
-      <w:proofErr w:type="spellStart"/>
-      <w:r>
-        <w:t>plain</w:t>
-      </w:r>
-      <w:proofErr w:type="spellEnd"/>
-      <w:r>
-        <w:t xml:space="preserve"> HTML, CSS en </w:t>
-      </w:r>
-      <w:proofErr w:type="spellStart"/>
-      <w:r>
-        <w:t>vanilla</w:t>
-      </w:r>
-      <w:proofErr w:type="spellEnd"/>
-      <w:r>
-        <w:t xml:space="preserve"> </w:t>
-      </w:r>
-      <w:proofErr w:type="spellStart"/>
-      <w:r>
-        <w:t>JavaScript</w:t>
-      </w:r>
-      <w:proofErr w:type="spellEnd"/>
-      <w:r>
-        <w:t xml:space="preserve"> — volgens de cursusrichtlijnen van Rogier van der Linde (HTML/CSS/JS-cursus). De architectuur volgt BEM-naamgeving en semantische HTML.</w:t>
-      </w:r>
-    </w:p>
-    <w:p>
-      <w:pPr>
-        <w:pStyle w:val="Titre2"/>
+        <w:t>De GUI is een single-page applicatie geschreven in plain HTML, CSS en vanilla JavaScript — volgens de cursusrichtlijnen van Rogier van der Linde (HTML/CSS/JS-cursus). De architectuur volgt BEM-naamgeving en semantische HTML.</w:t>
+      </w:r>
+    </w:p>
+    <w:p>
+      <w:pPr>
+        <w:pStyle w:val="Kop2"/>
       </w:pPr>
       <w:r>
         <w:t>7.1 Tabs</w:t>
@@ -5388,7 +4357,59 @@
     </w:p>
     <w:p>
       <w:pPr>
-        <w:pStyle w:val="Paragraphedeliste"/>
+        <w:jc w:val="center"/>
+      </w:pPr>
+      <w:r>
+        <w:drawing>
+          <wp:inline xmlns:a="http://schemas.openxmlformats.org/drawingml/2006/main" xmlns:pic="http://schemas.openxmlformats.org/drawingml/2006/picture">
+            <wp:extent cx="5943600" cy="3086791"/>
+            <wp:docPr id="6" name="Picture 6"/>
+            <wp:cNvGraphicFramePr>
+              <a:graphicFrameLocks noChangeAspect="1"/>
+            </wp:cNvGraphicFramePr>
+            <a:graphic>
+              <a:graphicData uri="http://schemas.openxmlformats.org/drawingml/2006/picture">
+                <pic:pic>
+                  <pic:nvPicPr>
+                    <pic:cNvPr id="0" name="Schermafbeelding 2026-04-29 115638.png"/>
+                    <pic:cNvPicPr/>
+                  </pic:nvPicPr>
+                  <pic:blipFill>
+                    <a:blip r:embed="rId16"/>
+                    <a:stretch>
+                      <a:fillRect/>
+                    </a:stretch>
+                  </pic:blipFill>
+                  <pic:spPr>
+                    <a:xfrm>
+                      <a:off x="0" y="0"/>
+                      <a:ext cx="5943600" cy="3086791"/>
+                    </a:xfrm>
+                    <a:prstGeom prst="rect"/>
+                  </pic:spPr>
+                </pic:pic>
+              </a:graphicData>
+            </a:graphic>
+          </wp:inline>
+        </w:drawing>
+      </w:r>
+    </w:p>
+    <w:p>
+      <w:pPr>
+        <w:jc w:val="center"/>
+      </w:pPr>
+      <w:r>
+        <w:rPr>
+          <w:i/>
+          <w:color w:val="555555"/>
+          <w:sz w:val="20"/>
+        </w:rPr>
+        <w:t>Figuur 6 — Bank 2 GUI met 5 succesvol verwerkte PO's (allemaal code 2000) zichtbaar in het log-paneel.</w:t>
+      </w:r>
+    </w:p>
+    <w:p>
+      <w:pPr>
+        <w:pStyle w:val="Lijstalinea"/>
         <w:numPr>
           <w:ilvl w:val="0"/>
           <w:numId w:val="2"/>
@@ -5396,17 +4417,12 @@
         <w:spacing w:after="80"/>
       </w:pPr>
       <w:r>
-        <w:t>Dashboard — overzicht van saldo’s, recente transacties, banks-</w:t>
-      </w:r>
-      <w:proofErr w:type="spellStart"/>
-      <w:r>
-        <w:t>registry</w:t>
-      </w:r>
-      <w:proofErr w:type="spellEnd"/>
-    </w:p>
-    <w:p>
-      <w:pPr>
-        <w:pStyle w:val="Paragraphedeliste"/>
+        <w:t>Dashboard — overzicht van saldo’s, recente transacties, banks-registry</w:t>
+      </w:r>
+    </w:p>
+    <w:p>
+      <w:pPr>
+        <w:pStyle w:val="Lijstalinea"/>
         <w:numPr>
           <w:ilvl w:val="0"/>
           <w:numId w:val="2"/>
@@ -5419,7 +4435,7 @@
     </w:p>
     <w:p>
       <w:pPr>
-        <w:pStyle w:val="Paragraphedeliste"/>
+        <w:pStyle w:val="Lijstalinea"/>
         <w:numPr>
           <w:ilvl w:val="0"/>
           <w:numId w:val="2"/>
@@ -5427,20 +4443,12 @@
         <w:spacing w:after="80"/>
       </w:pPr>
       <w:r>
-        <w:t xml:space="preserve">PO Aanmaken — handmatig of random </w:t>
-      </w:r>
-      <w:proofErr w:type="spellStart"/>
-      <w:r>
-        <w:t>PO’s</w:t>
-      </w:r>
-      <w:proofErr w:type="spellEnd"/>
-      <w:r>
-        <w:t xml:space="preserve"> genereren</w:t>
-      </w:r>
-    </w:p>
-    <w:p>
-      <w:pPr>
-        <w:pStyle w:val="Paragraphedeliste"/>
+        <w:t>PO Aanmaken — handmatig of random PO’s genereren</w:t>
+      </w:r>
+    </w:p>
+    <w:p>
+      <w:pPr>
+        <w:pStyle w:val="Lijstalinea"/>
         <w:numPr>
           <w:ilvl w:val="0"/>
           <w:numId w:val="2"/>
@@ -5448,20 +4456,12 @@
         <w:spacing w:after="80"/>
       </w:pPr>
       <w:r>
-        <w:t>PO_</w:t>
-      </w:r>
-      <w:proofErr w:type="gramStart"/>
-      <w:r>
-        <w:t>OUT /</w:t>
-      </w:r>
-      <w:proofErr w:type="gramEnd"/>
-      <w:r>
-        <w:t xml:space="preserve"> PO_IN — verloop van uitgaande en inkomende betalingen</w:t>
-      </w:r>
-    </w:p>
-    <w:p>
-      <w:pPr>
-        <w:pStyle w:val="Paragraphedeliste"/>
+        <w:t>PO_OUT / PO_IN — verloop van uitgaande en inkomende betalingen</w:t>
+      </w:r>
+    </w:p>
+    <w:p>
+      <w:pPr>
+        <w:pStyle w:val="Lijstalinea"/>
         <w:numPr>
           <w:ilvl w:val="0"/>
           <w:numId w:val="2"/>
@@ -5469,20 +4469,12 @@
         <w:spacing w:after="80"/>
       </w:pPr>
       <w:r>
-        <w:t>ACK_</w:t>
-      </w:r>
-      <w:proofErr w:type="gramStart"/>
-      <w:r>
-        <w:t>IN /</w:t>
-      </w:r>
-      <w:proofErr w:type="gramEnd"/>
-      <w:r>
-        <w:t xml:space="preserve"> ACK_OUT — ontvangen en verzonden bevestigingen</w:t>
-      </w:r>
-    </w:p>
-    <w:p>
-      <w:pPr>
-        <w:pStyle w:val="Paragraphedeliste"/>
+        <w:t>ACK_IN / ACK_OUT — ontvangen en verzonden bevestigingen</w:t>
+      </w:r>
+    </w:p>
+    <w:p>
+      <w:pPr>
+        <w:pStyle w:val="Lijstalinea"/>
         <w:numPr>
           <w:ilvl w:val="0"/>
           <w:numId w:val="2"/>
@@ -5490,20 +4482,12 @@
         <w:spacing w:after="80"/>
       </w:pPr>
       <w:r>
-        <w:t>Transactions — audit-</w:t>
-      </w:r>
-      <w:proofErr w:type="spellStart"/>
-      <w:r>
-        <w:t>trail</w:t>
-      </w:r>
-      <w:proofErr w:type="spellEnd"/>
-      <w:r>
-        <w:t xml:space="preserve"> van saldowijzigingen</w:t>
-      </w:r>
-    </w:p>
-    <w:p>
-      <w:pPr>
-        <w:pStyle w:val="Paragraphedeliste"/>
+        <w:t>Transactions — audit-trail van saldowijzigingen</w:t>
+      </w:r>
+    </w:p>
+    <w:p>
+      <w:pPr>
+        <w:pStyle w:val="Lijstalinea"/>
         <w:numPr>
           <w:ilvl w:val="0"/>
           <w:numId w:val="2"/>
@@ -5521,10 +4505,62 @@
     </w:p>
     <w:p>
       <w:pPr>
-        <w:pStyle w:val="Titre2"/>
+        <w:pStyle w:val="Kop2"/>
       </w:pPr>
       <w:r>
         <w:t>7.2 Live Updates</w:t>
+      </w:r>
+    </w:p>
+    <w:p>
+      <w:pPr>
+        <w:jc w:val="center"/>
+      </w:pPr>
+      <w:r>
+        <w:drawing>
+          <wp:inline xmlns:a="http://schemas.openxmlformats.org/drawingml/2006/main" xmlns:pic="http://schemas.openxmlformats.org/drawingml/2006/picture">
+            <wp:extent cx="5943600" cy="2694597"/>
+            <wp:docPr id="7" name="Picture 7"/>
+            <wp:cNvGraphicFramePr>
+              <a:graphicFrameLocks noChangeAspect="1"/>
+            </wp:cNvGraphicFramePr>
+            <a:graphic>
+              <a:graphicData uri="http://schemas.openxmlformats.org/drawingml/2006/picture">
+                <pic:pic>
+                  <pic:nvPicPr>
+                    <pic:cNvPr id="0" name="Schermafbeelding 2026-04-29 114848.png"/>
+                    <pic:cNvPicPr/>
+                  </pic:nvPicPr>
+                  <pic:blipFill>
+                    <a:blip r:embed="rId17"/>
+                    <a:stretch>
+                      <a:fillRect/>
+                    </a:stretch>
+                  </pic:blipFill>
+                  <pic:spPr>
+                    <a:xfrm>
+                      <a:off x="0" y="0"/>
+                      <a:ext cx="5943600" cy="2694597"/>
+                    </a:xfrm>
+                    <a:prstGeom prst="rect"/>
+                  </pic:spPr>
+                </pic:pic>
+              </a:graphicData>
+            </a:graphic>
+          </wp:inline>
+        </w:drawing>
+      </w:r>
+    </w:p>
+    <w:p>
+      <w:pPr>
+        <w:jc w:val="center"/>
+      </w:pPr>
+      <w:r>
+        <w:rPr>
+          <w:i/>
+          <w:color w:val="555555"/>
+          <w:sz w:val="20"/>
+        </w:rPr>
+        <w:t>Figuur 7 — Live updates: PO's met error code 4101 (ACCOUNT_UNKNOWN) worden meteen rood weergegeven in het log-paneel.</w:t>
       </w:r>
     </w:p>
     <w:p>
@@ -5533,31 +4569,7 @@
         <w:jc w:val="both"/>
       </w:pPr>
       <w:r>
-        <w:t>De GUI maakt gebruik van auto-</w:t>
-      </w:r>
-      <w:proofErr w:type="spellStart"/>
-      <w:r>
-        <w:t>polling</w:t>
-      </w:r>
-      <w:proofErr w:type="spellEnd"/>
-      <w:r>
-        <w:t xml:space="preserve"> (om de 5 seconden) en toont nieuwe events via toast-notificaties. Hierdoor kon het team tijdens cross-team </w:t>
-      </w:r>
-      <w:proofErr w:type="spellStart"/>
-      <w:r>
-        <w:t>testing</w:t>
-      </w:r>
-      <w:proofErr w:type="spellEnd"/>
-      <w:r>
-        <w:t xml:space="preserve"> in real-time zien welke </w:t>
-      </w:r>
-      <w:proofErr w:type="spellStart"/>
-      <w:r>
-        <w:t>PO’s</w:t>
-      </w:r>
-      <w:proofErr w:type="spellEnd"/>
-      <w:r>
-        <w:t xml:space="preserve"> aankwamen of werden geweigerd, zonder steeds de page te moeten verversen.</w:t>
+        <w:t>De GUI maakt gebruik van auto-polling (om de 5 seconden) en toont nieuwe events via toast-notificaties. Hierdoor kon het team tijdens cross-team testing in real-time zien welke PO’s aankwamen of werden geweigerd, zonder steeds de page te moeten verversen.</w:t>
       </w:r>
     </w:p>
     <w:p>
@@ -5567,16 +4579,11 @@
     </w:p>
     <w:p>
       <w:pPr>
-        <w:pStyle w:val="Titre2"/>
-      </w:pPr>
-      <w:r>
-        <w:t xml:space="preserve">7.3 Bank </w:t>
-      </w:r>
-      <w:proofErr w:type="spellStart"/>
-      <w:r>
-        <w:t>Switcher</w:t>
-      </w:r>
-      <w:proofErr w:type="spellEnd"/>
+        <w:pStyle w:val="Kop2"/>
+      </w:pPr>
+      <w:r>
+        <w:t>7.3 Bank Switcher</w:t>
+      </w:r>
     </w:p>
     <w:p>
       <w:pPr>
@@ -5584,39 +4591,7 @@
         <w:jc w:val="both"/>
       </w:pPr>
       <w:r>
-        <w:t xml:space="preserve">Met één </w:t>
-      </w:r>
-      <w:proofErr w:type="spellStart"/>
-      <w:r>
-        <w:t>dropdown</w:t>
-      </w:r>
-      <w:proofErr w:type="spellEnd"/>
-      <w:r>
-        <w:t xml:space="preserve"> kan de gebruiker tussen Bank 1 en Bank 2 schakelen. De keuze wordt bewaard in </w:t>
-      </w:r>
-      <w:proofErr w:type="spellStart"/>
-      <w:r>
-        <w:t>localStorage</w:t>
-      </w:r>
-      <w:proofErr w:type="spellEnd"/>
-      <w:r>
-        <w:t xml:space="preserve"> en bij Railway-</w:t>
-      </w:r>
-      <w:proofErr w:type="spellStart"/>
-      <w:r>
-        <w:t>deployment</w:t>
-      </w:r>
-      <w:proofErr w:type="spellEnd"/>
-      <w:r>
-        <w:t xml:space="preserve"> automatisch gedetecteerd op basis van het </w:t>
-      </w:r>
-      <w:proofErr w:type="spellStart"/>
-      <w:r>
-        <w:t>hostname</w:t>
-      </w:r>
-      <w:proofErr w:type="spellEnd"/>
-      <w:r>
-        <w:t>.</w:t>
+        <w:t>Met één dropdown kan de gebruiker tussen Bank 1 en Bank 2 schakelen. De keuze wordt bewaard in localStorage en bij Railway-deployment automatisch gedetecteerd op basis van het hostname.</w:t>
       </w:r>
     </w:p>
     <w:p>
@@ -5626,7 +4601,7 @@
     </w:p>
     <w:p>
       <w:pPr>
-        <w:pStyle w:val="Titre1"/>
+        <w:pStyle w:val="Kop1"/>
       </w:pPr>
       <w:r>
         <w:t>8. Belangrijke Implementatiekeuzes</w:t>
@@ -5634,7 +4609,7 @@
     </w:p>
     <w:p>
       <w:pPr>
-        <w:pStyle w:val="Titre2"/>
+        <w:pStyle w:val="Kop2"/>
       </w:pPr>
       <w:r>
         <w:t>8.1 Atomic Database Transactions</w:t>
@@ -5646,47 +4621,7 @@
         <w:jc w:val="both"/>
       </w:pPr>
       <w:r>
-        <w:t xml:space="preserve">Elke geldverplaatsing zit verpakt in een </w:t>
-      </w:r>
-      <w:proofErr w:type="gramStart"/>
-      <w:r>
-        <w:t>SQL transaction</w:t>
-      </w:r>
-      <w:proofErr w:type="gramEnd"/>
-      <w:r>
-        <w:t xml:space="preserve"> met een expliciete </w:t>
-      </w:r>
-      <w:proofErr w:type="spellStart"/>
-      <w:r>
-        <w:t>rollback</w:t>
-      </w:r>
-      <w:proofErr w:type="spellEnd"/>
-      <w:r>
-        <w:t xml:space="preserve"> bij fouten. Het </w:t>
-      </w:r>
-      <w:proofErr w:type="spellStart"/>
-      <w:r>
-        <w:t>debit</w:t>
-      </w:r>
-      <w:proofErr w:type="spellEnd"/>
-      <w:r>
-        <w:t xml:space="preserve"> van de OA, het credit van de BA, het </w:t>
-      </w:r>
-      <w:proofErr w:type="spellStart"/>
-      <w:r>
-        <w:t>inserten</w:t>
-      </w:r>
-      <w:proofErr w:type="spellEnd"/>
-      <w:r>
-        <w:t xml:space="preserve"> van de transaction-rij en het schrijven van de log gebeuren als één </w:t>
-      </w:r>
-      <w:proofErr w:type="spellStart"/>
-      <w:r>
-        <w:t>atomic</w:t>
-      </w:r>
-      <w:proofErr w:type="spellEnd"/>
-      <w:r>
-        <w:t xml:space="preserve"> unit.</w:t>
+        <w:t>Elke geldverplaatsing zit verpakt in een SQL transaction met een expliciete rollback bij fouten. Het debit van de OA, het credit van de BA, het inserten van de transaction-rij en het schrijven van de log gebeuren als één atomic unit.</w:t>
       </w:r>
     </w:p>
     <w:p>
@@ -5701,7 +4636,7 @@
     </w:p>
     <w:p>
       <w:pPr>
-        <w:pStyle w:val="Titre2"/>
+        <w:pStyle w:val="Kop2"/>
       </w:pPr>
       <w:r>
         <w:t>8.2 Validatie-pipeline</w:t>
@@ -5713,43 +4648,25 @@
         <w:jc w:val="both"/>
       </w:pPr>
       <w:r>
-        <w:t xml:space="preserve">Iedere inkomende PO wordt door een gestandaardiseerde validatie-pipeline gehaald die in </w:t>
-      </w:r>
-      <w:proofErr w:type="spellStart"/>
-      <w:r>
-        <w:t>lib</w:t>
-      </w:r>
-      <w:proofErr w:type="spellEnd"/>
-      <w:r>
-        <w:t>/validate.js zit:</w:t>
-      </w:r>
-    </w:p>
-    <w:p>
-      <w:pPr>
-        <w:pStyle w:val="Paragraphedeliste"/>
+        <w:t>Iedere inkomende PO wordt door een gestandaardiseerde validatie-pipeline gehaald die in lib/validate.js zit:</w:t>
+      </w:r>
+    </w:p>
+    <w:p>
+      <w:pPr>
+        <w:pStyle w:val="Lijstalinea"/>
         <w:numPr>
           <w:ilvl w:val="0"/>
           <w:numId w:val="2"/>
         </w:numPr>
         <w:spacing w:after="80"/>
       </w:pPr>
-      <w:proofErr w:type="spellStart"/>
-      <w:proofErr w:type="gramStart"/>
-      <w:r>
-        <w:t>po</w:t>
-      </w:r>
-      <w:proofErr w:type="gramEnd"/>
-      <w:r>
-        <w:t>_id</w:t>
-      </w:r>
-      <w:proofErr w:type="spellEnd"/>
-      <w:r>
-        <w:t xml:space="preserve"> — formaat (BIC_-prefix, max 50 tekens)</w:t>
-      </w:r>
-    </w:p>
-    <w:p>
-      <w:pPr>
-        <w:pStyle w:val="Paragraphedeliste"/>
+      <w:r>
+        <w:t>po_id — formaat (BIC_-prefix, max 50 tekens)</w:t>
+      </w:r>
+    </w:p>
+    <w:p>
+      <w:pPr>
+        <w:pStyle w:val="Lijstalinea"/>
         <w:numPr>
           <w:ilvl w:val="0"/>
           <w:numId w:val="2"/>
@@ -5757,28 +4674,12 @@
         <w:spacing w:after="80"/>
       </w:pPr>
       <w:r>
-        <w:t xml:space="preserve">IBAN — mod-97 </w:t>
-      </w:r>
-      <w:proofErr w:type="spellStart"/>
-      <w:r>
-        <w:t>checksum</w:t>
-      </w:r>
-      <w:proofErr w:type="spellEnd"/>
-      <w:r>
-        <w:t xml:space="preserve">, niet enkel een </w:t>
-      </w:r>
-      <w:proofErr w:type="spellStart"/>
-      <w:r>
-        <w:t>regex</w:t>
-      </w:r>
-      <w:proofErr w:type="spellEnd"/>
-      <w:r>
-        <w:t xml:space="preserve"> (andere teams valideren strikt)</w:t>
-      </w:r>
-    </w:p>
-    <w:p>
-      <w:pPr>
-        <w:pStyle w:val="Paragraphedeliste"/>
+        <w:t>IBAN — mod-97 checksum, niet enkel een regex (andere teams valideren strikt)</w:t>
+      </w:r>
+    </w:p>
+    <w:p>
+      <w:pPr>
+        <w:pStyle w:val="Lijstalinea"/>
         <w:numPr>
           <w:ilvl w:val="0"/>
           <w:numId w:val="2"/>
@@ -5791,30 +4692,20 @@
     </w:p>
     <w:p>
       <w:pPr>
-        <w:pStyle w:val="Paragraphedeliste"/>
+        <w:pStyle w:val="Lijstalinea"/>
         <w:numPr>
           <w:ilvl w:val="0"/>
           <w:numId w:val="2"/>
         </w:numPr>
         <w:spacing w:after="80"/>
       </w:pPr>
-      <w:proofErr w:type="spellStart"/>
-      <w:proofErr w:type="gramStart"/>
-      <w:r>
-        <w:t>po</w:t>
-      </w:r>
-      <w:proofErr w:type="gramEnd"/>
-      <w:r>
-        <w:t>_amount</w:t>
-      </w:r>
-      <w:proofErr w:type="spellEnd"/>
-      <w:r>
-        <w:t xml:space="preserve"> — positief, max 2 decimalen</w:t>
-      </w:r>
-    </w:p>
-    <w:p>
-      <w:pPr>
-        <w:pStyle w:val="Paragraphedeliste"/>
+      <w:r>
+        <w:t>po_amount — positief, max 2 decimalen</w:t>
+      </w:r>
+    </w:p>
+    <w:p>
+      <w:pPr>
+        <w:pStyle w:val="Lijstalinea"/>
         <w:numPr>
           <w:ilvl w:val="0"/>
           <w:numId w:val="2"/>
@@ -5827,7 +4718,7 @@
     </w:p>
     <w:p>
       <w:pPr>
-        <w:pStyle w:val="Paragraphedeliste"/>
+        <w:pStyle w:val="Lijstalinea"/>
         <w:numPr>
           <w:ilvl w:val="0"/>
           <w:numId w:val="2"/>
@@ -5845,7 +4736,7 @@
     </w:p>
     <w:p>
       <w:pPr>
-        <w:pStyle w:val="Titre2"/>
+        <w:pStyle w:val="Kop2"/>
       </w:pPr>
       <w:r>
         <w:t>8.3 Foutcodes</w:t>
@@ -5867,16 +4758,11 @@
     </w:p>
     <w:p>
       <w:pPr>
-        <w:pStyle w:val="Titre2"/>
-      </w:pPr>
-      <w:r>
-        <w:t xml:space="preserve">8.4 Single Source of </w:t>
-      </w:r>
-      <w:proofErr w:type="spellStart"/>
-      <w:r>
-        <w:t>Truth</w:t>
-      </w:r>
-      <w:proofErr w:type="spellEnd"/>
+        <w:pStyle w:val="Kop2"/>
+      </w:pPr>
+      <w:r>
+        <w:t>8.4 Single Source of Truth</w:t>
+      </w:r>
     </w:p>
     <w:p>
       <w:pPr>
@@ -5884,15 +4770,7 @@
         <w:jc w:val="both"/>
       </w:pPr>
       <w:r>
-        <w:t xml:space="preserve">Door codes.js en </w:t>
-      </w:r>
-      <w:proofErr w:type="spellStart"/>
-      <w:r>
-        <w:t>lib</w:t>
-      </w:r>
-      <w:proofErr w:type="spellEnd"/>
-      <w:r>
-        <w:t>/validate.js door alle services te laten importeren, zijn er geen drift-problemen ontstaan tussen Bank 1 en Bank 2. Eén wijziging op één plek werkt door in beide banken.</w:t>
+        <w:t>Door codes.js en lib/validate.js door alle services te laten importeren, zijn er geen drift-problemen ontstaan tussen Bank 1 en Bank 2. Eén wijziging op één plek werkt door in beide banken.</w:t>
       </w:r>
     </w:p>
     <w:p>
@@ -5902,7 +4780,7 @@
     </w:p>
     <w:p>
       <w:pPr>
-        <w:pStyle w:val="Titre1"/>
+        <w:pStyle w:val="Kop1"/>
       </w:pPr>
       <w:r>
         <w:t>9. Beveiliging</w:t>
@@ -5910,18 +4788,62 @@
     </w:p>
     <w:p>
       <w:pPr>
-        <w:pStyle w:val="Titre2"/>
-      </w:pPr>
-      <w:r>
-        <w:t xml:space="preserve">9.1 </w:t>
-      </w:r>
-      <w:proofErr w:type="spellStart"/>
-      <w:r>
-        <w:t>Bearer</w:t>
-      </w:r>
-      <w:proofErr w:type="spellEnd"/>
-      <w:r>
-        <w:t>-token Authenticatie</w:t>
+        <w:jc w:val="center"/>
+      </w:pPr>
+      <w:r>
+        <w:drawing>
+          <wp:inline xmlns:a="http://schemas.openxmlformats.org/drawingml/2006/main" xmlns:pic="http://schemas.openxmlformats.org/drawingml/2006/picture">
+            <wp:extent cx="5486400" cy="2291736"/>
+            <wp:docPr id="8" name="Picture 8"/>
+            <wp:cNvGraphicFramePr>
+              <a:graphicFrameLocks noChangeAspect="1"/>
+            </wp:cNvGraphicFramePr>
+            <a:graphic>
+              <a:graphicData uri="http://schemas.openxmlformats.org/drawingml/2006/picture">
+                <pic:pic>
+                  <pic:nvPicPr>
+                    <pic:cNvPr id="0" name="Schermafbeelding 2026-04-30 141038.png"/>
+                    <pic:cNvPicPr/>
+                  </pic:nvPicPr>
+                  <pic:blipFill>
+                    <a:blip r:embed="rId18"/>
+                    <a:stretch>
+                      <a:fillRect/>
+                    </a:stretch>
+                  </pic:blipFill>
+                  <pic:spPr>
+                    <a:xfrm>
+                      <a:off x="0" y="0"/>
+                      <a:ext cx="5486400" cy="2291736"/>
+                    </a:xfrm>
+                    <a:prstGeom prst="rect"/>
+                  </pic:spPr>
+                </pic:pic>
+              </a:graphicData>
+            </a:graphic>
+          </wp:inline>
+        </w:drawing>
+      </w:r>
+    </w:p>
+    <w:p>
+      <w:pPr>
+        <w:jc w:val="center"/>
+      </w:pPr>
+      <w:r>
+        <w:rPr>
+          <w:i/>
+          <w:color w:val="555555"/>
+          <w:sz w:val="20"/>
+        </w:rPr>
+        <w:t>Figuur 8 — De 8 verdedigingslagen (defense in depth) zoals gepresenteerd in de eindpresentatie.</w:t>
+      </w:r>
+    </w:p>
+    <w:p>
+      <w:pPr>
+        <w:pStyle w:val="Kop2"/>
+      </w:pPr>
+      <w:r>
+        <w:t>9.1 Bearer-token Authenticatie</w:t>
       </w:r>
     </w:p>
     <w:p>
@@ -5930,63 +4852,15 @@
         <w:jc w:val="both"/>
       </w:pPr>
       <w:r>
-        <w:t>Alle inkomende POST-</w:t>
-      </w:r>
-      <w:proofErr w:type="spellStart"/>
-      <w:r>
-        <w:t>endpoints</w:t>
-      </w:r>
-      <w:proofErr w:type="spellEnd"/>
-      <w:r>
-        <w:t xml:space="preserve"> worden beschermd door een </w:t>
-      </w:r>
-      <w:proofErr w:type="spellStart"/>
-      <w:r>
-        <w:t>Bearer</w:t>
-      </w:r>
-      <w:proofErr w:type="spellEnd"/>
-      <w:r>
-        <w:t xml:space="preserve">-token in de </w:t>
-      </w:r>
-      <w:proofErr w:type="spellStart"/>
-      <w:r>
-        <w:t>Authorization</w:t>
-      </w:r>
-      <w:proofErr w:type="spellEnd"/>
-      <w:r>
-        <w:t xml:space="preserve">-header. De tokens worden niet </w:t>
-      </w:r>
-      <w:proofErr w:type="spellStart"/>
-      <w:r>
-        <w:t>hardcoded</w:t>
-      </w:r>
-      <w:proofErr w:type="spellEnd"/>
-      <w:r>
-        <w:t xml:space="preserve"> maar opgehaald via de /token-</w:t>
-      </w:r>
-      <w:proofErr w:type="spellStart"/>
-      <w:r>
-        <w:t>endpoint</w:t>
-      </w:r>
-      <w:proofErr w:type="spellEnd"/>
-      <w:r>
-        <w:t xml:space="preserve"> van de CB, en automatisch ververst.</w:t>
-      </w:r>
-    </w:p>
-    <w:p>
-      <w:pPr>
-        <w:pStyle w:val="Titre2"/>
-      </w:pPr>
-      <w:r>
-        <w:t xml:space="preserve">9.2 </w:t>
-      </w:r>
-      <w:proofErr w:type="spellStart"/>
-      <w:r>
-        <w:t>Secret</w:t>
-      </w:r>
-      <w:proofErr w:type="spellEnd"/>
-      <w:r>
-        <w:t xml:space="preserve"> Management</w:t>
+        <w:t>Alle inkomende POST-endpoints worden beschermd door een Bearer-token in de Authorization-header. De tokens worden niet hardcoded maar opgehaald via de /token-endpoint van de CB, en automatisch ververst.</w:t>
+      </w:r>
+    </w:p>
+    <w:p>
+      <w:pPr>
+        <w:pStyle w:val="Kop2"/>
+      </w:pPr>
+      <w:r>
+        <w:t>9.2 Secret Management</w:t>
       </w:r>
     </w:p>
     <w:p>
@@ -5995,86 +4869,7 @@
         <w:jc w:val="both"/>
       </w:pPr>
       <w:r>
-        <w:t xml:space="preserve">Echte </w:t>
-      </w:r>
-      <w:proofErr w:type="spellStart"/>
-      <w:r>
-        <w:t>secrets</w:t>
-      </w:r>
-      <w:proofErr w:type="spellEnd"/>
-      <w:r>
-        <w:t xml:space="preserve"> staan </w:t>
-      </w:r>
-      <w:proofErr w:type="gramStart"/>
-      <w:r>
-        <w:t>in .</w:t>
-      </w:r>
-      <w:proofErr w:type="spellStart"/>
-      <w:r>
-        <w:t>env</w:t>
-      </w:r>
-      <w:proofErr w:type="spellEnd"/>
-      <w:proofErr w:type="gramEnd"/>
-      <w:r>
-        <w:t xml:space="preserve">-files die </w:t>
-      </w:r>
-      <w:proofErr w:type="gramStart"/>
-      <w:r>
-        <w:t>door .</w:t>
-      </w:r>
-      <w:proofErr w:type="spellStart"/>
-      <w:r>
-        <w:t>gitignore</w:t>
-      </w:r>
-      <w:proofErr w:type="spellEnd"/>
-      <w:proofErr w:type="gramEnd"/>
-      <w:r>
-        <w:t xml:space="preserve"> </w:t>
-      </w:r>
-      <w:proofErr w:type="gramStart"/>
-      <w:r>
-        <w:t>en .</w:t>
-      </w:r>
-      <w:proofErr w:type="spellStart"/>
-      <w:r>
-        <w:t>dockerignore</w:t>
-      </w:r>
-      <w:proofErr w:type="spellEnd"/>
-      <w:proofErr w:type="gramEnd"/>
-      <w:r>
-        <w:t xml:space="preserve"> uitgesloten worden van zowel de Git-historie als de Docker-images. </w:t>
-      </w:r>
-      <w:proofErr w:type="gramStart"/>
-      <w:r>
-        <w:t>Enkel .</w:t>
-      </w:r>
-      <w:proofErr w:type="spellStart"/>
-      <w:r>
-        <w:t>env</w:t>
-      </w:r>
-      <w:proofErr w:type="gramEnd"/>
-      <w:r>
-        <w:t>.example</w:t>
-      </w:r>
-      <w:proofErr w:type="spellEnd"/>
-      <w:r>
-        <w:t xml:space="preserve"> met </w:t>
-      </w:r>
-      <w:proofErr w:type="spellStart"/>
-      <w:r>
-        <w:t>placeholder</w:t>
-      </w:r>
-      <w:proofErr w:type="spellEnd"/>
-      <w:r>
-        <w:t xml:space="preserve">-waarden wordt mee </w:t>
-      </w:r>
-      <w:proofErr w:type="spellStart"/>
-      <w:r>
-        <w:t>gecommit</w:t>
-      </w:r>
-      <w:proofErr w:type="spellEnd"/>
-      <w:r>
-        <w:t>.</w:t>
+        <w:t>Echte secrets staan in .env-files die door .gitignore en .dockerignore uitgesloten worden van zowel de Git-historie als de Docker-images. Enkel .env.example met placeholder-waarden wordt mee gecommit.</w:t>
       </w:r>
     </w:p>
     <w:p>
@@ -6084,54 +4879,20 @@
       </w:pPr>
       <w:r>
         <w:lastRenderedPageBreak/>
-        <w:t>Tijdens het project is dit principe een keer gebroken — een eerdere versie van bank2</w:t>
-      </w:r>
-      <w:proofErr w:type="gramStart"/>
-      <w:r>
-        <w:t>/.</w:t>
-      </w:r>
-      <w:proofErr w:type="spellStart"/>
-      <w:r>
-        <w:t>env</w:t>
-      </w:r>
-      <w:proofErr w:type="gramEnd"/>
-      <w:r>
-        <w:t>.example</w:t>
-      </w:r>
-      <w:proofErr w:type="spellEnd"/>
-      <w:r>
-        <w:t xml:space="preserve"> bevatte echte waarden — en op dag 4 hersteld. Dit heeft ons doen inzien </w:t>
-      </w:r>
-      <w:proofErr w:type="gramStart"/>
-      <w:r>
-        <w:t>dat .</w:t>
-      </w:r>
-      <w:proofErr w:type="spellStart"/>
-      <w:r>
-        <w:t>dockerignore</w:t>
-      </w:r>
-      <w:proofErr w:type="spellEnd"/>
-      <w:proofErr w:type="gramEnd"/>
-      <w:r>
-        <w:t xml:space="preserve"> vanaf dag 1 mee opgenomen had moeten worden.</w:t>
-      </w:r>
-    </w:p>
-    <w:p>
-      <w:pPr>
-        <w:pStyle w:val="Titre2"/>
-      </w:pPr>
-      <w:r>
-        <w:t xml:space="preserve">9.3 Verdere </w:t>
-      </w:r>
-      <w:proofErr w:type="spellStart"/>
-      <w:r>
-        <w:t>Hardening</w:t>
-      </w:r>
-      <w:proofErr w:type="spellEnd"/>
-    </w:p>
-    <w:p>
-      <w:pPr>
-        <w:pStyle w:val="Paragraphedeliste"/>
+        <w:t>Tijdens het project is dit principe een keer gebroken — een eerdere versie van bank2/.env.example bevatte echte waarden — en op dag 4 hersteld. Dit heeft ons doen inzien dat .dockerignore vanaf dag 1 mee opgenomen had moeten worden.</w:t>
+      </w:r>
+    </w:p>
+    <w:p>
+      <w:pPr>
+        <w:pStyle w:val="Kop2"/>
+      </w:pPr>
+      <w:r>
+        <w:t>9.3 Verdere Hardening</w:t>
+      </w:r>
+    </w:p>
+    <w:p>
+      <w:pPr>
+        <w:pStyle w:val="Lijstalinea"/>
         <w:numPr>
           <w:ilvl w:val="0"/>
           <w:numId w:val="2"/>
@@ -6150,7 +4911,7 @@
     </w:p>
     <w:p>
       <w:pPr>
-        <w:pStyle w:val="Paragraphedeliste"/>
+        <w:pStyle w:val="Lijstalinea"/>
         <w:numPr>
           <w:ilvl w:val="0"/>
           <w:numId w:val="2"/>
@@ -6158,43 +4919,25 @@
         <w:spacing w:after="80"/>
       </w:pPr>
       <w:r>
-        <w:t>XSS-</w:t>
-      </w:r>
-      <w:proofErr w:type="spellStart"/>
-      <w:r>
-        <w:t>escaping</w:t>
-      </w:r>
-      <w:proofErr w:type="spellEnd"/>
-      <w:r>
-        <w:t xml:space="preserve"> op alle gebruikersinput in de GUI</w:t>
-      </w:r>
-    </w:p>
-    <w:p>
-      <w:pPr>
-        <w:pStyle w:val="Paragraphedeliste"/>
+        <w:t>XSS-escaping op alle gebruikersinput in de GUI</w:t>
+      </w:r>
+    </w:p>
+    <w:p>
+      <w:pPr>
+        <w:pStyle w:val="Lijstalinea"/>
         <w:numPr>
           <w:ilvl w:val="0"/>
           <w:numId w:val="2"/>
         </w:numPr>
         <w:spacing w:after="80"/>
       </w:pPr>
-      <w:proofErr w:type="spellStart"/>
-      <w:r>
-        <w:t>Rate-limiting</w:t>
-      </w:r>
-      <w:proofErr w:type="spellEnd"/>
-      <w:r>
-        <w:t xml:space="preserve"> op de publieke </w:t>
-      </w:r>
-      <w:proofErr w:type="spellStart"/>
-      <w:r>
-        <w:t>endpoints</w:t>
-      </w:r>
-      <w:proofErr w:type="spellEnd"/>
-    </w:p>
-    <w:p>
-      <w:pPr>
-        <w:pStyle w:val="Paragraphedeliste"/>
+      <w:r>
+        <w:t>Rate-limiting op de publieke endpoints</w:t>
+      </w:r>
+    </w:p>
+    <w:p>
+      <w:pPr>
+        <w:pStyle w:val="Lijstalinea"/>
         <w:numPr>
           <w:ilvl w:val="0"/>
           <w:numId w:val="2"/>
@@ -6202,15 +4945,7 @@
         <w:spacing w:after="80"/>
       </w:pPr>
       <w:r>
-        <w:t xml:space="preserve">Cache-control no-cache headers om </w:t>
-      </w:r>
-      <w:proofErr w:type="spellStart"/>
-      <w:r>
-        <w:t>stale</w:t>
-      </w:r>
-      <w:proofErr w:type="spellEnd"/>
-      <w:r>
-        <w:t xml:space="preserve"> tab-content te vermijden</w:t>
+        <w:t>Cache-control no-cache headers om stale tab-content te vermijden</w:t>
       </w:r>
     </w:p>
     <w:p>
@@ -6220,7 +4955,7 @@
     </w:p>
     <w:p>
       <w:pPr>
-        <w:pStyle w:val="Titre1"/>
+        <w:pStyle w:val="Kop1"/>
       </w:pPr>
       <w:r>
         <w:t>10. Testresultaten</w:t>
@@ -6232,20 +4967,12 @@
         <w:jc w:val="both"/>
       </w:pPr>
       <w:r>
-        <w:t xml:space="preserve">Het team heeft op dag 3 een formele testsuite opgebouwd bestaande uit 40 unit tests en 18 integratietests, samen met een testrapport in </w:t>
-      </w:r>
-      <w:proofErr w:type="spellStart"/>
-      <w:r>
-        <w:t>docs</w:t>
-      </w:r>
-      <w:proofErr w:type="spellEnd"/>
-      <w:r>
-        <w:t>/test-rapport.md.</w:t>
-      </w:r>
-    </w:p>
-    <w:p>
-      <w:pPr>
-        <w:pStyle w:val="Titre2"/>
+        <w:t>Het team heeft op dag 3 een formele testsuite opgebouwd bestaande uit 40 unit tests en 18 integratietests, samen met een testrapport in docs/test-rapport.md.</w:t>
+      </w:r>
+    </w:p>
+    <w:p>
+      <w:pPr>
+        <w:pStyle w:val="Kop2"/>
       </w:pPr>
       <w:r>
         <w:t>10.1 Test Coverage</w:t>
@@ -6274,12 +5001,6 @@
         <w:gridCol w:w="2760"/>
       </w:tblGrid>
       <w:tr>
-        <w:tblPrEx>
-          <w:tblCellMar>
-            <w:top w:w="0" w:type="dxa"/>
-            <w:bottom w:w="0" w:type="dxa"/>
-          </w:tblCellMar>
-        </w:tblPrEx>
         <w:trPr>
           <w:tblHeader/>
         </w:trPr>
@@ -6375,12 +5096,6 @@
         </w:tc>
       </w:tr>
       <w:tr>
-        <w:tblPrEx>
-          <w:tblCellMar>
-            <w:top w:w="0" w:type="dxa"/>
-            <w:bottom w:w="0" w:type="dxa"/>
-          </w:tblCellMar>
-        </w:tblPrEx>
         <w:tc>
           <w:tcPr>
             <w:tcW w:w="4200" w:type="dxa"/>
@@ -6467,12 +5182,6 @@
         </w:tc>
       </w:tr>
       <w:tr>
-        <w:tblPrEx>
-          <w:tblCellMar>
-            <w:top w:w="0" w:type="dxa"/>
-            <w:bottom w:w="0" w:type="dxa"/>
-          </w:tblCellMar>
-        </w:tblPrEx>
         <w:tc>
           <w:tcPr>
             <w:tcW w:w="4200" w:type="dxa"/>
@@ -6553,12 +5262,6 @@
         </w:tc>
       </w:tr>
       <w:tr>
-        <w:tblPrEx>
-          <w:tblCellMar>
-            <w:top w:w="0" w:type="dxa"/>
-            <w:bottom w:w="0" w:type="dxa"/>
-          </w:tblCellMar>
-        </w:tblPrEx>
         <w:tc>
           <w:tcPr>
             <w:tcW w:w="4200" w:type="dxa"/>
@@ -6645,12 +5348,6 @@
         </w:tc>
       </w:tr>
       <w:tr>
-        <w:tblPrEx>
-          <w:tblCellMar>
-            <w:top w:w="0" w:type="dxa"/>
-            <w:bottom w:w="0" w:type="dxa"/>
-          </w:tblCellMar>
-        </w:tblPrEx>
         <w:tc>
           <w:tcPr>
             <w:tcW w:w="4200" w:type="dxa"/>
@@ -6694,21 +5391,12 @@
             </w:tcMar>
           </w:tcPr>
           <w:p>
-            <w:proofErr w:type="gramStart"/>
-            <w:r>
-              <w:rPr>
-                <w:sz w:val="20"/>
-                <w:szCs w:val="20"/>
-              </w:rPr>
-              <w:t>meerdere</w:t>
-            </w:r>
-            <w:proofErr w:type="gramEnd"/>
-            <w:r>
-              <w:rPr>
-                <w:sz w:val="20"/>
-                <w:szCs w:val="20"/>
-              </w:rPr>
-              <w:t xml:space="preserve"> teams</w:t>
+            <w:r>
+              <w:rPr>
+                <w:sz w:val="20"/>
+                <w:szCs w:val="20"/>
+              </w:rPr>
+              <w:t>meerdere teams</w:t>
             </w:r>
           </w:p>
         </w:tc>
@@ -6734,17 +5422,8 @@
                 <w:sz w:val="20"/>
                 <w:szCs w:val="20"/>
               </w:rPr>
-              <w:t xml:space="preserve">Geslaagd na </w:t>
-            </w:r>
-            <w:proofErr w:type="spellStart"/>
-            <w:r>
-              <w:rPr>
-                <w:sz w:val="20"/>
-                <w:szCs w:val="20"/>
-              </w:rPr>
-              <w:t>fixes</w:t>
-            </w:r>
-            <w:proofErr w:type="spellEnd"/>
+              <w:t>Geslaagd na fixes</w:t>
+            </w:r>
           </w:p>
         </w:tc>
       </w:tr>
@@ -6756,20 +5435,67 @@
     </w:p>
     <w:p>
       <w:pPr>
-        <w:pStyle w:val="Titre2"/>
-      </w:pPr>
-      <w:r>
-        <w:t xml:space="preserve">10.2 </w:t>
-      </w:r>
-      <w:proofErr w:type="spellStart"/>
-      <w:r>
-        <w:t>Productie-Statistieken</w:t>
-      </w:r>
-      <w:proofErr w:type="spellEnd"/>
-    </w:p>
-    <w:p>
-      <w:pPr>
-        <w:pStyle w:val="Paragraphedeliste"/>
+        <w:pStyle w:val="Kop2"/>
+      </w:pPr>
+      <w:r>
+        <w:t>10.2 Productie-Statistieken</w:t>
+      </w:r>
+    </w:p>
+    <w:p>
+      <w:pPr>
+        <w:jc w:val="center"/>
+      </w:pPr>
+      <w:r>
+        <w:drawing>
+          <wp:inline xmlns:a="http://schemas.openxmlformats.org/drawingml/2006/main" xmlns:pic="http://schemas.openxmlformats.org/drawingml/2006/picture">
+            <wp:extent cx="5486400" cy="2977662"/>
+            <wp:docPr id="9" name="Picture 9"/>
+            <wp:cNvGraphicFramePr>
+              <a:graphicFrameLocks noChangeAspect="1"/>
+            </wp:cNvGraphicFramePr>
+            <a:graphic>
+              <a:graphicData uri="http://schemas.openxmlformats.org/drawingml/2006/picture">
+                <pic:pic>
+                  <pic:nvPicPr>
+                    <pic:cNvPr id="0" name="Schermafbeelding 2026-04-30 122509.png"/>
+                    <pic:cNvPicPr/>
+                  </pic:nvPicPr>
+                  <pic:blipFill>
+                    <a:blip r:embed="rId19"/>
+                    <a:stretch>
+                      <a:fillRect/>
+                    </a:stretch>
+                  </pic:blipFill>
+                  <pic:spPr>
+                    <a:xfrm>
+                      <a:off x="0" y="0"/>
+                      <a:ext cx="5486400" cy="2977662"/>
+                    </a:xfrm>
+                    <a:prstGeom prst="rect"/>
+                  </pic:spPr>
+                </pic:pic>
+              </a:graphicData>
+            </a:graphic>
+          </wp:inline>
+        </w:drawing>
+      </w:r>
+    </w:p>
+    <w:p>
+      <w:pPr>
+        <w:jc w:val="center"/>
+      </w:pPr>
+      <w:r>
+        <w:rPr>
+          <w:i/>
+          <w:color w:val="555555"/>
+          <w:sz w:val="20"/>
+        </w:rPr>
+        <w:t>Figuur 9 — Live productie-statistieken: 1066+ ACKs verwerkt, 51 banken bij CB, 58/58 tests groen, 24/7 online.</w:t>
+      </w:r>
+    </w:p>
+    <w:p>
+      <w:pPr>
+        <w:pStyle w:val="Lijstalinea"/>
         <w:numPr>
           <w:ilvl w:val="0"/>
           <w:numId w:val="2"/>
@@ -6782,7 +5508,7 @@
     </w:p>
     <w:p>
       <w:pPr>
-        <w:pStyle w:val="Paragraphedeliste"/>
+        <w:pStyle w:val="Lijstalinea"/>
         <w:numPr>
           <w:ilvl w:val="0"/>
           <w:numId w:val="2"/>
@@ -6790,25 +5516,12 @@
         <w:spacing w:after="80"/>
       </w:pPr>
       <w:r>
-        <w:t xml:space="preserve">1066+ </w:t>
-      </w:r>
-      <w:proofErr w:type="spellStart"/>
-      <w:r>
-        <w:t>ACK’s</w:t>
-      </w:r>
-      <w:proofErr w:type="spellEnd"/>
-      <w:r>
-        <w:t xml:space="preserve"> verstuurd vanuit onze banken tijdens cross-team </w:t>
-      </w:r>
-      <w:proofErr w:type="spellStart"/>
-      <w:r>
-        <w:t>testing</w:t>
-      </w:r>
-      <w:proofErr w:type="spellEnd"/>
-    </w:p>
-    <w:p>
-      <w:pPr>
-        <w:pStyle w:val="Paragraphedeliste"/>
+        <w:t>1066+ ACK’s verstuurd vanuit onze banken tijdens cross-team testing</w:t>
+      </w:r>
+    </w:p>
+    <w:p>
+      <w:pPr>
+        <w:pStyle w:val="Lijstalinea"/>
         <w:numPr>
           <w:ilvl w:val="0"/>
           <w:numId w:val="2"/>
@@ -6821,7 +5534,7 @@
     </w:p>
     <w:p>
       <w:pPr>
-        <w:pStyle w:val="Paragraphedeliste"/>
+        <w:pStyle w:val="Lijstalinea"/>
         <w:numPr>
           <w:ilvl w:val="0"/>
           <w:numId w:val="2"/>
@@ -6829,15 +5542,7 @@
         <w:spacing w:after="80"/>
       </w:pPr>
       <w:r>
-        <w:t xml:space="preserve">Geen enkele </w:t>
-      </w:r>
-      <w:proofErr w:type="spellStart"/>
-      <w:r>
-        <w:t>saldoinconsistentie</w:t>
-      </w:r>
-      <w:proofErr w:type="spellEnd"/>
-      <w:r>
-        <w:t xml:space="preserve"> of crash tijdens de testperiode</w:t>
+        <w:t>Geen enkele saldoinconsistentie of crash tijdens de testperiode</w:t>
       </w:r>
     </w:p>
     <w:p>
@@ -6847,16 +5552,11 @@
     </w:p>
     <w:p>
       <w:pPr>
-        <w:pStyle w:val="Titre2"/>
-      </w:pPr>
-      <w:r>
-        <w:t xml:space="preserve">10.3 Bug </w:t>
-      </w:r>
-      <w:proofErr w:type="spellStart"/>
-      <w:r>
-        <w:t>Fixes</w:t>
-      </w:r>
-      <w:proofErr w:type="spellEnd"/>
+        <w:pStyle w:val="Kop2"/>
+      </w:pPr>
+      <w:r>
+        <w:t>10.3 Bug Fixes</w:t>
+      </w:r>
     </w:p>
     <w:p>
       <w:pPr>
@@ -6869,7 +5569,7 @@
     </w:p>
     <w:p>
       <w:pPr>
-        <w:pStyle w:val="Paragraphedeliste"/>
+        <w:pStyle w:val="Lijstalinea"/>
         <w:numPr>
           <w:ilvl w:val="0"/>
           <w:numId w:val="3"/>
@@ -6877,20 +5577,12 @@
         <w:spacing w:after="80"/>
       </w:pPr>
       <w:r>
-        <w:t>CB-token verliep eerder dan verwacht — opgelost door auto-</w:t>
-      </w:r>
-      <w:proofErr w:type="spellStart"/>
-      <w:r>
-        <w:t>refresh</w:t>
-      </w:r>
-      <w:proofErr w:type="spellEnd"/>
-      <w:r>
-        <w:t xml:space="preserve"> interval te verlagen van 4u naar 3,5u</w:t>
-      </w:r>
-    </w:p>
-    <w:p>
-      <w:pPr>
-        <w:pStyle w:val="Paragraphedeliste"/>
+        <w:t>CB-token verliep eerder dan verwacht — opgelost door auto-refresh interval te verlagen van 4u naar 3,5u</w:t>
+      </w:r>
+    </w:p>
+    <w:p>
+      <w:pPr>
+        <w:pStyle w:val="Lijstalinea"/>
         <w:numPr>
           <w:ilvl w:val="0"/>
           <w:numId w:val="3"/>
@@ -6898,17 +5590,12 @@
         <w:spacing w:after="80"/>
       </w:pPr>
       <w:r>
-        <w:t xml:space="preserve">IBAN-validatie was te streng (alleen Belgisch 16-char formaat) — herschreven met mod-97 </w:t>
-      </w:r>
-      <w:proofErr w:type="spellStart"/>
-      <w:r>
-        <w:t>checksum</w:t>
-      </w:r>
-      <w:proofErr w:type="spellEnd"/>
-    </w:p>
-    <w:p>
-      <w:pPr>
-        <w:pStyle w:val="Paragraphedeliste"/>
+        <w:t>IBAN-validatie was te streng (alleen Belgisch 16-char formaat) — herschreven met mod-97 checksum</w:t>
+      </w:r>
+    </w:p>
+    <w:p>
+      <w:pPr>
+        <w:pStyle w:val="Lijstalinea"/>
         <w:numPr>
           <w:ilvl w:val="0"/>
           <w:numId w:val="3"/>
@@ -6916,23 +5603,7 @@
         <w:spacing w:after="80"/>
       </w:pPr>
       <w:r>
-        <w:t>Case-</w:t>
-      </w:r>
-      <w:proofErr w:type="spellStart"/>
-      <w:r>
-        <w:t>sensitivity</w:t>
-      </w:r>
-      <w:proofErr w:type="spellEnd"/>
-      <w:r>
-        <w:t xml:space="preserve"> issues bij BIC-vergelijking — overal </w:t>
-      </w:r>
-      <w:proofErr w:type="spellStart"/>
-      <w:r>
-        <w:t>lowercased</w:t>
-      </w:r>
-      <w:proofErr w:type="spellEnd"/>
-      <w:r>
-        <w:t xml:space="preserve"> vóór vergelijking</w:t>
+        <w:t>Case-sensitivity issues bij BIC-vergelijking — overal lowercased vóór vergelijking</w:t>
       </w:r>
     </w:p>
     <w:p>
@@ -6942,7 +5613,7 @@
     </w:p>
     <w:p>
       <w:pPr>
-        <w:pStyle w:val="Titre1"/>
+        <w:pStyle w:val="Kop1"/>
       </w:pPr>
       <w:r>
         <w:lastRenderedPageBreak/>
@@ -6951,7 +5622,7 @@
     </w:p>
     <w:p>
       <w:pPr>
-        <w:pStyle w:val="Titre2"/>
+        <w:pStyle w:val="Kop2"/>
       </w:pPr>
       <w:r>
         <w:t>11.1 Lokale Deployment</w:t>
@@ -6975,46 +5646,8 @@
         <w:rPr>
           <w:rFonts w:ascii="Consolas" w:eastAsia="Consolas" w:hAnsi="Consolas" w:cs="Consolas"/>
         </w:rPr>
-        <w:t xml:space="preserve">  </w:t>
-      </w:r>
-      <w:proofErr w:type="spellStart"/>
-      <w:proofErr w:type="gramStart"/>
-      <w:r>
-        <w:rPr>
-          <w:rFonts w:ascii="Consolas" w:eastAsia="Consolas" w:hAnsi="Consolas" w:cs="Consolas"/>
-        </w:rPr>
-        <w:t>docker</w:t>
-      </w:r>
-      <w:proofErr w:type="spellEnd"/>
-      <w:proofErr w:type="gramEnd"/>
-      <w:r>
-        <w:rPr>
-          <w:rFonts w:ascii="Consolas" w:eastAsia="Consolas" w:hAnsi="Consolas" w:cs="Consolas"/>
-        </w:rPr>
-        <w:t xml:space="preserve"> </w:t>
-      </w:r>
-      <w:proofErr w:type="spellStart"/>
-      <w:r>
-        <w:rPr>
-          <w:rFonts w:ascii="Consolas" w:eastAsia="Consolas" w:hAnsi="Consolas" w:cs="Consolas"/>
-        </w:rPr>
-        <w:t>compose</w:t>
-      </w:r>
-      <w:proofErr w:type="spellEnd"/>
-      <w:r>
-        <w:rPr>
-          <w:rFonts w:ascii="Consolas" w:eastAsia="Consolas" w:hAnsi="Consolas" w:cs="Consolas"/>
-        </w:rPr>
-        <w:t xml:space="preserve"> up --</w:t>
-      </w:r>
-      <w:proofErr w:type="spellStart"/>
-      <w:r>
-        <w:rPr>
-          <w:rFonts w:ascii="Consolas" w:eastAsia="Consolas" w:hAnsi="Consolas" w:cs="Consolas"/>
-        </w:rPr>
-        <w:t>build</w:t>
-      </w:r>
-      <w:proofErr w:type="spellEnd"/>
+        <w:t xml:space="preserve">  docker compose up --build</w:t>
+      </w:r>
     </w:p>
     <w:p>
       <w:pPr>
@@ -7022,49 +5655,67 @@
         <w:jc w:val="both"/>
       </w:pPr>
       <w:r>
-        <w:t xml:space="preserve">Hierdoor draaien </w:t>
-      </w:r>
-      <w:proofErr w:type="spellStart"/>
-      <w:r>
-        <w:t>db</w:t>
-      </w:r>
-      <w:proofErr w:type="spellEnd"/>
-      <w:r>
-        <w:t xml:space="preserve">, bank1, bank2 en de GUI op poorten 3306, 8089, 8090 en 8080 respectievelijk. De databases worden bij eerste opstart automatisch gecreëerd en </w:t>
-      </w:r>
-      <w:proofErr w:type="spellStart"/>
-      <w:r>
-        <w:t>geseed</w:t>
-      </w:r>
-      <w:proofErr w:type="spellEnd"/>
-      <w:r>
-        <w:t xml:space="preserve"> via /</w:t>
-      </w:r>
-      <w:proofErr w:type="spellStart"/>
-      <w:r>
-        <w:t>docker</w:t>
-      </w:r>
-      <w:proofErr w:type="spellEnd"/>
-      <w:r>
-        <w:t>-entrypoint-</w:t>
-      </w:r>
-      <w:proofErr w:type="spellStart"/>
-      <w:proofErr w:type="gramStart"/>
-      <w:r>
-        <w:t>initdb.d</w:t>
-      </w:r>
-      <w:proofErr w:type="spellEnd"/>
-      <w:proofErr w:type="gramEnd"/>
-      <w:r>
-        <w:t>/.</w:t>
-      </w:r>
-    </w:p>
-    <w:p>
-      <w:pPr>
-        <w:pStyle w:val="Titre2"/>
+        <w:t>Hierdoor draaien db, bank1, bank2 en de GUI op poorten 3306, 8089, 8090 en 8080 respectievelijk. De databases worden bij eerste opstart automatisch gecreëerd en geseed via /docker-entrypoint-initdb.d/.</w:t>
+      </w:r>
+    </w:p>
+    <w:p>
+      <w:pPr>
+        <w:pStyle w:val="Kop2"/>
       </w:pPr>
       <w:r>
         <w:t>11.2 Cloud Deployment (Railway)</w:t>
+      </w:r>
+    </w:p>
+    <w:p>
+      <w:pPr>
+        <w:jc w:val="center"/>
+      </w:pPr>
+      <w:r>
+        <w:drawing>
+          <wp:inline xmlns:a="http://schemas.openxmlformats.org/drawingml/2006/main" xmlns:pic="http://schemas.openxmlformats.org/drawingml/2006/picture">
+            <wp:extent cx="5486400" cy="4505325"/>
+            <wp:docPr id="10" name="Picture 10"/>
+            <wp:cNvGraphicFramePr>
+              <a:graphicFrameLocks noChangeAspect="1"/>
+            </wp:cNvGraphicFramePr>
+            <a:graphic>
+              <a:graphicData uri="http://schemas.openxmlformats.org/drawingml/2006/picture">
+                <pic:pic>
+                  <pic:nvPicPr>
+                    <pic:cNvPr id="0" name="Schermafbeelding 2026-04-30 110353.png"/>
+                    <pic:cNvPicPr/>
+                  </pic:nvPicPr>
+                  <pic:blipFill>
+                    <a:blip r:embed="rId20"/>
+                    <a:stretch>
+                      <a:fillRect/>
+                    </a:stretch>
+                  </pic:blipFill>
+                  <pic:spPr>
+                    <a:xfrm>
+                      <a:off x="0" y="0"/>
+                      <a:ext cx="5486400" cy="4505325"/>
+                    </a:xfrm>
+                    <a:prstGeom prst="rect"/>
+                  </pic:spPr>
+                </pic:pic>
+              </a:graphicData>
+            </a:graphic>
+          </wp:inline>
+        </w:drawing>
+      </w:r>
+    </w:p>
+    <w:p>
+      <w:pPr>
+        <w:jc w:val="center"/>
+      </w:pPr>
+      <w:r>
+        <w:rPr>
+          <w:i/>
+          <w:color w:val="555555"/>
+          <w:sz w:val="20"/>
+        </w:rPr>
+        <w:t>Figuur 10 — Railway settings van pingfin-team20-bank1 met Root Directory ingesteld op 'Bank 1' voor correcte Dockerfile-pickup.</w:t>
       </w:r>
     </w:p>
     <w:p>
@@ -7073,38 +5724,12 @@
         <w:jc w:val="both"/>
       </w:pPr>
       <w:r>
-        <w:t xml:space="preserve">Beide banken zijn live ontplooid op Railway als aparte services, samen met een gedeelde </w:t>
-      </w:r>
-      <w:proofErr w:type="spellStart"/>
-      <w:r>
-        <w:t>MySQL</w:t>
-      </w:r>
-      <w:proofErr w:type="spellEnd"/>
-      <w:r>
-        <w:t xml:space="preserve">-service. Een per-bank </w:t>
-      </w:r>
-      <w:proofErr w:type="spellStart"/>
-      <w:proofErr w:type="gramStart"/>
-      <w:r>
-        <w:t>railway.json</w:t>
-      </w:r>
-      <w:proofErr w:type="spellEnd"/>
-      <w:proofErr w:type="gramEnd"/>
-      <w:r>
-        <w:t xml:space="preserve"> zorgt ervoor dat Railway het juiste </w:t>
-      </w:r>
-      <w:proofErr w:type="spellStart"/>
-      <w:r>
-        <w:t>Dockerfile</w:t>
-      </w:r>
-      <w:proofErr w:type="spellEnd"/>
-      <w:r>
-        <w:t>-pad oppikt.</w:t>
-      </w:r>
-    </w:p>
-    <w:p>
-      <w:pPr>
-        <w:pStyle w:val="Paragraphedeliste"/>
+        <w:t>Beide banken zijn live ontplooid op Railway als aparte services, samen met een gedeelde MySQL-service. Een per-bank railway.json zorgt ervoor dat Railway het juiste Dockerfile-pad oppikt.</w:t>
+      </w:r>
+    </w:p>
+    <w:p>
+      <w:pPr>
+        <w:pStyle w:val="Lijstalinea"/>
         <w:numPr>
           <w:ilvl w:val="0"/>
           <w:numId w:val="2"/>
@@ -7123,7 +5748,7 @@
     </w:p>
     <w:p>
       <w:pPr>
-        <w:pStyle w:val="Paragraphedeliste"/>
+        <w:pStyle w:val="Lijstalinea"/>
         <w:numPr>
           <w:ilvl w:val="0"/>
           <w:numId w:val="2"/>
@@ -7142,36 +5767,15 @@
     </w:p>
     <w:p>
       <w:pPr>
-        <w:pStyle w:val="Paragraphedeliste"/>
+        <w:pStyle w:val="Lijstalinea"/>
         <w:numPr>
           <w:ilvl w:val="0"/>
           <w:numId w:val="2"/>
         </w:numPr>
         <w:spacing w:after="80"/>
       </w:pPr>
-      <w:proofErr w:type="spellStart"/>
-      <w:r>
-        <w:t>MySQL</w:t>
-      </w:r>
-      <w:proofErr w:type="spellEnd"/>
-      <w:r>
-        <w:t xml:space="preserve"> — gedeelde database service met </w:t>
-      </w:r>
-      <w:proofErr w:type="spellStart"/>
-      <w:r>
-        <w:t>variable</w:t>
-      </w:r>
-      <w:proofErr w:type="spellEnd"/>
-      <w:r>
-        <w:t xml:space="preserve"> </w:t>
-      </w:r>
-      <w:proofErr w:type="spellStart"/>
-      <w:r>
-        <w:t>references</w:t>
-      </w:r>
-      <w:proofErr w:type="spellEnd"/>
-      <w:r>
-        <w:t xml:space="preserve"> vanuit beide banken</w:t>
+      <w:r>
+        <w:t>MySQL — gedeelde database service met variable references vanuit beide banken</w:t>
       </w:r>
     </w:p>
     <w:p>
@@ -7185,15 +5789,7 @@
         <w:jc w:val="both"/>
       </w:pPr>
       <w:r>
-        <w:t xml:space="preserve">De GUI detecteert automatisch op basis van het </w:t>
-      </w:r>
-      <w:proofErr w:type="spellStart"/>
-      <w:r>
-        <w:t>hostname</w:t>
-      </w:r>
-      <w:proofErr w:type="spellEnd"/>
-      <w:r>
-        <w:t xml:space="preserve"> welke bank ze moet aanspreken — zo werkt dezelfde HTML-pagina zowel lokaal als op Railway zonder configuratiewijzigingen.</w:t>
+        <w:t>De GUI detecteert automatisch op basis van het hostname welke bank ze moet aanspreken — zo werkt dezelfde HTML-pagina zowel lokaal als op Railway zonder configuratiewijzigingen.</w:t>
       </w:r>
     </w:p>
     <w:p>
@@ -7203,7 +5799,7 @@
     </w:p>
     <w:p>
       <w:pPr>
-        <w:pStyle w:val="Titre1"/>
+        <w:pStyle w:val="Kop1"/>
       </w:pPr>
       <w:r>
         <w:t>12. Voortgang per Dag</w:t>
@@ -7211,10 +5807,62 @@
     </w:p>
     <w:p>
       <w:pPr>
-        <w:pStyle w:val="Titre2"/>
+        <w:pStyle w:val="Kop2"/>
       </w:pPr>
       <w:r>
         <w:t>Dag 1 — Analyse &amp; Planning (27 april)</w:t>
+      </w:r>
+    </w:p>
+    <w:p>
+      <w:pPr>
+        <w:jc w:val="center"/>
+      </w:pPr>
+      <w:r>
+        <w:drawing>
+          <wp:inline xmlns:a="http://schemas.openxmlformats.org/drawingml/2006/main" xmlns:pic="http://schemas.openxmlformats.org/drawingml/2006/picture">
+            <wp:extent cx="5486400" cy="3778962"/>
+            <wp:docPr id="11" name="Picture 11"/>
+            <wp:cNvGraphicFramePr>
+              <a:graphicFrameLocks noChangeAspect="1"/>
+            </wp:cNvGraphicFramePr>
+            <a:graphic>
+              <a:graphicData uri="http://schemas.openxmlformats.org/drawingml/2006/picture">
+                <pic:pic>
+                  <pic:nvPicPr>
+                    <pic:cNvPr id="0" name="Schermafbeelding 2026-04-27 121509.png"/>
+                    <pic:cNvPicPr/>
+                  </pic:nvPicPr>
+                  <pic:blipFill>
+                    <a:blip r:embed="rId21"/>
+                    <a:stretch>
+                      <a:fillRect/>
+                    </a:stretch>
+                  </pic:blipFill>
+                  <pic:spPr>
+                    <a:xfrm>
+                      <a:off x="0" y="0"/>
+                      <a:ext cx="5486400" cy="3778962"/>
+                    </a:xfrm>
+                    <a:prstGeom prst="rect"/>
+                  </pic:spPr>
+                </pic:pic>
+              </a:graphicData>
+            </a:graphic>
+          </wp:inline>
+        </w:drawing>
+      </w:r>
+    </w:p>
+    <w:p>
+      <w:pPr>
+        <w:jc w:val="center"/>
+      </w:pPr>
+      <w:r>
+        <w:rPr>
+          <w:i/>
+          <w:color w:val="555555"/>
+          <w:sz w:val="20"/>
+        </w:rPr>
+        <w:t>Figuur 11 — Trello task management voor dag 1: Task B (Repository setup) afgerond met 86% checkbox-progressie.</w:t>
       </w:r>
     </w:p>
     <w:p>
@@ -7223,36 +5871,12 @@
         <w:jc w:val="both"/>
       </w:pPr>
       <w:r>
-        <w:t xml:space="preserve">Voormiddag besteed aan het bestuderen van het algemene messaging-schema en het uitwerken van de 5 </w:t>
-      </w:r>
-      <w:proofErr w:type="spellStart"/>
-      <w:r>
-        <w:t>use</w:t>
-      </w:r>
-      <w:proofErr w:type="spellEnd"/>
-      <w:r>
-        <w:t xml:space="preserve"> cases plus 2 </w:t>
-      </w:r>
-      <w:proofErr w:type="spellStart"/>
-      <w:r>
-        <w:t>exceptions</w:t>
-      </w:r>
-      <w:proofErr w:type="spellEnd"/>
-      <w:r>
-        <w:t>. Namiddag werd de Postman-flow getest met de Central Bank API: tokens genereren, banks-</w:t>
-      </w:r>
-      <w:proofErr w:type="spellStart"/>
-      <w:r>
-        <w:t>registry</w:t>
-      </w:r>
-      <w:proofErr w:type="spellEnd"/>
-      <w:r>
-        <w:t xml:space="preserve"> opvragen, member-info posten.</w:t>
-      </w:r>
-    </w:p>
-    <w:p>
-      <w:pPr>
-        <w:pStyle w:val="Paragraphedeliste"/>
+        <w:t>Voormiddag besteed aan het bestuderen van het algemene messaging-schema en het uitwerken van de 5 use cases plus 2 exceptions. Namiddag werd de Postman-flow getest met de Central Bank API: tokens genereren, banks-registry opvragen, member-info posten.</w:t>
+      </w:r>
+    </w:p>
+    <w:p>
+      <w:pPr>
+        <w:pStyle w:val="Lijstalinea"/>
         <w:numPr>
           <w:ilvl w:val="0"/>
           <w:numId w:val="2"/>
@@ -7260,28 +5884,12 @@
         <w:spacing w:after="80"/>
       </w:pPr>
       <w:r>
-        <w:t xml:space="preserve">GitHub </w:t>
-      </w:r>
-      <w:proofErr w:type="spellStart"/>
-      <w:r>
-        <w:t>repository</w:t>
-      </w:r>
-      <w:proofErr w:type="spellEnd"/>
-      <w:r>
-        <w:t xml:space="preserve"> opgezet met </w:t>
-      </w:r>
-      <w:proofErr w:type="spellStart"/>
-      <w:r>
-        <w:t>read</w:t>
-      </w:r>
-      <w:proofErr w:type="spellEnd"/>
-      <w:r>
-        <w:t>-access voor de coaches</w:t>
-      </w:r>
-    </w:p>
-    <w:p>
-      <w:pPr>
-        <w:pStyle w:val="Paragraphedeliste"/>
+        <w:t>GitHub repository opgezet met read-access voor de coaches</w:t>
+      </w:r>
+    </w:p>
+    <w:p>
+      <w:pPr>
+        <w:pStyle w:val="Lijstalinea"/>
         <w:numPr>
           <w:ilvl w:val="0"/>
           <w:numId w:val="2"/>
@@ -7300,7 +5908,7 @@
     </w:p>
     <w:p>
       <w:pPr>
-        <w:pStyle w:val="Paragraphedeliste"/>
+        <w:pStyle w:val="Lijstalinea"/>
         <w:numPr>
           <w:ilvl w:val="0"/>
           <w:numId w:val="2"/>
@@ -7313,7 +5921,7 @@
     </w:p>
     <w:p>
       <w:pPr>
-        <w:pStyle w:val="Paragraphedeliste"/>
+        <w:pStyle w:val="Lijstalinea"/>
         <w:numPr>
           <w:ilvl w:val="0"/>
           <w:numId w:val="2"/>
@@ -7331,7 +5939,7 @@
     </w:p>
     <w:p>
       <w:pPr>
-        <w:pStyle w:val="Titre2"/>
+        <w:pStyle w:val="Kop2"/>
       </w:pPr>
       <w:r>
         <w:t>Dag 2 — Implementatie (28 april)</w:t>
@@ -7343,36 +5951,12 @@
         <w:jc w:val="both"/>
       </w:pPr>
       <w:r>
-        <w:t xml:space="preserve">Volle dag besteed aan API-design en eerste implementatie. Alle </w:t>
-      </w:r>
-      <w:proofErr w:type="spellStart"/>
-      <w:r>
-        <w:t>endpoints</w:t>
-      </w:r>
-      <w:proofErr w:type="spellEnd"/>
-      <w:r>
-        <w:t xml:space="preserve"> werden gedefinieerd en gedocumenteerd, de PO-generator werd geschreven en de eerste werkende routes voor /accounts, /</w:t>
-      </w:r>
-      <w:proofErr w:type="spellStart"/>
-      <w:r>
-        <w:t>po_out</w:t>
-      </w:r>
-      <w:proofErr w:type="spellEnd"/>
-      <w:r>
-        <w:t xml:space="preserve"> en /</w:t>
-      </w:r>
-      <w:proofErr w:type="spellStart"/>
-      <w:r>
-        <w:t>po_in</w:t>
-      </w:r>
-      <w:proofErr w:type="spellEnd"/>
-      <w:r>
-        <w:t xml:space="preserve"> werden afgerond.</w:t>
-      </w:r>
-    </w:p>
-    <w:p>
-      <w:pPr>
-        <w:pStyle w:val="Paragraphedeliste"/>
+        <w:t>Volle dag besteed aan API-design en eerste implementatie. Alle endpoints werden gedefinieerd en gedocumenteerd, de PO-generator werd geschreven en de eerste werkende routes voor /accounts, /po_out en /po_in werden afgerond.</w:t>
+      </w:r>
+    </w:p>
+    <w:p>
+      <w:pPr>
+        <w:pStyle w:val="Lijstalinea"/>
         <w:numPr>
           <w:ilvl w:val="0"/>
           <w:numId w:val="2"/>
@@ -7380,20 +5964,12 @@
         <w:spacing w:after="80"/>
       </w:pPr>
       <w:r>
-        <w:t>GUI-</w:t>
-      </w:r>
-      <w:proofErr w:type="spellStart"/>
-      <w:r>
-        <w:t>mockups</w:t>
-      </w:r>
-      <w:proofErr w:type="spellEnd"/>
-      <w:r>
-        <w:t xml:space="preserve"> uitgewerkt en omgezet in werkende HTML/CSS</w:t>
-      </w:r>
-    </w:p>
-    <w:p>
-      <w:pPr>
-        <w:pStyle w:val="Paragraphedeliste"/>
+        <w:t>GUI-mockups uitgewerkt en omgezet in werkende HTML/CSS</w:t>
+      </w:r>
+    </w:p>
+    <w:p>
+      <w:pPr>
+        <w:pStyle w:val="Lijstalinea"/>
         <w:numPr>
           <w:ilvl w:val="0"/>
           <w:numId w:val="2"/>
@@ -7402,17 +5978,12 @@
       </w:pPr>
       <w:r>
         <w:lastRenderedPageBreak/>
-        <w:t xml:space="preserve">Bank 2 (HOMNBEB1) als aparte service opgezet met eigen folder en eigen </w:t>
-      </w:r>
-      <w:proofErr w:type="spellStart"/>
-      <w:r>
-        <w:t>Dockerfile</w:t>
-      </w:r>
-      <w:proofErr w:type="spellEnd"/>
-    </w:p>
-    <w:p>
-      <w:pPr>
-        <w:pStyle w:val="Paragraphedeliste"/>
+        <w:t>Bank 2 (HOMNBEB1) als aparte service opgezet met eigen folder en eigen Dockerfile</w:t>
+      </w:r>
+    </w:p>
+    <w:p>
+      <w:pPr>
+        <w:pStyle w:val="Lijstalinea"/>
         <w:numPr>
           <w:ilvl w:val="0"/>
           <w:numId w:val="2"/>
@@ -7420,21 +5991,8 @@
         <w:spacing w:after="80"/>
       </w:pPr>
       <w:r>
-        <w:t>Postman-</w:t>
-      </w:r>
-      <w:proofErr w:type="spellStart"/>
-      <w:r>
-        <w:t>collection</w:t>
-      </w:r>
-      <w:proofErr w:type="spellEnd"/>
-      <w:r>
-        <w:t xml:space="preserve"> geëxporteerd naar de </w:t>
-      </w:r>
-      <w:proofErr w:type="spellStart"/>
-      <w:r>
-        <w:t>repo</w:t>
-      </w:r>
-      <w:proofErr w:type="spellEnd"/>
+        <w:t>Postman-collection geëxporteerd naar de repo</w:t>
+      </w:r>
     </w:p>
     <w:p>
       <w:pPr>
@@ -7443,7 +6001,7 @@
     </w:p>
     <w:p>
       <w:pPr>
-        <w:pStyle w:val="Titre2"/>
+        <w:pStyle w:val="Kop2"/>
         <w:rPr>
           <w:lang w:val="en-GB"/>
         </w:rPr>
@@ -7460,50 +6018,13 @@
         <w:spacing w:after="120" w:line="300" w:lineRule="auto"/>
         <w:jc w:val="both"/>
       </w:pPr>
-      <w:proofErr w:type="spellStart"/>
-      <w:r>
-        <w:t>Refactoring</w:t>
-      </w:r>
-      <w:proofErr w:type="spellEnd"/>
-      <w:r>
-        <w:t xml:space="preserve"> naar v3-architectuur: één codebase met </w:t>
-      </w:r>
-      <w:proofErr w:type="spellStart"/>
-      <w:r>
-        <w:t>polling</w:t>
-      </w:r>
-      <w:proofErr w:type="spellEnd"/>
-      <w:r>
-        <w:t xml:space="preserve">-jobs, </w:t>
-      </w:r>
-      <w:proofErr w:type="spellStart"/>
-      <w:r>
-        <w:t>Bearer-auth</w:t>
-      </w:r>
-      <w:proofErr w:type="spellEnd"/>
-      <w:r>
-        <w:t xml:space="preserve"> en </w:t>
-      </w:r>
-      <w:proofErr w:type="spellStart"/>
-      <w:r>
-        <w:t>dual</w:t>
-      </w:r>
-      <w:proofErr w:type="spellEnd"/>
-      <w:r>
-        <w:t xml:space="preserve">-database setup. De testsuite werd opgebouwd (40 unit + 18 </w:t>
-      </w:r>
-      <w:proofErr w:type="spellStart"/>
-      <w:r>
-        <w:t>integration</w:t>
-      </w:r>
-      <w:proofErr w:type="spellEnd"/>
-      <w:r>
-        <w:t>) en cross-team tests met andere teams werden uitgevoerd.</w:t>
-      </w:r>
-    </w:p>
-    <w:p>
-      <w:pPr>
-        <w:pStyle w:val="Paragraphedeliste"/>
+      <w:r>
+        <w:t>Refactoring naar v3-architectuur: één codebase met polling-jobs, Bearer-auth en dual-database setup. De testsuite werd opgebouwd (40 unit + 18 integration) en cross-team tests met andere teams werden uitgevoerd.</w:t>
+      </w:r>
+    </w:p>
+    <w:p>
+      <w:pPr>
+        <w:pStyle w:val="Lijstalinea"/>
         <w:numPr>
           <w:ilvl w:val="0"/>
           <w:numId w:val="2"/>
@@ -7511,49 +6032,12 @@
         <w:spacing w:after="80"/>
       </w:pPr>
       <w:r>
-        <w:t xml:space="preserve">Achtergrondjobs gebouwd: CB-token </w:t>
-      </w:r>
-      <w:proofErr w:type="spellStart"/>
-      <w:r>
-        <w:t>refresh</w:t>
-      </w:r>
-      <w:proofErr w:type="spellEnd"/>
-      <w:r>
-        <w:t>, BB-</w:t>
-      </w:r>
-      <w:proofErr w:type="spellStart"/>
-      <w:r>
-        <w:t>poller</w:t>
-      </w:r>
-      <w:proofErr w:type="spellEnd"/>
-      <w:r>
-        <w:t>, OB-</w:t>
-      </w:r>
-      <w:proofErr w:type="spellStart"/>
-      <w:r>
-        <w:t>poller</w:t>
-      </w:r>
-      <w:proofErr w:type="spellEnd"/>
-      <w:r>
-        <w:t xml:space="preserve">, </w:t>
-      </w:r>
-      <w:proofErr w:type="spellStart"/>
-      <w:r>
-        <w:t>timeout</w:t>
-      </w:r>
-      <w:proofErr w:type="spellEnd"/>
-      <w:r>
-        <w:t xml:space="preserve"> monitor, ACK </w:t>
-      </w:r>
-      <w:proofErr w:type="spellStart"/>
-      <w:r>
-        <w:t>retry</w:t>
-      </w:r>
-      <w:proofErr w:type="spellEnd"/>
-    </w:p>
-    <w:p>
-      <w:pPr>
-        <w:pStyle w:val="Paragraphedeliste"/>
+        <w:t>Achtergrondjobs gebouwd: CB-token refresh, BB-poller, OB-poller, timeout monitor, ACK retry</w:t>
+      </w:r>
+    </w:p>
+    <w:p>
+      <w:pPr>
+        <w:pStyle w:val="Lijstalinea"/>
         <w:numPr>
           <w:ilvl w:val="0"/>
           <w:numId w:val="2"/>
@@ -7561,20 +6045,12 @@
         <w:spacing w:after="80"/>
       </w:pPr>
       <w:r>
-        <w:t xml:space="preserve">IBAN-generator geüpgraded met mod-97 </w:t>
-      </w:r>
-      <w:proofErr w:type="spellStart"/>
-      <w:r>
-        <w:t>checksum</w:t>
-      </w:r>
-      <w:proofErr w:type="spellEnd"/>
-      <w:r>
-        <w:t xml:space="preserve"> (andere teams valideerden strikt)</w:t>
-      </w:r>
-    </w:p>
-    <w:p>
-      <w:pPr>
-        <w:pStyle w:val="Paragraphedeliste"/>
+        <w:t>IBAN-generator geüpgraded met mod-97 checksum (andere teams valideerden strikt)</w:t>
+      </w:r>
+    </w:p>
+    <w:p>
+      <w:pPr>
+        <w:pStyle w:val="Lijstalinea"/>
         <w:numPr>
           <w:ilvl w:val="0"/>
           <w:numId w:val="2"/>
@@ -7593,7 +6069,7 @@
     </w:p>
     <w:p>
       <w:pPr>
-        <w:pStyle w:val="Paragraphedeliste"/>
+        <w:pStyle w:val="Lijstalinea"/>
         <w:numPr>
           <w:ilvl w:val="0"/>
           <w:numId w:val="2"/>
@@ -7601,23 +6077,7 @@
         <w:spacing w:after="80"/>
       </w:pPr>
       <w:r>
-        <w:t>Docker-</w:t>
-      </w:r>
-      <w:proofErr w:type="spellStart"/>
-      <w:r>
-        <w:t>deployment</w:t>
-      </w:r>
-      <w:proofErr w:type="spellEnd"/>
-      <w:r>
-        <w:t xml:space="preserve"> getest en </w:t>
-      </w:r>
-      <w:proofErr w:type="spellStart"/>
-      <w:r>
-        <w:t>docker-compose</w:t>
-      </w:r>
-      <w:proofErr w:type="spellEnd"/>
-      <w:r>
-        <w:t xml:space="preserve"> gevalideerd</w:t>
+        <w:t>Docker-deployment getest en docker-compose gevalideerd</w:t>
       </w:r>
     </w:p>
     <w:p>
@@ -7627,7 +6087,7 @@
     </w:p>
     <w:p>
       <w:pPr>
-        <w:pStyle w:val="Titre2"/>
+        <w:pStyle w:val="Kop2"/>
       </w:pPr>
       <w:r>
         <w:t>Dag 4 — Presentatie &amp; Reflectie (30 april)</w:t>
@@ -7639,44 +6099,12 @@
         <w:jc w:val="both"/>
       </w:pPr>
       <w:r>
-        <w:t xml:space="preserve">Voormiddag besteed aan het afwerken van de eindpresentatie en het verfijnen van de GUI. Beide banken bleken stabiel te draaien op Railway met meer dan duizend </w:t>
-      </w:r>
-      <w:proofErr w:type="spellStart"/>
-      <w:r>
-        <w:t>ACK’s</w:t>
-      </w:r>
-      <w:proofErr w:type="spellEnd"/>
-      <w:r>
-        <w:t xml:space="preserve"> verstuurd. Security </w:t>
-      </w:r>
-      <w:proofErr w:type="spellStart"/>
-      <w:r>
-        <w:t>hardening</w:t>
-      </w:r>
-      <w:proofErr w:type="spellEnd"/>
-      <w:r>
-        <w:t xml:space="preserve"> (CSP, XSS-</w:t>
-      </w:r>
-      <w:proofErr w:type="spellStart"/>
-      <w:r>
-        <w:t>escaping</w:t>
-      </w:r>
-      <w:proofErr w:type="spellEnd"/>
-      <w:r>
-        <w:t xml:space="preserve">, </w:t>
-      </w:r>
-      <w:proofErr w:type="spellStart"/>
-      <w:r>
-        <w:t>rate-limiting</w:t>
-      </w:r>
-      <w:proofErr w:type="spellEnd"/>
-      <w:r>
-        <w:t>) werd toegevoegd in de laatste push.</w:t>
-      </w:r>
-    </w:p>
-    <w:p>
-      <w:pPr>
-        <w:pStyle w:val="Paragraphedeliste"/>
+        <w:t>Voormiddag besteed aan het afwerken van de eindpresentatie en het verfijnen van de GUI. Beide banken bleken stabiel te draaien op Railway met meer dan duizend ACK’s verstuurd. Security hardening (CSP, XSS-escaping, rate-limiting) werd toegevoegd in de laatste push.</w:t>
+      </w:r>
+    </w:p>
+    <w:p>
+      <w:pPr>
+        <w:pStyle w:val="Lijstalinea"/>
         <w:numPr>
           <w:ilvl w:val="0"/>
           <w:numId w:val="2"/>
@@ -7689,7 +6117,7 @@
     </w:p>
     <w:p>
       <w:pPr>
-        <w:pStyle w:val="Paragraphedeliste"/>
+        <w:pStyle w:val="Lijstalinea"/>
         <w:numPr>
           <w:ilvl w:val="0"/>
           <w:numId w:val="2"/>
@@ -7702,20 +6130,15 @@
     </w:p>
     <w:p>
       <w:pPr>
-        <w:pStyle w:val="Paragraphedeliste"/>
+        <w:pStyle w:val="Lijstalinea"/>
         <w:numPr>
           <w:ilvl w:val="0"/>
           <w:numId w:val="2"/>
         </w:numPr>
         <w:spacing w:after="80"/>
       </w:pPr>
-      <w:proofErr w:type="spellStart"/>
-      <w:r>
-        <w:t>Repo</w:t>
-      </w:r>
-      <w:proofErr w:type="spellEnd"/>
-      <w:r>
-        <w:t>, code en deliverables klaargezet voor Toledo-upload</w:t>
+      <w:r>
+        <w:t>Repo, code en deliverables klaargezet voor Toledo-upload</w:t>
       </w:r>
     </w:p>
     <w:p>
@@ -7725,7 +6148,7 @@
     </w:p>
     <w:p>
       <w:pPr>
-        <w:pStyle w:val="Titre1"/>
+        <w:pStyle w:val="Kop1"/>
       </w:pPr>
       <w:r>
         <w:t>13. Reflectie</w:t>
@@ -7733,7 +6156,7 @@
     </w:p>
     <w:p>
       <w:pPr>
-        <w:pStyle w:val="Titre2"/>
+        <w:pStyle w:val="Kop2"/>
       </w:pPr>
       <w:r>
         <w:t>13.1 Wat ging goed</w:t>
@@ -7741,7 +6164,7 @@
     </w:p>
     <w:p>
       <w:pPr>
-        <w:pStyle w:val="Paragraphedeliste"/>
+        <w:pStyle w:val="Lijstalinea"/>
         <w:numPr>
           <w:ilvl w:val="0"/>
           <w:numId w:val="3"/>
@@ -7749,20 +6172,12 @@
         <w:spacing w:after="80"/>
       </w:pPr>
       <w:r>
-        <w:t xml:space="preserve">Vroege CB-API simulatie — dag 1 namiddag al gekeken naar de CB met Postman vóór één regel code geschreven werd. Dat heeft veel later </w:t>
-      </w:r>
-      <w:proofErr w:type="spellStart"/>
-      <w:r>
-        <w:t>debugwerk</w:t>
-      </w:r>
-      <w:proofErr w:type="spellEnd"/>
-      <w:r>
-        <w:t xml:space="preserve"> bespaard.</w:t>
-      </w:r>
-    </w:p>
-    <w:p>
-      <w:pPr>
-        <w:pStyle w:val="Paragraphedeliste"/>
+        <w:t>Vroege CB-API simulatie — dag 1 namiddag al gekeken naar de CB met Postman vóór één regel code geschreven werd. Dat heeft veel later debugwerk bespaard.</w:t>
+      </w:r>
+    </w:p>
+    <w:p>
+      <w:pPr>
+        <w:pStyle w:val="Lijstalinea"/>
         <w:numPr>
           <w:ilvl w:val="0"/>
           <w:numId w:val="3"/>
@@ -7770,28 +6185,12 @@
         <w:spacing w:after="80"/>
       </w:pPr>
       <w:r>
-        <w:t xml:space="preserve">Atomische DB-transacties — vanaf dag 2 al </w:t>
-      </w:r>
-      <w:proofErr w:type="spellStart"/>
-      <w:r>
-        <w:t>beginTransaction</w:t>
-      </w:r>
-      <w:proofErr w:type="spellEnd"/>
-      <w:r>
-        <w:t>/</w:t>
-      </w:r>
-      <w:proofErr w:type="spellStart"/>
-      <w:r>
-        <w:t>rollback</w:t>
-      </w:r>
-      <w:proofErr w:type="spellEnd"/>
-      <w:r>
-        <w:t xml:space="preserve"> gebruikt; geen enkele inconsistente saldostate tijdens productie.</w:t>
-      </w:r>
-    </w:p>
-    <w:p>
-      <w:pPr>
-        <w:pStyle w:val="Paragraphedeliste"/>
+        <w:t>Atomische DB-transacties — vanaf dag 2 al beginTransaction/rollback gebruikt; geen enkele inconsistente saldostate tijdens productie.</w:t>
+      </w:r>
+    </w:p>
+    <w:p>
+      <w:pPr>
+        <w:pStyle w:val="Lijstalinea"/>
         <w:numPr>
           <w:ilvl w:val="0"/>
           <w:numId w:val="3"/>
@@ -7799,28 +6198,12 @@
         <w:spacing w:after="80"/>
       </w:pPr>
       <w:r>
-        <w:t xml:space="preserve">Achtergrondjobs in plaats van synchrone calls — </w:t>
-      </w:r>
-      <w:proofErr w:type="spellStart"/>
-      <w:r>
-        <w:t>pollPoOut</w:t>
-      </w:r>
-      <w:proofErr w:type="spellEnd"/>
-      <w:r>
-        <w:t xml:space="preserve"> + </w:t>
-      </w:r>
-      <w:proofErr w:type="spellStart"/>
-      <w:r>
-        <w:t>flushAckOut</w:t>
-      </w:r>
-      <w:proofErr w:type="spellEnd"/>
-      <w:r>
-        <w:t xml:space="preserve"> maken het systeem veerkrachtig tegen netwerkproblemen.</w:t>
-      </w:r>
-    </w:p>
-    <w:p>
-      <w:pPr>
-        <w:pStyle w:val="Paragraphedeliste"/>
+        <w:t>Achtergrondjobs in plaats van synchrone calls — pollPoOut + flushAckOut maken het systeem veerkrachtig tegen netwerkproblemen.</w:t>
+      </w:r>
+    </w:p>
+    <w:p>
+      <w:pPr>
+        <w:pStyle w:val="Lijstalinea"/>
         <w:numPr>
           <w:ilvl w:val="0"/>
           <w:numId w:val="3"/>
@@ -7833,7 +6216,7 @@
     </w:p>
     <w:p>
       <w:pPr>
-        <w:pStyle w:val="Paragraphedeliste"/>
+        <w:pStyle w:val="Lijstalinea"/>
         <w:numPr>
           <w:ilvl w:val="0"/>
           <w:numId w:val="3"/>
@@ -7841,31 +6224,7 @@
         <w:spacing w:after="80"/>
       </w:pPr>
       <w:r>
-        <w:t xml:space="preserve">Live notificaties in de GUI — auto-poll + </w:t>
-      </w:r>
-      <w:proofErr w:type="spellStart"/>
-      <w:r>
-        <w:t>toasts</w:t>
-      </w:r>
-      <w:proofErr w:type="spellEnd"/>
-      <w:r>
-        <w:t xml:space="preserve"> maakten </w:t>
-      </w:r>
-      <w:proofErr w:type="spellStart"/>
-      <w:r>
-        <w:t>debugging</w:t>
-      </w:r>
-      <w:proofErr w:type="spellEnd"/>
-      <w:r>
-        <w:t xml:space="preserve"> tijdens cross-team tests 10× sneller dan log-</w:t>
-      </w:r>
-      <w:proofErr w:type="spellStart"/>
-      <w:r>
-        <w:t>tail</w:t>
-      </w:r>
-      <w:proofErr w:type="spellEnd"/>
-      <w:r>
-        <w:t>.</w:t>
+        <w:t>Live notificaties in de GUI — auto-poll + toasts maakten debugging tijdens cross-team tests 10× sneller dan log-tail.</w:t>
       </w:r>
     </w:p>
     <w:p>
@@ -7875,7 +6234,7 @@
     </w:p>
     <w:p>
       <w:pPr>
-        <w:pStyle w:val="Titre2"/>
+        <w:pStyle w:val="Kop2"/>
       </w:pPr>
       <w:r>
         <w:t>13.2 Wat ging minder</w:t>
@@ -7883,7 +6242,59 @@
     </w:p>
     <w:p>
       <w:pPr>
-        <w:pStyle w:val="Paragraphedeliste"/>
+        <w:jc w:val="center"/>
+      </w:pPr>
+      <w:r>
+        <w:drawing>
+          <wp:inline xmlns:a="http://schemas.openxmlformats.org/drawingml/2006/main" xmlns:pic="http://schemas.openxmlformats.org/drawingml/2006/picture">
+            <wp:extent cx="5029200" cy="3148361"/>
+            <wp:docPr id="12" name="Picture 12"/>
+            <wp:cNvGraphicFramePr>
+              <a:graphicFrameLocks noChangeAspect="1"/>
+            </wp:cNvGraphicFramePr>
+            <a:graphic>
+              <a:graphicData uri="http://schemas.openxmlformats.org/drawingml/2006/picture">
+                <pic:pic>
+                  <pic:nvPicPr>
+                    <pic:cNvPr id="0" name="Schermafbeelding 2026-04-27 135302.png"/>
+                    <pic:cNvPicPr/>
+                  </pic:nvPicPr>
+                  <pic:blipFill>
+                    <a:blip r:embed="rId22"/>
+                    <a:stretch>
+                      <a:fillRect/>
+                    </a:stretch>
+                  </pic:blipFill>
+                  <pic:spPr>
+                    <a:xfrm>
+                      <a:off x="0" y="0"/>
+                      <a:ext cx="5029200" cy="3148361"/>
+                    </a:xfrm>
+                    <a:prstGeom prst="rect"/>
+                  </pic:spPr>
+                </pic:pic>
+              </a:graphicData>
+            </a:graphic>
+          </wp:inline>
+        </w:drawing>
+      </w:r>
+    </w:p>
+    <w:p>
+      <w:pPr>
+        <w:jc w:val="center"/>
+      </w:pPr>
+      <w:r>
+        <w:rPr>
+          <w:i/>
+          <w:color w:val="555555"/>
+          <w:sz w:val="20"/>
+        </w:rPr>
+        <w:t>Figuur 12 — "Failed to push" — branch protection rules vergden eerst een pull request in plaats van direct push naar main. Heeft ons geleerd om de protection-rules vroeger uit te denken.</w:t>
+      </w:r>
+    </w:p>
+    <w:p>
+      <w:pPr>
+        <w:pStyle w:val="Lijstalinea"/>
         <w:numPr>
           <w:ilvl w:val="0"/>
           <w:numId w:val="3"/>
@@ -7892,96 +6303,38 @@
       </w:pPr>
       <w:r>
         <w:lastRenderedPageBreak/>
-        <w:t xml:space="preserve">OneDrive + Git is een slechte combinatie — sync-conflicten kostten een uur op dag 3 (folders die werden teruggezet vanuit de </w:t>
-      </w:r>
-      <w:proofErr w:type="spellStart"/>
-      <w:r>
-        <w:t>cloud</w:t>
-      </w:r>
-      <w:proofErr w:type="spellEnd"/>
-      <w:r>
-        <w:t xml:space="preserve"> na een delete).</w:t>
-      </w:r>
-    </w:p>
-    <w:p>
-      <w:pPr>
-        <w:pStyle w:val="Paragraphedeliste"/>
+        <w:t>OneDrive + Git is een slechte combinatie — sync-conflicten kostten een uur op dag 3 (folders die werden teruggezet vanuit de cloud na een delete).</w:t>
+      </w:r>
+    </w:p>
+    <w:p>
+      <w:pPr>
+        <w:pStyle w:val="Lijstalinea"/>
         <w:numPr>
           <w:ilvl w:val="0"/>
           <w:numId w:val="3"/>
         </w:numPr>
         <w:spacing w:after="80"/>
       </w:pPr>
-      <w:proofErr w:type="spellStart"/>
-      <w:r>
-        <w:t>Hardcoded</w:t>
-      </w:r>
-      <w:proofErr w:type="spellEnd"/>
-      <w:r>
-        <w:t xml:space="preserve"> </w:t>
-      </w:r>
-      <w:proofErr w:type="spellStart"/>
-      <w:r>
-        <w:t>fallbacks</w:t>
-      </w:r>
-      <w:proofErr w:type="spellEnd"/>
-      <w:r>
-        <w:t xml:space="preserve"> zijn een anti-</w:t>
-      </w:r>
-      <w:proofErr w:type="spellStart"/>
-      <w:r>
-        <w:t>pattern</w:t>
-      </w:r>
-      <w:proofErr w:type="spellEnd"/>
-      <w:r>
-        <w:t xml:space="preserve"> — de </w:t>
-      </w:r>
-      <w:proofErr w:type="spellStart"/>
-      <w:r>
-        <w:t>hardcoded</w:t>
-      </w:r>
-      <w:proofErr w:type="spellEnd"/>
-      <w:r>
-        <w:t xml:space="preserve"> BIC-lijst genereerde 4004-fouten omdat die banken niet meer bij de huidige CB geregistreerd waren.</w:t>
-      </w:r>
-    </w:p>
-    <w:p>
-      <w:pPr>
-        <w:pStyle w:val="Paragraphedeliste"/>
+      <w:r>
+        <w:t>Hardcoded fallbacks zijn een anti-pattern — de hardcoded BIC-lijst genereerde 4004-fouten omdat die banken niet meer bij de huidige CB geregistreerd waren.</w:t>
+      </w:r>
+    </w:p>
+    <w:p>
+      <w:pPr>
+        <w:pStyle w:val="Lijstalinea"/>
         <w:numPr>
           <w:ilvl w:val="0"/>
           <w:numId w:val="3"/>
         </w:numPr>
         <w:spacing w:after="80"/>
       </w:pPr>
-      <w:proofErr w:type="spellStart"/>
-      <w:r>
-        <w:t>Silent</w:t>
-      </w:r>
-      <w:proofErr w:type="spellEnd"/>
-      <w:r>
-        <w:t xml:space="preserve"> error </w:t>
-      </w:r>
-      <w:proofErr w:type="spellStart"/>
-      <w:r>
-        <w:t>swallowing</w:t>
-      </w:r>
-      <w:proofErr w:type="spellEnd"/>
-      <w:r>
-        <w:t xml:space="preserve"> </w:t>
-      </w:r>
-      <w:proofErr w:type="gramStart"/>
-      <w:r>
-        <w:t>— .catch</w:t>
-      </w:r>
-      <w:proofErr w:type="gramEnd"/>
-      <w:r>
-        <w:t>(() =&gt; {}) op meerdere plaatsen verborg bugs die pas op dag 3 ontdekt werden via cross-team tests.</w:t>
-      </w:r>
-    </w:p>
-    <w:p>
-      <w:pPr>
-        <w:pStyle w:val="Paragraphedeliste"/>
+      <w:r>
+        <w:t>Silent error swallowing — .catch(() =&gt; {}) op meerdere plaatsen verborg bugs die pas op dag 3 ontdekt werden via cross-team tests.</w:t>
+      </w:r>
+    </w:p>
+    <w:p>
+      <w:pPr>
+        <w:pStyle w:val="Lijstalinea"/>
         <w:numPr>
           <w:ilvl w:val="0"/>
           <w:numId w:val="3"/>
@@ -7989,28 +6342,12 @@
         <w:spacing w:after="80"/>
       </w:pPr>
       <w:r>
-        <w:t>Te strikte validatie — onze IBAN-</w:t>
-      </w:r>
-      <w:proofErr w:type="spellStart"/>
-      <w:r>
-        <w:t>regex</w:t>
-      </w:r>
-      <w:proofErr w:type="spellEnd"/>
-      <w:r>
-        <w:t xml:space="preserve"> accepteerde alleen Belgische 16-char </w:t>
-      </w:r>
-      <w:proofErr w:type="spellStart"/>
-      <w:r>
-        <w:t>IBANs</w:t>
-      </w:r>
-      <w:proofErr w:type="spellEnd"/>
-      <w:r>
-        <w:t>. Andere teams (NL, DE, FR) kregen 4101-fouten.</w:t>
-      </w:r>
-    </w:p>
-    <w:p>
-      <w:pPr>
-        <w:pStyle w:val="Paragraphedeliste"/>
+        <w:t>Te strikte validatie — onze IBAN-regex accepteerde alleen Belgische 16-char IBANs. Andere teams (NL, DE, FR) kregen 4101-fouten.</w:t>
+      </w:r>
+    </w:p>
+    <w:p>
+      <w:pPr>
+        <w:pStyle w:val="Lijstalinea"/>
         <w:numPr>
           <w:ilvl w:val="0"/>
           <w:numId w:val="3"/>
@@ -8018,15 +6355,7 @@
         <w:spacing w:after="80"/>
       </w:pPr>
       <w:r>
-        <w:t>Tijdsdruk op dag 4 — bug-</w:t>
-      </w:r>
-      <w:proofErr w:type="spellStart"/>
-      <w:r>
-        <w:t>fixes</w:t>
-      </w:r>
-      <w:proofErr w:type="spellEnd"/>
-      <w:r>
-        <w:t xml:space="preserve"> liepen door tot in de presentatie-dag. Beter testen op dag 2 had dit voorkomen.</w:t>
+        <w:t>Tijdsdruk op dag 4 — bug-fixes liepen door tot in de presentatie-dag. Beter testen op dag 2 had dit voorkomen.</w:t>
       </w:r>
     </w:p>
     <w:p>
@@ -8036,28 +6365,15 @@
     </w:p>
     <w:p>
       <w:pPr>
-        <w:pStyle w:val="Titre2"/>
-      </w:pPr>
-      <w:r>
-        <w:t xml:space="preserve">13.3 </w:t>
-      </w:r>
-      <w:proofErr w:type="spellStart"/>
-      <w:r>
-        <w:t>Lessons</w:t>
-      </w:r>
-      <w:proofErr w:type="spellEnd"/>
-      <w:r>
-        <w:t xml:space="preserve"> </w:t>
-      </w:r>
-      <w:proofErr w:type="spellStart"/>
-      <w:r>
-        <w:t>Learned</w:t>
-      </w:r>
-      <w:proofErr w:type="spellEnd"/>
-    </w:p>
-    <w:p>
-      <w:pPr>
-        <w:pStyle w:val="Paragraphedeliste"/>
+        <w:pStyle w:val="Kop2"/>
+      </w:pPr>
+      <w:r>
+        <w:t>13.3 Lessons Learned</w:t>
+      </w:r>
+    </w:p>
+    <w:p>
+      <w:pPr>
+        <w:pStyle w:val="Lijstalinea"/>
         <w:numPr>
           <w:ilvl w:val="0"/>
           <w:numId w:val="2"/>
@@ -8065,20 +6381,12 @@
         <w:spacing w:after="80"/>
       </w:pPr>
       <w:r>
-        <w:t xml:space="preserve">Test cross-team </w:t>
-      </w:r>
-      <w:proofErr w:type="spellStart"/>
-      <w:r>
-        <w:t>early</w:t>
-      </w:r>
-      <w:proofErr w:type="spellEnd"/>
-      <w:r>
-        <w:t xml:space="preserve"> — dag 3 was eigenlijk te laat. Vanaf dag 2 namiddag al een mini-integratie met één ander team had veel 4101-fouten kunnen voorkomen.</w:t>
-      </w:r>
-    </w:p>
-    <w:p>
-      <w:pPr>
-        <w:pStyle w:val="Paragraphedeliste"/>
+        <w:t>Test cross-team early — dag 3 was eigenlijk te laat. Vanaf dag 2 namiddag al een mini-integratie met één ander team had veel 4101-fouten kunnen voorkomen.</w:t>
+      </w:r>
+    </w:p>
+    <w:p>
+      <w:pPr>
+        <w:pStyle w:val="Lijstalinea"/>
         <w:numPr>
           <w:ilvl w:val="0"/>
           <w:numId w:val="2"/>
@@ -8086,20 +6394,12 @@
         <w:spacing w:after="80"/>
       </w:pPr>
       <w:r>
-        <w:t>Defensief valideren — verwacht niet dat andere systemen perfect het protocol volgen. Case-</w:t>
-      </w:r>
-      <w:proofErr w:type="spellStart"/>
-      <w:r>
-        <w:t>insensitive</w:t>
-      </w:r>
-      <w:proofErr w:type="spellEnd"/>
-      <w:r>
-        <w:t xml:space="preserve"> vergelijken, format-tolerantie inbouwen.</w:t>
-      </w:r>
-    </w:p>
-    <w:p>
-      <w:pPr>
-        <w:pStyle w:val="Paragraphedeliste"/>
+        <w:t>Defensief valideren — verwacht niet dat andere systemen perfect het protocol volgen. Case-insensitive vergelijken, format-tolerantie inbouwen.</w:t>
+      </w:r>
+    </w:p>
+    <w:p>
+      <w:pPr>
+        <w:pStyle w:val="Lijstalinea"/>
         <w:numPr>
           <w:ilvl w:val="0"/>
           <w:numId w:val="2"/>
@@ -8107,28 +6407,12 @@
         <w:spacing w:after="80"/>
       </w:pPr>
       <w:r>
-        <w:t xml:space="preserve">Geen </w:t>
-      </w:r>
-      <w:proofErr w:type="spellStart"/>
-      <w:r>
-        <w:t>silent</w:t>
-      </w:r>
-      <w:proofErr w:type="spellEnd"/>
-      <w:r>
-        <w:t xml:space="preserve"> </w:t>
-      </w:r>
-      <w:proofErr w:type="spellStart"/>
-      <w:r>
-        <w:t>failures</w:t>
-      </w:r>
-      <w:proofErr w:type="spellEnd"/>
-      <w:r>
-        <w:t xml:space="preserve"> — élke catch moet loggen, anders zie je je bugs niet.</w:t>
-      </w:r>
-    </w:p>
-    <w:p>
-      <w:pPr>
-        <w:pStyle w:val="Paragraphedeliste"/>
+        <w:t>Geen silent failures — élke catch moet loggen, anders zie je je bugs niet.</w:t>
+      </w:r>
+    </w:p>
+    <w:p>
+      <w:pPr>
+        <w:pStyle w:val="Lijstalinea"/>
         <w:numPr>
           <w:ilvl w:val="0"/>
           <w:numId w:val="2"/>
@@ -8136,20 +6420,12 @@
         <w:spacing w:after="80"/>
       </w:pPr>
       <w:r>
-        <w:t xml:space="preserve">Atomische transacties zijn niet optioneel bij geldverplaatsingen — heeft ons gered van </w:t>
-      </w:r>
-      <w:proofErr w:type="spellStart"/>
-      <w:r>
-        <w:t>saldoinconsistenties</w:t>
-      </w:r>
-      <w:proofErr w:type="spellEnd"/>
-      <w:r>
-        <w:t xml:space="preserve"> tijdens crashes.</w:t>
-      </w:r>
-    </w:p>
-    <w:p>
-      <w:pPr>
-        <w:pStyle w:val="Paragraphedeliste"/>
+        <w:t>Atomische transacties zijn niet optioneel bij geldverplaatsingen — heeft ons gered van saldoinconsistenties tijdens crashes.</w:t>
+      </w:r>
+    </w:p>
+    <w:p>
+      <w:pPr>
+        <w:pStyle w:val="Lijstalinea"/>
         <w:numPr>
           <w:ilvl w:val="0"/>
           <w:numId w:val="2"/>
@@ -8157,36 +6433,12 @@
         <w:spacing w:after="80"/>
       </w:pPr>
       <w:r>
-        <w:t xml:space="preserve">Live </w:t>
-      </w:r>
-      <w:proofErr w:type="spellStart"/>
-      <w:r>
-        <w:t>observability</w:t>
-      </w:r>
-      <w:proofErr w:type="spellEnd"/>
-      <w:r>
-        <w:t xml:space="preserve"> is veel waardevoller dan post-</w:t>
-      </w:r>
-      <w:proofErr w:type="spellStart"/>
-      <w:r>
-        <w:t>mortem</w:t>
-      </w:r>
-      <w:proofErr w:type="spellEnd"/>
-      <w:r>
-        <w:t xml:space="preserve"> logs. Toast-notificaties waren de grootste </w:t>
-      </w:r>
-      <w:proofErr w:type="spellStart"/>
-      <w:r>
-        <w:t>productiviteitsboost</w:t>
-      </w:r>
-      <w:proofErr w:type="spellEnd"/>
-      <w:r>
-        <w:t xml:space="preserve"> in de laatste twee dagen.</w:t>
-      </w:r>
-    </w:p>
-    <w:p>
-      <w:pPr>
-        <w:pStyle w:val="Paragraphedeliste"/>
+        <w:t>Live observability is veel waardevoller dan post-mortem logs. Toast-notificaties waren de grootste productiviteitsboost in de laatste twee dagen.</w:t>
+      </w:r>
+    </w:p>
+    <w:p>
+      <w:pPr>
+        <w:pStyle w:val="Lijstalinea"/>
         <w:numPr>
           <w:ilvl w:val="0"/>
           <w:numId w:val="2"/>
@@ -8194,28 +6446,12 @@
         <w:spacing w:after="80"/>
       </w:pPr>
       <w:r>
-        <w:t xml:space="preserve">Single source of </w:t>
-      </w:r>
-      <w:proofErr w:type="spellStart"/>
-      <w:r>
-        <w:t>truth</w:t>
-      </w:r>
-      <w:proofErr w:type="spellEnd"/>
-      <w:r>
-        <w:t xml:space="preserve"> voor codes en validatie — codes.js + </w:t>
-      </w:r>
-      <w:proofErr w:type="spellStart"/>
-      <w:r>
-        <w:t>lib</w:t>
-      </w:r>
-      <w:proofErr w:type="spellEnd"/>
-      <w:r>
-        <w:t>/validate.js worden door alle services geïmporteerd.</w:t>
-      </w:r>
-    </w:p>
-    <w:p>
-      <w:pPr>
-        <w:pStyle w:val="Paragraphedeliste"/>
+        <w:t>Single source of truth voor codes en validatie — codes.js + lib/validate.js worden door alle services geïmporteerd.</w:t>
+      </w:r>
+    </w:p>
+    <w:p>
+      <w:pPr>
+        <w:pStyle w:val="Lijstalinea"/>
         <w:numPr>
           <w:ilvl w:val="0"/>
           <w:numId w:val="2"/>
@@ -8228,46 +6464,15 @@
     </w:p>
     <w:p>
       <w:pPr>
-        <w:pStyle w:val="Paragraphedeliste"/>
+        <w:pStyle w:val="Lijstalinea"/>
         <w:numPr>
           <w:ilvl w:val="0"/>
           <w:numId w:val="2"/>
         </w:numPr>
         <w:spacing w:after="80"/>
       </w:pPr>
-      <w:proofErr w:type="gramStart"/>
-      <w:r>
-        <w:t>Gebruik .</w:t>
-      </w:r>
-      <w:proofErr w:type="spellStart"/>
-      <w:r>
-        <w:t>dockerignore</w:t>
-      </w:r>
-      <w:proofErr w:type="spellEnd"/>
-      <w:proofErr w:type="gramEnd"/>
-      <w:r>
-        <w:t xml:space="preserve"> vanaf dag 1 voor </w:t>
-      </w:r>
-      <w:proofErr w:type="spellStart"/>
-      <w:r>
-        <w:t>secrets</w:t>
-      </w:r>
-      <w:proofErr w:type="spellEnd"/>
-      <w:r>
-        <w:t xml:space="preserve"> </w:t>
-      </w:r>
-      <w:proofErr w:type="gramStart"/>
-      <w:r>
-        <w:t>— .</w:t>
-      </w:r>
-      <w:proofErr w:type="spellStart"/>
-      <w:r>
-        <w:t>env</w:t>
-      </w:r>
-      <w:proofErr w:type="spellEnd"/>
-      <w:proofErr w:type="gramEnd"/>
-      <w:r>
-        <w:t xml:space="preserve"> mag nooit in een Docker-image terechtkomen.</w:t>
+      <w:r>
+        <w:t>Gebruik .dockerignore vanaf dag 1 voor secrets — .env mag nooit in een Docker-image terechtkomen.</w:t>
       </w:r>
     </w:p>
     <w:p>
@@ -8277,7 +6482,7 @@
     </w:p>
     <w:p>
       <w:pPr>
-        <w:pStyle w:val="Titre2"/>
+        <w:pStyle w:val="Kop2"/>
       </w:pPr>
       <w:r>
         <w:t>13.4 Wat zouden we anders doen volgende keer?</w:t>
@@ -8285,7 +6490,7 @@
     </w:p>
     <w:p>
       <w:pPr>
-        <w:pStyle w:val="Paragraphedeliste"/>
+        <w:pStyle w:val="Lijstalinea"/>
         <w:numPr>
           <w:ilvl w:val="0"/>
           <w:numId w:val="2"/>
@@ -8293,20 +6498,12 @@
         <w:spacing w:after="80"/>
       </w:pPr>
       <w:r>
-        <w:t>Day 1 namiddag al een dummy-API live op Railway, zodat andere teams ons kunnen pingen vanaf dag 2. Geen lokaal-</w:t>
-      </w:r>
-      <w:proofErr w:type="spellStart"/>
-      <w:r>
-        <w:t>only</w:t>
-      </w:r>
-      <w:proofErr w:type="spellEnd"/>
-      <w:r>
-        <w:t xml:space="preserve"> ontwikkeling.</w:t>
-      </w:r>
-    </w:p>
-    <w:p>
-      <w:pPr>
-        <w:pStyle w:val="Paragraphedeliste"/>
+        <w:t>Day 1 namiddag al een dummy-API live op Railway, zodat andere teams ons kunnen pingen vanaf dag 2. Geen lokaal-only ontwikkeling.</w:t>
+      </w:r>
+    </w:p>
+    <w:p>
+      <w:pPr>
+        <w:pStyle w:val="Lijstalinea"/>
         <w:numPr>
           <w:ilvl w:val="0"/>
           <w:numId w:val="2"/>
@@ -8314,36 +6511,12 @@
         <w:spacing w:after="80"/>
       </w:pPr>
       <w:r>
-        <w:t xml:space="preserve">CI met </w:t>
-      </w:r>
-      <w:proofErr w:type="spellStart"/>
-      <w:r>
-        <w:t>automated</w:t>
-      </w:r>
-      <w:proofErr w:type="spellEnd"/>
-      <w:r>
-        <w:t xml:space="preserve"> tests bij elke push — </w:t>
-      </w:r>
-      <w:proofErr w:type="spellStart"/>
-      <w:r>
-        <w:t>npm</w:t>
-      </w:r>
-      <w:proofErr w:type="spellEnd"/>
-      <w:r>
-        <w:t xml:space="preserve"> test </w:t>
-      </w:r>
-      <w:proofErr w:type="spellStart"/>
-      <w:r>
-        <w:t>triggeren</w:t>
-      </w:r>
-      <w:proofErr w:type="spellEnd"/>
-      <w:r>
-        <w:t xml:space="preserve"> via GitHub Actions zodat regressies meteen zichtbaar zijn.</w:t>
-      </w:r>
-    </w:p>
-    <w:p>
-      <w:pPr>
-        <w:pStyle w:val="Paragraphedeliste"/>
+        <w:t>CI met automated tests bij elke push — npm test triggeren via GitHub Actions zodat regressies meteen zichtbaar zijn.</w:t>
+      </w:r>
+    </w:p>
+    <w:p>
+      <w:pPr>
+        <w:pStyle w:val="Lijstalinea"/>
         <w:numPr>
           <w:ilvl w:val="0"/>
           <w:numId w:val="2"/>
@@ -8356,7 +6529,7 @@
     </w:p>
     <w:p>
       <w:pPr>
-        <w:pStyle w:val="Paragraphedeliste"/>
+        <w:pStyle w:val="Lijstalinea"/>
         <w:numPr>
           <w:ilvl w:val="0"/>
           <w:numId w:val="2"/>
@@ -8369,7 +6542,7 @@
     </w:p>
     <w:p>
       <w:pPr>
-        <w:pStyle w:val="Paragraphedeliste"/>
+        <w:pStyle w:val="Lijstalinea"/>
         <w:numPr>
           <w:ilvl w:val="0"/>
           <w:numId w:val="2"/>
@@ -8377,31 +6550,7 @@
         <w:spacing w:after="80"/>
       </w:pPr>
       <w:r>
-        <w:t>API-</w:t>
-      </w:r>
-      <w:proofErr w:type="spellStart"/>
-      <w:r>
-        <w:t>versionering</w:t>
-      </w:r>
-      <w:proofErr w:type="spellEnd"/>
-      <w:r>
-        <w:t xml:space="preserve"> vanaf het begin — /</w:t>
-      </w:r>
-      <w:proofErr w:type="spellStart"/>
-      <w:r>
-        <w:t>api</w:t>
-      </w:r>
-      <w:proofErr w:type="spellEnd"/>
-      <w:r>
-        <w:t xml:space="preserve">/v1/ zodat </w:t>
-      </w:r>
-      <w:proofErr w:type="spellStart"/>
-      <w:r>
-        <w:t>breaking</w:t>
-      </w:r>
-      <w:proofErr w:type="spellEnd"/>
-      <w:r>
-        <w:t xml:space="preserve"> changes mogelijk zijn zonder andere teams te breken.</w:t>
+        <w:t>API-versionering vanaf het begin — /api/v1/ zodat breaking changes mogelijk zijn zonder andere teams te breken.</w:t>
       </w:r>
     </w:p>
     <w:p>
@@ -8411,7 +6560,7 @@
     </w:p>
     <w:p>
       <w:pPr>
-        <w:pStyle w:val="Titre1"/>
+        <w:pStyle w:val="Kop1"/>
       </w:pPr>
       <w:r>
         <w:t>14. Eindstand Product</w:t>
@@ -8439,12 +6588,6 @@
         <w:gridCol w:w="2400"/>
       </w:tblGrid>
       <w:tr>
-        <w:tblPrEx>
-          <w:tblCellMar>
-            <w:top w:w="0" w:type="dxa"/>
-            <w:bottom w:w="0" w:type="dxa"/>
-          </w:tblCellMar>
-        </w:tblPrEx>
         <w:trPr>
           <w:tblHeader/>
         </w:trPr>
@@ -8511,12 +6654,6 @@
         </w:tc>
       </w:tr>
       <w:tr>
-        <w:tblPrEx>
-          <w:tblCellMar>
-            <w:top w:w="0" w:type="dxa"/>
-            <w:bottom w:w="0" w:type="dxa"/>
-          </w:tblCellMar>
-        </w:tblPrEx>
         <w:tc>
           <w:tcPr>
             <w:tcW w:w="6960" w:type="dxa"/>
@@ -8577,12 +6714,6 @@
         </w:tc>
       </w:tr>
       <w:tr>
-        <w:tblPrEx>
-          <w:tblCellMar>
-            <w:top w:w="0" w:type="dxa"/>
-            <w:bottom w:w="0" w:type="dxa"/>
-          </w:tblCellMar>
-        </w:tblPrEx>
         <w:tc>
           <w:tcPr>
             <w:tcW w:w="6960" w:type="dxa"/>
@@ -8637,12 +6768,6 @@
         </w:tc>
       </w:tr>
       <w:tr>
-        <w:tblPrEx>
-          <w:tblCellMar>
-            <w:top w:w="0" w:type="dxa"/>
-            <w:bottom w:w="0" w:type="dxa"/>
-          </w:tblCellMar>
-        </w:tblPrEx>
         <w:tc>
           <w:tcPr>
             <w:tcW w:w="6960" w:type="dxa"/>
@@ -8697,12 +6822,6 @@
         </w:tc>
       </w:tr>
       <w:tr>
-        <w:tblPrEx>
-          <w:tblCellMar>
-            <w:top w:w="0" w:type="dxa"/>
-            <w:bottom w:w="0" w:type="dxa"/>
-          </w:tblCellMar>
-        </w:tblPrEx>
         <w:tc>
           <w:tcPr>
             <w:tcW w:w="6960" w:type="dxa"/>
@@ -8763,12 +6882,6 @@
         </w:tc>
       </w:tr>
       <w:tr>
-        <w:tblPrEx>
-          <w:tblCellMar>
-            <w:top w:w="0" w:type="dxa"/>
-            <w:bottom w:w="0" w:type="dxa"/>
-          </w:tblCellMar>
-        </w:tblPrEx>
         <w:tc>
           <w:tcPr>
             <w:tcW w:w="6960" w:type="dxa"/>
@@ -8829,12 +6942,6 @@
         </w:tc>
       </w:tr>
       <w:tr>
-        <w:tblPrEx>
-          <w:tblCellMar>
-            <w:top w:w="0" w:type="dxa"/>
-            <w:bottom w:w="0" w:type="dxa"/>
-          </w:tblCellMar>
-        </w:tblPrEx>
         <w:tc>
           <w:tcPr>
             <w:tcW w:w="6960" w:type="dxa"/>
@@ -8889,12 +6996,6 @@
         </w:tc>
       </w:tr>
       <w:tr>
-        <w:tblPrEx>
-          <w:tblCellMar>
-            <w:top w:w="0" w:type="dxa"/>
-            <w:bottom w:w="0" w:type="dxa"/>
-          </w:tblCellMar>
-        </w:tblPrEx>
         <w:tc>
           <w:tcPr>
             <w:tcW w:w="6960" w:type="dxa"/>
@@ -8955,12 +7056,6 @@
         </w:tc>
       </w:tr>
       <w:tr>
-        <w:tblPrEx>
-          <w:tblCellMar>
-            <w:top w:w="0" w:type="dxa"/>
-            <w:bottom w:w="0" w:type="dxa"/>
-          </w:tblCellMar>
-        </w:tblPrEx>
         <w:tc>
           <w:tcPr>
             <w:tcW w:w="6960" w:type="dxa"/>
@@ -8983,23 +7078,7 @@
                 <w:sz w:val="20"/>
                 <w:szCs w:val="20"/>
               </w:rPr>
-              <w:t xml:space="preserve">Reproduceerbaarheid (Docker </w:t>
-            </w:r>
-            <w:proofErr w:type="spellStart"/>
-            <w:r>
-              <w:rPr>
-                <w:sz w:val="20"/>
-                <w:szCs w:val="20"/>
-              </w:rPr>
-              <w:t>Compose</w:t>
-            </w:r>
-            <w:proofErr w:type="spellEnd"/>
-            <w:r>
-              <w:rPr>
-                <w:sz w:val="20"/>
-                <w:szCs w:val="20"/>
-              </w:rPr>
-              <w:t xml:space="preserve"> op één commando)</w:t>
+              <w:t>Reproduceerbaarheid (Docker Compose op één commando)</w:t>
             </w:r>
           </w:p>
         </w:tc>
@@ -9031,12 +7110,6 @@
         </w:tc>
       </w:tr>
       <w:tr>
-        <w:tblPrEx>
-          <w:tblCellMar>
-            <w:top w:w="0" w:type="dxa"/>
-            <w:bottom w:w="0" w:type="dxa"/>
-          </w:tblCellMar>
-        </w:tblPrEx>
         <w:tc>
           <w:tcPr>
             <w:tcW w:w="6960" w:type="dxa"/>
@@ -9098,7 +7171,7 @@
     </w:p>
     <w:p>
       <w:pPr>
-        <w:pStyle w:val="Titre1"/>
+        <w:pStyle w:val="Kop1"/>
       </w:pPr>
       <w:r>
         <w:t>15. Deliverables Overzicht</w:t>
@@ -9106,20 +7179,15 @@
     </w:p>
     <w:p>
       <w:pPr>
-        <w:pStyle w:val="Titre2"/>
-      </w:pPr>
-      <w:r>
-        <w:t xml:space="preserve">15.1 Code &amp; </w:t>
-      </w:r>
-      <w:proofErr w:type="spellStart"/>
-      <w:r>
-        <w:t>Repository</w:t>
-      </w:r>
-      <w:proofErr w:type="spellEnd"/>
-    </w:p>
-    <w:p>
-      <w:pPr>
-        <w:pStyle w:val="Paragraphedeliste"/>
+        <w:pStyle w:val="Kop2"/>
+      </w:pPr>
+      <w:r>
+        <w:t>15.1 Code &amp; Repository</w:t>
+      </w:r>
+    </w:p>
+    <w:p>
+      <w:pPr>
+        <w:pStyle w:val="Lijstalinea"/>
         <w:numPr>
           <w:ilvl w:val="0"/>
           <w:numId w:val="2"/>
@@ -9138,7 +7206,7 @@
     </w:p>
     <w:p>
       <w:pPr>
-        <w:pStyle w:val="Paragraphedeliste"/>
+        <w:pStyle w:val="Lijstalinea"/>
         <w:numPr>
           <w:ilvl w:val="0"/>
           <w:numId w:val="2"/>
@@ -9146,20 +7214,12 @@
         <w:spacing w:after="80"/>
       </w:pPr>
       <w:r>
-        <w:t>Twee onafhankelijke bank-applicaties (./Bank 1</w:t>
-      </w:r>
-      <w:proofErr w:type="gramStart"/>
-      <w:r>
-        <w:t>, .</w:t>
-      </w:r>
-      <w:proofErr w:type="gramEnd"/>
-      <w:r>
-        <w:t>/Bank 2)</w:t>
-      </w:r>
-    </w:p>
-    <w:p>
-      <w:pPr>
-        <w:pStyle w:val="Paragraphedeliste"/>
+        <w:t>Twee onafhankelijke bank-applicaties (./Bank 1, ./Bank 2)</w:t>
+      </w:r>
+    </w:p>
+    <w:p>
+      <w:pPr>
+        <w:pStyle w:val="Lijstalinea"/>
         <w:numPr>
           <w:ilvl w:val="0"/>
           <w:numId w:val="2"/>
@@ -9167,28 +7227,12 @@
         <w:spacing w:after="80"/>
       </w:pPr>
       <w:r>
-        <w:t xml:space="preserve">Gedeelde </w:t>
-      </w:r>
-      <w:proofErr w:type="spellStart"/>
-      <w:r>
-        <w:t>MySQL</w:t>
-      </w:r>
-      <w:proofErr w:type="spellEnd"/>
-      <w:r>
-        <w:t xml:space="preserve"> met automatische </w:t>
-      </w:r>
-      <w:proofErr w:type="spellStart"/>
-      <w:r>
-        <w:t>seed</w:t>
-      </w:r>
-      <w:proofErr w:type="spellEnd"/>
-      <w:r>
-        <w:t>-data</w:t>
-      </w:r>
-    </w:p>
-    <w:p>
-      <w:pPr>
-        <w:pStyle w:val="Paragraphedeliste"/>
+        <w:t>Gedeelde MySQL met automatische seed-data</w:t>
+      </w:r>
+    </w:p>
+    <w:p>
+      <w:pPr>
+        <w:pStyle w:val="Lijstalinea"/>
         <w:numPr>
           <w:ilvl w:val="0"/>
           <w:numId w:val="2"/>
@@ -9196,20 +7240,12 @@
         <w:spacing w:after="80"/>
       </w:pPr>
       <w:r>
-        <w:t xml:space="preserve">GUI in </w:t>
-      </w:r>
-      <w:proofErr w:type="spellStart"/>
-      <w:r>
-        <w:t>plain</w:t>
-      </w:r>
-      <w:proofErr w:type="spellEnd"/>
-      <w:r>
-        <w:t xml:space="preserve"> HTML/CSS/JS volgens cursusrichtlijnen</w:t>
-      </w:r>
-    </w:p>
-    <w:p>
-      <w:pPr>
-        <w:pStyle w:val="Paragraphedeliste"/>
+        <w:t>GUI in plain HTML/CSS/JS volgens cursusrichtlijnen</w:t>
+      </w:r>
+    </w:p>
+    <w:p>
+      <w:pPr>
+        <w:pStyle w:val="Lijstalinea"/>
         <w:numPr>
           <w:ilvl w:val="0"/>
           <w:numId w:val="2"/>
@@ -9236,7 +7272,7 @@
     </w:p>
     <w:p>
       <w:pPr>
-        <w:pStyle w:val="Titre2"/>
+        <w:pStyle w:val="Kop2"/>
       </w:pPr>
       <w:r>
         <w:t>15.2 Documentatie</w:t>
@@ -9244,7 +7280,7 @@
     </w:p>
     <w:p>
       <w:pPr>
-        <w:pStyle w:val="Paragraphedeliste"/>
+        <w:pStyle w:val="Lijstalinea"/>
         <w:numPr>
           <w:ilvl w:val="0"/>
           <w:numId w:val="2"/>
@@ -9263,87 +7299,46 @@
     </w:p>
     <w:p>
       <w:pPr>
-        <w:pStyle w:val="Paragraphedeliste"/>
+        <w:pStyle w:val="Lijstalinea"/>
         <w:numPr>
           <w:ilvl w:val="0"/>
           <w:numId w:val="2"/>
         </w:numPr>
         <w:spacing w:after="80"/>
       </w:pPr>
-      <w:proofErr w:type="gramStart"/>
-      <w:r>
-        <w:t>docs/dag2.md</w:t>
-      </w:r>
-      <w:proofErr w:type="gramEnd"/>
-      <w:r>
-        <w:t xml:space="preserve"> — </w:t>
-      </w:r>
-      <w:proofErr w:type="gramStart"/>
-      <w:r>
-        <w:t>API design</w:t>
-      </w:r>
-      <w:proofErr w:type="gramEnd"/>
-      <w:r>
-        <w:t xml:space="preserve">, implementatie, GUI </w:t>
-      </w:r>
-      <w:proofErr w:type="spellStart"/>
-      <w:r>
-        <w:t>mockups</w:t>
-      </w:r>
-      <w:proofErr w:type="spellEnd"/>
-    </w:p>
-    <w:p>
-      <w:pPr>
-        <w:pStyle w:val="Paragraphedeliste"/>
+      <w:r>
+        <w:t>docs/dag2.md — API design, implementatie, GUI mockups</w:t>
+      </w:r>
+    </w:p>
+    <w:p>
+      <w:pPr>
+        <w:pStyle w:val="Lijstalinea"/>
         <w:numPr>
           <w:ilvl w:val="0"/>
           <w:numId w:val="2"/>
         </w:numPr>
         <w:spacing w:after="80"/>
       </w:pPr>
-      <w:proofErr w:type="gramStart"/>
-      <w:r>
-        <w:t>docs/dag3.md</w:t>
-      </w:r>
-      <w:proofErr w:type="gramEnd"/>
-      <w:r>
-        <w:t xml:space="preserve"> — validatie, </w:t>
-      </w:r>
-      <w:proofErr w:type="spellStart"/>
-      <w:r>
-        <w:t>testing</w:t>
-      </w:r>
-      <w:proofErr w:type="spellEnd"/>
-      <w:r>
-        <w:t xml:space="preserve">, </w:t>
-      </w:r>
-      <w:proofErr w:type="spellStart"/>
-      <w:r>
-        <w:t>deployment</w:t>
-      </w:r>
-      <w:proofErr w:type="spellEnd"/>
-    </w:p>
-    <w:p>
-      <w:pPr>
-        <w:pStyle w:val="Paragraphedeliste"/>
+      <w:r>
+        <w:t>docs/dag3.md — validatie, testing, deployment</w:t>
+      </w:r>
+    </w:p>
+    <w:p>
+      <w:pPr>
+        <w:pStyle w:val="Lijstalinea"/>
         <w:numPr>
           <w:ilvl w:val="0"/>
           <w:numId w:val="2"/>
         </w:numPr>
         <w:spacing w:after="80"/>
       </w:pPr>
-      <w:proofErr w:type="gramStart"/>
-      <w:r>
-        <w:t>docs/dag4.md</w:t>
-      </w:r>
-      <w:proofErr w:type="gramEnd"/>
-      <w:r>
-        <w:t xml:space="preserve"> — presentatie &amp; reflectie</w:t>
-      </w:r>
-    </w:p>
-    <w:p>
-      <w:pPr>
-        <w:pStyle w:val="Paragraphedeliste"/>
+      <w:r>
+        <w:t>docs/dag4.md — presentatie &amp; reflectie</w:t>
+      </w:r>
+    </w:p>
+    <w:p>
+      <w:pPr>
+        <w:pStyle w:val="Lijstalinea"/>
         <w:numPr>
           <w:ilvl w:val="0"/>
           <w:numId w:val="2"/>
@@ -9362,79 +7357,54 @@
     </w:p>
     <w:p>
       <w:pPr>
-        <w:pStyle w:val="Paragraphedeliste"/>
+        <w:pStyle w:val="Lijstalinea"/>
         <w:numPr>
           <w:ilvl w:val="0"/>
           <w:numId w:val="2"/>
         </w:numPr>
         <w:spacing w:after="80"/>
       </w:pPr>
-      <w:proofErr w:type="gramStart"/>
-      <w:r>
-        <w:t>docs/security.md</w:t>
-      </w:r>
-      <w:proofErr w:type="gramEnd"/>
-      <w:r>
-        <w:t xml:space="preserve"> — beveiligingsmaatregelen</w:t>
-      </w:r>
-    </w:p>
-    <w:p>
-      <w:pPr>
-        <w:pStyle w:val="Paragraphedeliste"/>
+      <w:r>
+        <w:t>docs/security.md — beveiligingsmaatregelen</w:t>
+      </w:r>
+    </w:p>
+    <w:p>
+      <w:pPr>
+        <w:pStyle w:val="Lijstalinea"/>
         <w:numPr>
           <w:ilvl w:val="0"/>
           <w:numId w:val="2"/>
         </w:numPr>
         <w:spacing w:after="80"/>
       </w:pPr>
-      <w:proofErr w:type="gramStart"/>
-      <w:r>
-        <w:t>docs/test-rapport.md</w:t>
-      </w:r>
-      <w:proofErr w:type="gramEnd"/>
-      <w:r>
-        <w:t xml:space="preserve"> — testresultaten en bug </w:t>
-      </w:r>
-      <w:proofErr w:type="spellStart"/>
-      <w:r>
-        <w:t>fixes</w:t>
-      </w:r>
-      <w:proofErr w:type="spellEnd"/>
-    </w:p>
-    <w:p>
-      <w:pPr>
-        <w:pStyle w:val="Paragraphedeliste"/>
+      <w:r>
+        <w:t>docs/test-rapport.md — testresultaten en bug fixes</w:t>
+      </w:r>
+    </w:p>
+    <w:p>
+      <w:pPr>
+        <w:pStyle w:val="Lijstalinea"/>
         <w:numPr>
           <w:ilvl w:val="0"/>
           <w:numId w:val="2"/>
         </w:numPr>
         <w:spacing w:after="80"/>
       </w:pPr>
-      <w:proofErr w:type="gramStart"/>
-      <w:r>
-        <w:t>docs/geld-flow.md</w:t>
-      </w:r>
-      <w:proofErr w:type="gramEnd"/>
-      <w:r>
-        <w:t xml:space="preserve"> — visualisatie van de geldflow</w:t>
-      </w:r>
-    </w:p>
-    <w:p>
-      <w:pPr>
-        <w:pStyle w:val="Paragraphedeliste"/>
+      <w:r>
+        <w:t>docs/geld-flow.md — visualisatie van de geldflow</w:t>
+      </w:r>
+    </w:p>
+    <w:p>
+      <w:pPr>
+        <w:pStyle w:val="Lijstalinea"/>
         <w:numPr>
           <w:ilvl w:val="0"/>
           <w:numId w:val="2"/>
         </w:numPr>
         <w:spacing w:after="80"/>
       </w:pPr>
-      <w:proofErr w:type="gramStart"/>
-      <w:r>
-        <w:t>docs/verslag-volledig.md</w:t>
-      </w:r>
-      <w:proofErr w:type="gramEnd"/>
-      <w:r>
-        <w:t xml:space="preserve"> + dit eindverslag (Word)</w:t>
+      <w:r>
+        <w:t>docs/verslag-volledig.md + dit eindverslag (Word)</w:t>
       </w:r>
     </w:p>
     <w:p>
@@ -9444,7 +7414,7 @@
     </w:p>
     <w:p>
       <w:pPr>
-        <w:pStyle w:val="Titre2"/>
+        <w:pStyle w:val="Kop2"/>
       </w:pPr>
       <w:r>
         <w:t>15.3 Presentatie</w:t>
@@ -9452,43 +7422,28 @@
     </w:p>
     <w:p>
       <w:pPr>
-        <w:pStyle w:val="Paragraphedeliste"/>
+        <w:pStyle w:val="Lijstalinea"/>
         <w:numPr>
           <w:ilvl w:val="0"/>
           <w:numId w:val="2"/>
         </w:numPr>
         <w:spacing w:after="80"/>
       </w:pPr>
-      <w:proofErr w:type="spellStart"/>
-      <w:proofErr w:type="gramStart"/>
-      <w:r>
-        <w:t>docs</w:t>
-      </w:r>
-      <w:proofErr w:type="spellEnd"/>
-      <w:r>
-        <w:t>/PingFin-Team20-Presentation.pptx</w:t>
-      </w:r>
-      <w:proofErr w:type="gramEnd"/>
-      <w:r>
-        <w:t xml:space="preserve"> — slides voor de eindpresentatie</w:t>
-      </w:r>
-    </w:p>
-    <w:p>
-      <w:pPr>
-        <w:pStyle w:val="Paragraphedeliste"/>
+      <w:r>
+        <w:t>docs/PingFin-Team20-Presentation.pptx — slides voor de eindpresentatie</w:t>
+      </w:r>
+    </w:p>
+    <w:p>
+      <w:pPr>
+        <w:pStyle w:val="Lijstalinea"/>
         <w:numPr>
           <w:ilvl w:val="0"/>
           <w:numId w:val="2"/>
         </w:numPr>
         <w:spacing w:after="80"/>
       </w:pPr>
-      <w:proofErr w:type="gramStart"/>
-      <w:r>
-        <w:t>docs/presentatie-script.md</w:t>
-      </w:r>
-      <w:proofErr w:type="gramEnd"/>
-      <w:r>
-        <w:t xml:space="preserve"> — volledige tekst per slot</w:t>
+      <w:r>
+        <w:t>docs/presentatie-script.md — volledige tekst per slot</w:t>
       </w:r>
     </w:p>
     <w:p>
@@ -9498,20 +7453,15 @@
     </w:p>
     <w:p>
       <w:pPr>
-        <w:pStyle w:val="Titre2"/>
-      </w:pPr>
-      <w:r>
-        <w:t xml:space="preserve">15.4 Live </w:t>
-      </w:r>
-      <w:proofErr w:type="spellStart"/>
-      <w:r>
-        <w:t>Deployments</w:t>
-      </w:r>
-      <w:proofErr w:type="spellEnd"/>
-    </w:p>
-    <w:p>
-      <w:pPr>
-        <w:pStyle w:val="Paragraphedeliste"/>
+        <w:pStyle w:val="Kop2"/>
+      </w:pPr>
+      <w:r>
+        <w:t>15.4 Live Deployments</w:t>
+      </w:r>
+    </w:p>
+    <w:p>
+      <w:pPr>
+        <w:pStyle w:val="Lijstalinea"/>
         <w:numPr>
           <w:ilvl w:val="0"/>
           <w:numId w:val="2"/>
@@ -9530,7 +7480,7 @@
     </w:p>
     <w:p>
       <w:pPr>
-        <w:pStyle w:val="Paragraphedeliste"/>
+        <w:pStyle w:val="Lijstalinea"/>
         <w:numPr>
           <w:ilvl w:val="0"/>
           <w:numId w:val="2"/>
@@ -9549,7 +7499,7 @@
     </w:p>
     <w:p>
       <w:pPr>
-        <w:pStyle w:val="Paragraphedeliste"/>
+        <w:pStyle w:val="Lijstalinea"/>
         <w:numPr>
           <w:ilvl w:val="0"/>
           <w:numId w:val="2"/>
@@ -9567,7 +7517,7 @@
     </w:p>
     <w:p>
       <w:pPr>
-        <w:pStyle w:val="Titre1"/>
+        <w:pStyle w:val="Kop1"/>
       </w:pPr>
       <w:r>
         <w:t>16. Conclusie</w:t>
@@ -9578,37 +7528,8 @@
         <w:spacing w:after="120" w:line="300" w:lineRule="auto"/>
         <w:jc w:val="both"/>
       </w:pPr>
-      <w:proofErr w:type="spellStart"/>
-      <w:r>
-        <w:t>PingFin</w:t>
-      </w:r>
-      <w:proofErr w:type="spellEnd"/>
-      <w:r>
-        <w:t xml:space="preserve"> werd succesvol opgeleverd: twee onafhankelijk draaiende banken die zowel intern als extern betalingen kunnen verwerken, met een volledige set </w:t>
-      </w:r>
-      <w:proofErr w:type="spellStart"/>
-      <w:r>
-        <w:t>use</w:t>
-      </w:r>
-      <w:proofErr w:type="spellEnd"/>
-      <w:r>
-        <w:t xml:space="preserve"> cases en </w:t>
-      </w:r>
-      <w:proofErr w:type="spellStart"/>
-      <w:r>
-        <w:t>exceptions</w:t>
-      </w:r>
-      <w:proofErr w:type="spellEnd"/>
-      <w:r>
-        <w:t xml:space="preserve"> afgedekt, geautomatiseerde tests, live </w:t>
-      </w:r>
-      <w:proofErr w:type="spellStart"/>
-      <w:r>
-        <w:t>deployment</w:t>
-      </w:r>
-      <w:proofErr w:type="spellEnd"/>
-      <w:r>
-        <w:t xml:space="preserve"> op Railway, en cross-team interoperabiliteit met meer dan duizend uitgewisselde bevestigingen.</w:t>
+      <w:r>
+        <w:t>PingFin werd succesvol opgeleverd: twee onafhankelijk draaiende banken die zowel intern als extern betalingen kunnen verwerken, met een volledige set use cases en exceptions afgedekt, geautomatiseerde tests, live deployment op Railway, en cross-team interoperabiliteit met meer dan duizend uitgewisselde bevestigingen.</w:t>
       </w:r>
     </w:p>
     <w:p>
@@ -9617,15 +7538,7 @@
         <w:jc w:val="both"/>
       </w:pPr>
       <w:r>
-        <w:t xml:space="preserve">Het project heeft het team niet enkel geleerd hoe een gedistribueerd betaalsysteem in elkaar zit, maar vooral hoe belangrijk vroege integratietesten, defensieve validatie, atomische transacties en live </w:t>
-      </w:r>
-      <w:proofErr w:type="spellStart"/>
-      <w:r>
-        <w:t>observability</w:t>
-      </w:r>
-      <w:proofErr w:type="spellEnd"/>
-      <w:r>
-        <w:t xml:space="preserve"> zijn in een omgeving waar meerdere teams parallel ontwikkelen.</w:t>
+        <w:t>Het project heeft het team niet enkel geleerd hoe een gedistribueerd betaalsysteem in elkaar zit, maar vooral hoe belangrijk vroege integratietesten, defensieve validatie, atomische transacties en live observability zijn in een omgeving waar meerdere teams parallel ontwikkelen.</w:t>
       </w:r>
     </w:p>
     <w:p>
@@ -9771,23 +7684,13 @@
     <w:pPr>
       <w:jc w:val="right"/>
     </w:pPr>
-    <w:proofErr w:type="spellStart"/>
     <w:r>
       <w:rPr>
         <w:color w:val="5A6270"/>
         <w:sz w:val="18"/>
         <w:szCs w:val="18"/>
       </w:rPr>
-      <w:t>PingFin</w:t>
-    </w:r>
-    <w:proofErr w:type="spellEnd"/>
-    <w:r>
-      <w:rPr>
-        <w:color w:val="5A6270"/>
-        <w:sz w:val="18"/>
-        <w:szCs w:val="18"/>
-      </w:rPr>
-      <w:t xml:space="preserve"> · Team 20 · Eindverslag</w:t>
+      <w:t>PingFin · Team 20 · Eindverslag</w:t>
     </w:r>
   </w:p>
 </w:hdr>
@@ -10401,11 +8304,11 @@
     <w:lsdException w:name="Unresolved Mention" w:semiHidden="1" w:unhideWhenUsed="1"/>
     <w:lsdException w:name="Smart Link" w:semiHidden="1" w:unhideWhenUsed="1"/>
   </w:latentStyles>
-  <w:style w:type="paragraph" w:default="1" w:styleId="Normal">
+  <w:style w:type="paragraph" w:default="1" w:styleId="Standaard">
     <w:name w:val="Normal"/>
     <w:qFormat/>
   </w:style>
-  <w:style w:type="paragraph" w:styleId="Titre1">
+  <w:style w:type="paragraph" w:styleId="Kop1">
     <w:name w:val="heading 1"/>
     <w:uiPriority w:val="9"/>
     <w:qFormat/>
@@ -10421,7 +8324,7 @@
       <w:szCs w:val="36"/>
     </w:rPr>
   </w:style>
-  <w:style w:type="paragraph" w:styleId="Titre2">
+  <w:style w:type="paragraph" w:styleId="Kop2">
     <w:name w:val="heading 2"/>
     <w:uiPriority w:val="9"/>
     <w:unhideWhenUsed/>
@@ -10438,7 +8341,7 @@
       <w:szCs w:val="28"/>
     </w:rPr>
   </w:style>
-  <w:style w:type="paragraph" w:styleId="Titre3">
+  <w:style w:type="paragraph" w:styleId="Kop3">
     <w:name w:val="heading 3"/>
     <w:uiPriority w:val="9"/>
     <w:semiHidden/>
@@ -10456,7 +8359,7 @@
       <w:szCs w:val="24"/>
     </w:rPr>
   </w:style>
-  <w:style w:type="paragraph" w:styleId="Titre4">
+  <w:style w:type="paragraph" w:styleId="Kop4">
     <w:name w:val="heading 4"/>
     <w:uiPriority w:val="9"/>
     <w:semiHidden/>
@@ -10471,7 +8374,7 @@
       <w:color w:val="2E74B5"/>
     </w:rPr>
   </w:style>
-  <w:style w:type="paragraph" w:styleId="Titre5">
+  <w:style w:type="paragraph" w:styleId="Kop5">
     <w:name w:val="heading 5"/>
     <w:uiPriority w:val="9"/>
     <w:semiHidden/>
@@ -10484,7 +8387,7 @@
       <w:color w:val="2E74B5"/>
     </w:rPr>
   </w:style>
-  <w:style w:type="paragraph" w:styleId="Titre6">
+  <w:style w:type="paragraph" w:styleId="Kop6">
     <w:name w:val="heading 6"/>
     <w:uiPriority w:val="9"/>
     <w:semiHidden/>
@@ -10497,13 +8400,13 @@
       <w:color w:val="1F4D78"/>
     </w:rPr>
   </w:style>
-  <w:style w:type="character" w:default="1" w:styleId="Policepardfaut">
+  <w:style w:type="character" w:default="1" w:styleId="Standaardalinea-lettertype">
     <w:name w:val="Default Paragraph Font"/>
     <w:uiPriority w:val="1"/>
     <w:semiHidden/>
     <w:unhideWhenUsed/>
   </w:style>
-  <w:style w:type="table" w:default="1" w:styleId="TableauNormal">
+  <w:style w:type="table" w:default="1" w:styleId="Standaardtabel">
     <w:name w:val="Normal Table"/>
     <w:uiPriority w:val="99"/>
     <w:semiHidden/>
@@ -10518,13 +8421,13 @@
       </w:tblCellMar>
     </w:tblPr>
   </w:style>
-  <w:style w:type="numbering" w:default="1" w:styleId="Aucuneliste">
+  <w:style w:type="numbering" w:default="1" w:styleId="Geenlijst">
     <w:name w:val="No List"/>
     <w:uiPriority w:val="99"/>
     <w:semiHidden/>
     <w:unhideWhenUsed/>
   </w:style>
-  <w:style w:type="paragraph" w:styleId="Titre">
+  <w:style w:type="paragraph" w:styleId="Titel">
     <w:name w:val="Title"/>
     <w:uiPriority w:val="10"/>
     <w:qFormat/>
@@ -10541,11 +8444,11 @@
       <w:bCs/>
     </w:rPr>
   </w:style>
-  <w:style w:type="paragraph" w:styleId="Paragraphedeliste">
+  <w:style w:type="paragraph" w:styleId="Lijstalinea">
     <w:name w:val="List Paragraph"/>
     <w:qFormat/>
   </w:style>
-  <w:style w:type="character" w:styleId="Lienhypertexte">
+  <w:style w:type="character" w:styleId="Hyperlink">
     <w:name w:val="Hyperlink"/>
     <w:uiPriority w:val="99"/>
     <w:unhideWhenUsed/>
@@ -10554,7 +8457,7 @@
       <w:u w:val="single"/>
     </w:rPr>
   </w:style>
-  <w:style w:type="character" w:styleId="Appelnotedebasdep">
+  <w:style w:type="character" w:styleId="Voetnootmarkering">
     <w:name w:val="footnote reference"/>
     <w:uiPriority w:val="99"/>
     <w:semiHidden/>
@@ -10563,9 +8466,9 @@
       <w:vertAlign w:val="superscript"/>
     </w:rPr>
   </w:style>
-  <w:style w:type="paragraph" w:styleId="Notedebasdepage">
+  <w:style w:type="paragraph" w:styleId="Voetnoottekst">
     <w:name w:val="footnote text"/>
-    <w:link w:val="NotedebasdepageCar"/>
+    <w:link w:val="VoetnoottekstChar"/>
     <w:uiPriority w:val="99"/>
     <w:semiHidden/>
     <w:unhideWhenUsed/>
@@ -10574,9 +8477,9 @@
       <w:szCs w:val="20"/>
     </w:rPr>
   </w:style>
-  <w:style w:type="character" w:customStyle="1" w:styleId="NotedebasdepageCar">
-    <w:name w:val="Note de bas de page Car"/>
-    <w:link w:val="Notedebasdepage"/>
+  <w:style w:type="character" w:customStyle="1" w:styleId="VoetnoottekstChar">
+    <w:name w:val="Voetnoottekst Char"/>
+    <w:link w:val="Voetnoottekst"/>
     <w:uiPriority w:val="99"/>
     <w:semiHidden/>
     <w:unhideWhenUsed/>
@@ -10585,7 +8488,7 @@
       <w:szCs w:val="20"/>
     </w:rPr>
   </w:style>
-  <w:style w:type="character" w:styleId="Appeldenotedefin">
+  <w:style w:type="character" w:styleId="Eindnootmarkering">
     <w:name w:val="endnote reference"/>
     <w:uiPriority w:val="99"/>
     <w:semiHidden/>
@@ -10594,9 +8497,9 @@
       <w:vertAlign w:val="superscript"/>
     </w:rPr>
   </w:style>
-  <w:style w:type="paragraph" w:styleId="Notedefin">
+  <w:style w:type="paragraph" w:styleId="Eindnoottekst">
     <w:name w:val="endnote text"/>
-    <w:link w:val="NotedefinCar"/>
+    <w:link w:val="EindnoottekstChar"/>
     <w:uiPriority w:val="99"/>
     <w:semiHidden/>
     <w:unhideWhenUsed/>
@@ -10605,9 +8508,9 @@
       <w:szCs w:val="20"/>
     </w:rPr>
   </w:style>
-  <w:style w:type="character" w:customStyle="1" w:styleId="NotedefinCar">
-    <w:name w:val="Note de fin Car"/>
-    <w:link w:val="Notedefin"/>
+  <w:style w:type="character" w:customStyle="1" w:styleId="EindnoottekstChar">
+    <w:name w:val="Eindnoottekst Char"/>
+    <w:link w:val="Eindnoottekst"/>
     <w:uiPriority w:val="99"/>
     <w:semiHidden/>
     <w:unhideWhenUsed/>
